--- a/DOCUMENTATION- how was all created.docx
+++ b/DOCUMENTATION- how was all created.docx
@@ -100,6 +100,15 @@
           <w:szCs w:val="32"/>
         </w:rPr>
       </w:pPr>
+      <w:r>
+        <w:rPr>
+          <w:b/>
+          <w:bCs/>
+          <w:sz w:val="32"/>
+          <w:szCs w:val="32"/>
+        </w:rPr>
+        <w:t xml:space="preserve">  </w:t>
+      </w:r>
     </w:p>
     <w:p>
       <w:pPr>
@@ -3503,6 +3512,7 @@
         <w:rPr>
           <w:b/>
           <w:bCs/>
+          <w:noProof/>
           <w:color w:val="2F5496" w:themeColor="accent1" w:themeShade="BF"/>
         </w:rPr>
         <w:drawing>
@@ -3764,6 +3774,7 @@
         <w:rPr>
           <w:b/>
           <w:bCs/>
+          <w:noProof/>
           <w:color w:val="2F5496" w:themeColor="accent1" w:themeShade="BF"/>
         </w:rPr>
         <w:drawing>
@@ -16739,6 +16750,7 @@
   <w:style w:type="character" w:default="1" w:styleId="DefaultParagraphFont">
     <w:name w:val="Default Paragraph Font"/>
     <w:uiPriority w:val="1"/>
+    <w:semiHidden/>
     <w:unhideWhenUsed/>
   </w:style>
   <w:style w:type="table" w:default="1" w:styleId="TableNormal">

--- a/DOCUMENTATION- how was all created.docx
+++ b/DOCUMENTATION- how was all created.docx
@@ -4624,13 +4624,6519 @@
           <w:bCs/>
         </w:rPr>
       </w:pPr>
+    </w:p>
+    <w:p>
+      <w:pPr>
+        <w:pStyle w:val="NoSpacing"/>
+        <w:rPr>
+          <w:b/>
+          <w:bCs/>
+        </w:rPr>
+      </w:pPr>
+      <w:r>
+        <w:rPr>
+          <w:b/>
+          <w:bCs/>
+        </w:rPr>
+        <w:t>If has this error in cmmd</w:t>
+      </w:r>
+    </w:p>
+    <w:p>
+      <w:pPr>
+        <w:pStyle w:val="NoSpacing"/>
+        <w:rPr>
+          <w:b/>
+          <w:bCs/>
+        </w:rPr>
+      </w:pPr>
+      <w:r>
+        <w:rPr>
+          <w:b/>
+          <w:bCs/>
+        </w:rPr>
+        <w:drawing>
+          <wp:inline distT="0" distB="0" distL="0" distR="0" wp14:anchorId="0F82FAA4" wp14:editId="3E4BD2CF">
+            <wp:extent cx="5943600" cy="379730"/>
+            <wp:effectExtent l="0" t="0" r="0" b="1270"/>
+            <wp:docPr id="1961985505" name="Picture 1"/>
+            <wp:cNvGraphicFramePr>
+              <a:graphicFrameLocks xmlns:a="http://schemas.openxmlformats.org/drawingml/2006/main" noChangeAspect="1"/>
+            </wp:cNvGraphicFramePr>
+            <a:graphic xmlns:a="http://schemas.openxmlformats.org/drawingml/2006/main">
+              <a:graphicData uri="http://schemas.openxmlformats.org/drawingml/2006/picture">
+                <pic:pic xmlns:pic="http://schemas.openxmlformats.org/drawingml/2006/picture">
+                  <pic:nvPicPr>
+                    <pic:cNvPr id="1961985505" name=""/>
+                    <pic:cNvPicPr/>
+                  </pic:nvPicPr>
+                  <pic:blipFill>
+                    <a:blip r:embed="rId7"/>
+                    <a:stretch>
+                      <a:fillRect/>
+                    </a:stretch>
+                  </pic:blipFill>
+                  <pic:spPr>
+                    <a:xfrm>
+                      <a:off x="0" y="0"/>
+                      <a:ext cx="5943600" cy="379730"/>
+                    </a:xfrm>
+                    <a:prstGeom prst="rect">
+                      <a:avLst/>
+                    </a:prstGeom>
+                  </pic:spPr>
+                </pic:pic>
+              </a:graphicData>
+            </a:graphic>
+          </wp:inline>
+        </w:drawing>
+      </w:r>
+    </w:p>
+    <w:p>
+      <w:pPr>
+        <w:pStyle w:val="NoSpacing"/>
+        <w:rPr>
+          <w:b/>
+          <w:bCs/>
+        </w:rPr>
+      </w:pPr>
+      <w:r>
+        <w:rPr>
+          <w:b/>
+          <w:bCs/>
+        </w:rPr>
+        <w:t xml:space="preserve"> run the cmds:</w:t>
+      </w:r>
+    </w:p>
+    <w:p>
+      <w:pPr>
+        <w:pStyle w:val="NoSpacing"/>
+        <w:rPr>
+          <w:b/>
+          <w:bCs/>
+        </w:rPr>
+      </w:pPr>
+      <w:r>
+        <w:rPr>
+          <w:b/>
+          <w:bCs/>
+        </w:rPr>
+        <w:t>npm install</w:t>
+      </w:r>
+    </w:p>
+    <w:p>
+      <w:pPr>
+        <w:pStyle w:val="NoSpacing"/>
+        <w:rPr>
+          <w:b/>
+          <w:bCs/>
+        </w:rPr>
+      </w:pPr>
+      <w:r>
+        <w:rPr>
+          <w:b/>
+          <w:bCs/>
+        </w:rPr>
+        <w:t>npm run dev:ssr</w:t>
+      </w:r>
+    </w:p>
+    <w:p>
+      <w:pPr>
+        <w:pStyle w:val="NoSpacing"/>
+        <w:rPr>
+          <w:b/>
+          <w:bCs/>
+        </w:rPr>
+      </w:pPr>
+    </w:p>
+    <w:p>
+      <w:pPr>
+        <w:pStyle w:val="NoSpacing"/>
+        <w:rPr>
+          <w:b/>
+          <w:bCs/>
+        </w:rPr>
+      </w:pPr>
+    </w:p>
+    <w:p>
+      <w:pPr>
+        <w:pStyle w:val="NoSpacing"/>
+        <w:rPr>
+          <w:b/>
+          <w:bCs/>
+        </w:rPr>
+      </w:pPr>
+      <w:r>
+        <w:rPr>
+          <w:b/>
+          <w:bCs/>
+        </w:rPr>
+        <w:t>if error</w:t>
+      </w:r>
+    </w:p>
+    <w:p>
+      <w:pPr>
+        <w:pStyle w:val="NoSpacing"/>
+        <w:rPr>
+          <w:b/>
+          <w:bCs/>
+        </w:rPr>
+      </w:pPr>
+      <w:r>
+        <w:rPr>
+          <w:b/>
+          <w:bCs/>
+        </w:rPr>
+        <w:drawing>
+          <wp:inline distT="0" distB="0" distL="0" distR="0" wp14:anchorId="18DF68B0" wp14:editId="64B3AE06">
+            <wp:extent cx="5943600" cy="1248410"/>
+            <wp:effectExtent l="0" t="0" r="0" b="8890"/>
+            <wp:docPr id="30770860" name="Picture 1"/>
+            <wp:cNvGraphicFramePr>
+              <a:graphicFrameLocks xmlns:a="http://schemas.openxmlformats.org/drawingml/2006/main" noChangeAspect="1"/>
+            </wp:cNvGraphicFramePr>
+            <a:graphic xmlns:a="http://schemas.openxmlformats.org/drawingml/2006/main">
+              <a:graphicData uri="http://schemas.openxmlformats.org/drawingml/2006/picture">
+                <pic:pic xmlns:pic="http://schemas.openxmlformats.org/drawingml/2006/picture">
+                  <pic:nvPicPr>
+                    <pic:cNvPr id="30770860" name=""/>
+                    <pic:cNvPicPr/>
+                  </pic:nvPicPr>
+                  <pic:blipFill>
+                    <a:blip r:embed="rId8"/>
+                    <a:stretch>
+                      <a:fillRect/>
+                    </a:stretch>
+                  </pic:blipFill>
+                  <pic:spPr>
+                    <a:xfrm>
+                      <a:off x="0" y="0"/>
+                      <a:ext cx="5943600" cy="1248410"/>
+                    </a:xfrm>
+                    <a:prstGeom prst="rect">
+                      <a:avLst/>
+                    </a:prstGeom>
+                  </pic:spPr>
+                </pic:pic>
+              </a:graphicData>
+            </a:graphic>
+          </wp:inline>
+        </w:drawing>
+      </w:r>
+    </w:p>
+    <w:p>
+      <w:pPr>
+        <w:pStyle w:val="NoSpacing"/>
+        <w:rPr>
+          <w:b/>
+          <w:bCs/>
+        </w:rPr>
+      </w:pPr>
+    </w:p>
+    <w:p>
+      <w:pPr>
+        <w:pStyle w:val="NoSpacing"/>
+        <w:rPr>
+          <w:b/>
+          <w:bCs/>
+        </w:rPr>
+      </w:pPr>
+      <w:r>
+        <w:rPr>
+          <w:b/>
+          <w:bCs/>
+        </w:rPr>
+        <w:t>1</w:t>
+      </w:r>
+      <w:r>
+        <w:rPr>
+          <w:b/>
+          <w:bCs/>
+        </w:rPr>
+        <w:t>Check in avada-businesss for Angular if these files exist</w:t>
+      </w:r>
+    </w:p>
+    <w:p>
+      <w:pPr>
+        <w:pStyle w:val="NoSpacing"/>
+        <w:rPr>
+          <w:b/>
+          <w:bCs/>
+        </w:rPr>
+      </w:pPr>
+      <w:r>
+        <w:rPr>
+          <w:b/>
+          <w:bCs/>
+        </w:rPr>
+        <w:t>Now confirm if these files/folders were created:</w:t>
+      </w:r>
+    </w:p>
+    <w:p>
+      <w:pPr>
+        <w:pStyle w:val="NoSpacing"/>
+        <w:numPr>
+          <w:ilvl w:val="0"/>
+          <w:numId w:val="30"/>
+        </w:numPr>
+        <w:rPr>
+          <w:b/>
+          <w:bCs/>
+        </w:rPr>
+      </w:pPr>
+      <w:r>
+        <w:rPr>
+          <w:b/>
+          <w:bCs/>
+        </w:rPr>
+        <w:t>src/main.server.ts</w:t>
+      </w:r>
+    </w:p>
+    <w:p>
+      <w:pPr>
+        <w:pStyle w:val="NoSpacing"/>
+        <w:numPr>
+          <w:ilvl w:val="0"/>
+          <w:numId w:val="30"/>
+        </w:numPr>
+        <w:rPr>
+          <w:b/>
+          <w:bCs/>
+        </w:rPr>
+      </w:pPr>
+      <w:r>
+        <w:rPr>
+          <w:b/>
+          <w:bCs/>
+        </w:rPr>
+        <w:t>src/app/app.server.module.ts</w:t>
+      </w:r>
+    </w:p>
+    <w:p>
+      <w:pPr>
+        <w:pStyle w:val="NoSpacing"/>
+        <w:numPr>
+          <w:ilvl w:val="0"/>
+          <w:numId w:val="30"/>
+        </w:numPr>
+        <w:rPr>
+          <w:b/>
+          <w:bCs/>
+        </w:rPr>
+      </w:pPr>
+      <w:r>
+        <w:rPr>
+          <w:b/>
+          <w:bCs/>
+        </w:rPr>
+        <w:t>server.ts</w:t>
+      </w:r>
+    </w:p>
+    <w:p>
+      <w:pPr>
+        <w:pStyle w:val="NoSpacing"/>
+        <w:numPr>
+          <w:ilvl w:val="0"/>
+          <w:numId w:val="30"/>
+        </w:numPr>
+        <w:rPr>
+          <w:b/>
+          <w:bCs/>
+        </w:rPr>
+      </w:pPr>
+    </w:p>
+    <w:p>
+      <w:pPr>
+        <w:pStyle w:val="NoSpacing"/>
+        <w:rPr>
+          <w:b/>
+          <w:bCs/>
+        </w:rPr>
+      </w:pPr>
+      <w:r>
+        <w:rPr>
+          <w:b/>
+          <w:bCs/>
+        </w:rPr>
+        <w:t>2</w:t>
+      </w:r>
+      <w:r>
+        <w:rPr>
+          <w:b/>
+          <w:bCs/>
+        </w:rPr>
+        <w:t>If missing, from folder avada-business</w:t>
+      </w:r>
+    </w:p>
+    <w:p>
+      <w:pPr>
+        <w:pStyle w:val="NoSpacing"/>
+        <w:rPr>
+          <w:b/>
+          <w:bCs/>
+        </w:rPr>
+      </w:pPr>
+      <w:r>
+        <w:rPr>
+          <w:b/>
+          <w:bCs/>
+        </w:rPr>
+        <w:t>RUN</w:t>
+      </w:r>
+    </w:p>
+    <w:p>
+      <w:pPr>
+        <w:pStyle w:val="NoSpacing"/>
+        <w:rPr>
+          <w:b/>
+          <w:bCs/>
+        </w:rPr>
+      </w:pPr>
+      <w:r>
+        <w:rPr>
+          <w:b/>
+          <w:bCs/>
+        </w:rPr>
+        <w:t>ng add @nguniversal/express-engine</w:t>
+      </w:r>
+    </w:p>
+    <w:p>
+      <w:pPr>
+        <w:pStyle w:val="NoSpacing"/>
+        <w:rPr>
+          <w:b/>
+          <w:bCs/>
+        </w:rPr>
+      </w:pPr>
+    </w:p>
+    <w:p>
+      <w:pPr>
+        <w:pStyle w:val="NoSpacing"/>
+        <w:rPr>
+          <w:b/>
+          <w:bCs/>
+        </w:rPr>
+      </w:pPr>
+      <w:r>
+        <w:rPr>
+          <w:b/>
+          <w:bCs/>
+        </w:rPr>
+        <w:t>3 if error again</w:t>
+      </w:r>
+    </w:p>
+    <w:p>
+      <w:pPr>
+        <w:pStyle w:val="NoSpacing"/>
+        <w:rPr>
+          <w:b/>
+          <w:bCs/>
+        </w:rPr>
+      </w:pPr>
+      <w:r>
+        <w:rPr>
+          <w:b/>
+          <w:bCs/>
+        </w:rPr>
+        <w:t>Create app.server.module.ts</w:t>
+      </w:r>
+    </w:p>
+    <w:p>
+      <w:pPr>
+        <w:pStyle w:val="NoSpacing"/>
+        <w:rPr>
+          <w:b/>
+          <w:bCs/>
+        </w:rPr>
+      </w:pPr>
       <w:r>
         <w:rPr>
           <w:rFonts w:ascii="Segoe UI Emoji" w:hAnsi="Segoe UI Emoji" w:cs="Segoe UI Emoji"/>
           <w:b/>
           <w:bCs/>
         </w:rPr>
+        <w:t>📄</w:t>
+      </w:r>
+      <w:r>
+        <w:rPr>
+          <w:b/>
+          <w:bCs/>
+        </w:rPr>
+        <w:t xml:space="preserve"> File: src/app/app.server.module.ts</w:t>
+      </w:r>
+    </w:p>
+    <w:p>
+      <w:pPr>
+        <w:pStyle w:val="NoSpacing"/>
+        <w:rPr>
+          <w:b/>
+          <w:bCs/>
+        </w:rPr>
+      </w:pPr>
+    </w:p>
+    <w:p>
+      <w:pPr>
+        <w:pStyle w:val="NoSpacing"/>
+        <w:rPr>
+          <w:b/>
+          <w:bCs/>
+        </w:rPr>
+      </w:pPr>
+      <w:r>
+        <w:rPr>
+          <w:b/>
+          <w:bCs/>
+        </w:rPr>
+        <w:t xml:space="preserve">   WRITE code:</w:t>
+      </w:r>
+    </w:p>
+    <w:p>
+      <w:pPr>
+        <w:pStyle w:val="NoSpacing"/>
+      </w:pPr>
+      <w:r>
+        <w:t>import { NgModule } from '@angular/core';</w:t>
+      </w:r>
+    </w:p>
+    <w:p>
+      <w:pPr>
+        <w:pStyle w:val="NoSpacing"/>
+      </w:pPr>
+      <w:r>
+        <w:t>import { ServerModule } from '@angular/platform-server';</w:t>
+      </w:r>
+    </w:p>
+    <w:p>
+      <w:pPr>
+        <w:pStyle w:val="NoSpacing"/>
+      </w:pPr>
+    </w:p>
+    <w:p>
+      <w:pPr>
+        <w:pStyle w:val="NoSpacing"/>
+      </w:pPr>
+      <w:r>
+        <w:t>import { AppModule } from './app.module';</w:t>
+      </w:r>
+    </w:p>
+    <w:p>
+      <w:pPr>
+        <w:pStyle w:val="NoSpacing"/>
+      </w:pPr>
+      <w:r>
+        <w:t>import { AppComponent } from './app.component';</w:t>
+      </w:r>
+    </w:p>
+    <w:p>
+      <w:pPr>
+        <w:pStyle w:val="NoSpacing"/>
+      </w:pPr>
+    </w:p>
+    <w:p>
+      <w:pPr>
+        <w:pStyle w:val="NoSpacing"/>
+      </w:pPr>
+      <w:r>
+        <w:t>@NgModule({</w:t>
+      </w:r>
+    </w:p>
+    <w:p>
+      <w:pPr>
+        <w:pStyle w:val="NoSpacing"/>
+      </w:pPr>
+      <w:r>
+        <w:t xml:space="preserve">  imports: [</w:t>
+      </w:r>
+    </w:p>
+    <w:p>
+      <w:pPr>
+        <w:pStyle w:val="NoSpacing"/>
+      </w:pPr>
+      <w:r>
+        <w:t xml:space="preserve">    AppModule,</w:t>
+      </w:r>
+    </w:p>
+    <w:p>
+      <w:pPr>
+        <w:pStyle w:val="NoSpacing"/>
+      </w:pPr>
+      <w:r>
+        <w:t xml:space="preserve">    ServerModule,</w:t>
+      </w:r>
+    </w:p>
+    <w:p>
+      <w:pPr>
+        <w:pStyle w:val="NoSpacing"/>
+      </w:pPr>
+      <w:r>
+        <w:t xml:space="preserve">  ],</w:t>
+      </w:r>
+    </w:p>
+    <w:p>
+      <w:pPr>
+        <w:pStyle w:val="NoSpacing"/>
+      </w:pPr>
+      <w:r>
         <w:lastRenderedPageBreak/>
+        <w:t xml:space="preserve">  bootstrap: [AppComponent],</w:t>
+      </w:r>
+    </w:p>
+    <w:p>
+      <w:pPr>
+        <w:pStyle w:val="NoSpacing"/>
+      </w:pPr>
+      <w:r>
+        <w:t>})</w:t>
+      </w:r>
+    </w:p>
+    <w:p>
+      <w:pPr>
+        <w:pStyle w:val="NoSpacing"/>
+      </w:pPr>
+      <w:r>
+        <w:t>export class AppServerModule {}</w:t>
+      </w:r>
+    </w:p>
+    <w:p>
+      <w:pPr>
+        <w:pStyle w:val="NoSpacing"/>
+        <w:rPr>
+          <w:b/>
+          <w:bCs/>
+        </w:rPr>
+      </w:pPr>
+    </w:p>
+    <w:p>
+      <w:pPr>
+        <w:pStyle w:val="NoSpacing"/>
+        <w:rPr>
+          <w:b/>
+          <w:bCs/>
+        </w:rPr>
+      </w:pPr>
+    </w:p>
+    <w:p>
+      <w:pPr>
+        <w:pStyle w:val="NoSpacing"/>
+        <w:rPr>
+          <w:b/>
+          <w:bCs/>
+        </w:rPr>
+      </w:pPr>
+    </w:p>
+    <w:p>
+      <w:pPr>
+        <w:pStyle w:val="NoSpacing"/>
+        <w:rPr>
+          <w:b/>
+          <w:bCs/>
+        </w:rPr>
+      </w:pPr>
+      <w:r>
+        <w:rPr>
+          <w:b/>
+          <w:bCs/>
+        </w:rPr>
+        <w:t>4️</w:t>
+      </w:r>
+      <w:r>
+        <w:rPr>
+          <w:rFonts w:ascii="Segoe UI Symbol" w:hAnsi="Segoe UI Symbol" w:cs="Segoe UI Symbol"/>
+          <w:b/>
+          <w:bCs/>
+        </w:rPr>
+        <w:t>⃣</w:t>
+      </w:r>
+      <w:r>
+        <w:rPr>
+          <w:b/>
+          <w:bCs/>
+        </w:rPr>
+        <w:t xml:space="preserve"> Update angular.json</w:t>
+      </w:r>
+    </w:p>
+    <w:p>
+      <w:pPr>
+        <w:pStyle w:val="NoSpacing"/>
+        <w:rPr>
+          <w:b/>
+          <w:bCs/>
+        </w:rPr>
+      </w:pPr>
+      <w:r>
+        <w:rPr>
+          <w:b/>
+          <w:bCs/>
+        </w:rPr>
+        <w:t>Look f angular.json and ensure these exist under architect</w:t>
+      </w:r>
+    </w:p>
+    <w:p>
+      <w:pPr>
+        <w:pStyle w:val="NoSpacing"/>
+        <w:rPr>
+          <w:b/>
+          <w:bCs/>
+        </w:rPr>
+      </w:pPr>
+      <w:r>
+        <w:rPr>
+          <w:b/>
+          <w:bCs/>
+        </w:rPr>
+        <w:t>Write</w:t>
+      </w:r>
+    </w:p>
+    <w:p>
+      <w:pPr>
+        <w:pStyle w:val="NoSpacing"/>
+      </w:pPr>
+      <w:r>
+        <w:t>{</w:t>
+      </w:r>
+    </w:p>
+    <w:p>
+      <w:pPr>
+        <w:pStyle w:val="NoSpacing"/>
+      </w:pPr>
+      <w:r>
+        <w:t xml:space="preserve">  "$schema": "./node_modules/@angular/cli/lib/config/schema.json",</w:t>
+      </w:r>
+    </w:p>
+    <w:p>
+      <w:pPr>
+        <w:pStyle w:val="NoSpacing"/>
+      </w:pPr>
+      <w:r>
+        <w:t xml:space="preserve">  "version": 1,</w:t>
+      </w:r>
+    </w:p>
+    <w:p>
+      <w:pPr>
+        <w:pStyle w:val="NoSpacing"/>
+      </w:pPr>
+      <w:r>
+        <w:t xml:space="preserve">  "newProjectRoot": "projects",</w:t>
+      </w:r>
+    </w:p>
+    <w:p>
+      <w:pPr>
+        <w:pStyle w:val="NoSpacing"/>
+      </w:pPr>
+      <w:r>
+        <w:t xml:space="preserve">  "projects": {</w:t>
+      </w:r>
+    </w:p>
+    <w:p>
+      <w:pPr>
+        <w:pStyle w:val="NoSpacing"/>
+      </w:pPr>
+      <w:r>
+        <w:t xml:space="preserve">    "avada-business": {</w:t>
+      </w:r>
+    </w:p>
+    <w:p>
+      <w:pPr>
+        <w:pStyle w:val="NoSpacing"/>
+      </w:pPr>
+      <w:r>
+        <w:t xml:space="preserve">      "projectType": "application",</w:t>
+      </w:r>
+    </w:p>
+    <w:p>
+      <w:pPr>
+        <w:pStyle w:val="NoSpacing"/>
+      </w:pPr>
+      <w:r>
+        <w:t xml:space="preserve">      "schematics": {</w:t>
+      </w:r>
+    </w:p>
+    <w:p>
+      <w:pPr>
+        <w:pStyle w:val="NoSpacing"/>
+      </w:pPr>
+      <w:r>
+        <w:t xml:space="preserve">        "@schematics/angular:component": {</w:t>
+      </w:r>
+    </w:p>
+    <w:p>
+      <w:pPr>
+        <w:pStyle w:val="NoSpacing"/>
+      </w:pPr>
+      <w:r>
+        <w:t xml:space="preserve">          "style": "scss"</w:t>
+      </w:r>
+    </w:p>
+    <w:p>
+      <w:pPr>
+        <w:pStyle w:val="NoSpacing"/>
+      </w:pPr>
+      <w:r>
+        <w:t xml:space="preserve">        }</w:t>
+      </w:r>
+    </w:p>
+    <w:p>
+      <w:pPr>
+        <w:pStyle w:val="NoSpacing"/>
+      </w:pPr>
+      <w:r>
+        <w:t xml:space="preserve">      },</w:t>
+      </w:r>
+    </w:p>
+    <w:p>
+      <w:pPr>
+        <w:pStyle w:val="NoSpacing"/>
+      </w:pPr>
+      <w:r>
+        <w:t xml:space="preserve">      "root": "",</w:t>
+      </w:r>
+    </w:p>
+    <w:p>
+      <w:pPr>
+        <w:pStyle w:val="NoSpacing"/>
+      </w:pPr>
+      <w:r>
+        <w:t xml:space="preserve">      "sourceRoot": "src",</w:t>
+      </w:r>
+    </w:p>
+    <w:p>
+      <w:pPr>
+        <w:pStyle w:val="NoSpacing"/>
+      </w:pPr>
+      <w:r>
+        <w:t xml:space="preserve">      "prefix": "app",</w:t>
+      </w:r>
+    </w:p>
+    <w:p>
+      <w:pPr>
+        <w:pStyle w:val="NoSpacing"/>
+      </w:pPr>
+      <w:r>
+        <w:t xml:space="preserve">      "architect": {</w:t>
+      </w:r>
+    </w:p>
+    <w:p>
+      <w:pPr>
+        <w:pStyle w:val="NoSpacing"/>
+      </w:pPr>
+      <w:r>
+        <w:t xml:space="preserve">        "build": {</w:t>
+      </w:r>
+    </w:p>
+    <w:p>
+      <w:pPr>
+        <w:pStyle w:val="NoSpacing"/>
+      </w:pPr>
+      <w:r>
+        <w:t xml:space="preserve">          "builder": "@angular-devkit/build-angular:application",</w:t>
+      </w:r>
+    </w:p>
+    <w:p>
+      <w:pPr>
+        <w:pStyle w:val="NoSpacing"/>
+      </w:pPr>
+      <w:r>
+        <w:t xml:space="preserve">          "options": {</w:t>
+      </w:r>
+    </w:p>
+    <w:p>
+      <w:pPr>
+        <w:pStyle w:val="NoSpacing"/>
+      </w:pPr>
+      <w:r>
+        <w:t xml:space="preserve">            "outputPath": "dist/avada-business/browser",</w:t>
+      </w:r>
+    </w:p>
+    <w:p>
+      <w:pPr>
+        <w:pStyle w:val="NoSpacing"/>
+      </w:pPr>
+      <w:r>
+        <w:t xml:space="preserve">            "index": "src/index.html",</w:t>
+      </w:r>
+    </w:p>
+    <w:p>
+      <w:pPr>
+        <w:pStyle w:val="NoSpacing"/>
+      </w:pPr>
+      <w:r>
+        <w:t xml:space="preserve">            "main": "src/main.ts",</w:t>
+      </w:r>
+    </w:p>
+    <w:p>
+      <w:pPr>
+        <w:pStyle w:val="NoSpacing"/>
+      </w:pPr>
+      <w:r>
+        <w:t xml:space="preserve">            "polyfills": [</w:t>
+      </w:r>
+    </w:p>
+    <w:p>
+      <w:pPr>
+        <w:pStyle w:val="NoSpacing"/>
+      </w:pPr>
+      <w:r>
+        <w:t xml:space="preserve">              "zone.js"</w:t>
+      </w:r>
+    </w:p>
+    <w:p>
+      <w:pPr>
+        <w:pStyle w:val="NoSpacing"/>
+      </w:pPr>
+      <w:r>
+        <w:t xml:space="preserve">            ],</w:t>
+      </w:r>
+    </w:p>
+    <w:p>
+      <w:pPr>
+        <w:pStyle w:val="NoSpacing"/>
+      </w:pPr>
+      <w:r>
+        <w:t xml:space="preserve">            "tsConfig": "tsconfig.app.json",</w:t>
+      </w:r>
+    </w:p>
+    <w:p>
+      <w:pPr>
+        <w:pStyle w:val="NoSpacing"/>
+      </w:pPr>
+      <w:r>
+        <w:t xml:space="preserve">            "inlineStyleLanguage": "scss",</w:t>
+      </w:r>
+    </w:p>
+    <w:p>
+      <w:pPr>
+        <w:pStyle w:val="NoSpacing"/>
+      </w:pPr>
+      <w:r>
+        <w:t xml:space="preserve">            "assets": [</w:t>
+      </w:r>
+    </w:p>
+    <w:p>
+      <w:pPr>
+        <w:pStyle w:val="NoSpacing"/>
+      </w:pPr>
+      <w:r>
+        <w:t xml:space="preserve">              {</w:t>
+      </w:r>
+    </w:p>
+    <w:p>
+      <w:pPr>
+        <w:pStyle w:val="NoSpacing"/>
+      </w:pPr>
+      <w:r>
+        <w:t xml:space="preserve">                "glob": "**/*",</w:t>
+      </w:r>
+    </w:p>
+    <w:p>
+      <w:pPr>
+        <w:pStyle w:val="NoSpacing"/>
+      </w:pPr>
+      <w:r>
+        <w:t xml:space="preserve">                "input": "public",</w:t>
+      </w:r>
+    </w:p>
+    <w:p>
+      <w:pPr>
+        <w:pStyle w:val="NoSpacing"/>
+      </w:pPr>
+      <w:r>
+        <w:t xml:space="preserve">                "output": "/"</w:t>
+      </w:r>
+    </w:p>
+    <w:p>
+      <w:pPr>
+        <w:pStyle w:val="NoSpacing"/>
+      </w:pPr>
+      <w:r>
+        <w:t xml:space="preserve">              }</w:t>
+      </w:r>
+    </w:p>
+    <w:p>
+      <w:pPr>
+        <w:pStyle w:val="NoSpacing"/>
+      </w:pPr>
+      <w:r>
+        <w:t xml:space="preserve">            ],</w:t>
+      </w:r>
+    </w:p>
+    <w:p>
+      <w:pPr>
+        <w:pStyle w:val="NoSpacing"/>
+      </w:pPr>
+      <w:r>
+        <w:t xml:space="preserve">            "styles": [</w:t>
+      </w:r>
+    </w:p>
+    <w:p>
+      <w:pPr>
+        <w:pStyle w:val="NoSpacing"/>
+      </w:pPr>
+      <w:r>
+        <w:lastRenderedPageBreak/>
+        <w:t xml:space="preserve">              "src/styles.scss"</w:t>
+      </w:r>
+    </w:p>
+    <w:p>
+      <w:pPr>
+        <w:pStyle w:val="NoSpacing"/>
+      </w:pPr>
+      <w:r>
+        <w:t xml:space="preserve">            ],</w:t>
+      </w:r>
+    </w:p>
+    <w:p>
+      <w:pPr>
+        <w:pStyle w:val="NoSpacing"/>
+      </w:pPr>
+      <w:r>
+        <w:t xml:space="preserve">            "scripts": []</w:t>
+      </w:r>
+    </w:p>
+    <w:p>
+      <w:pPr>
+        <w:pStyle w:val="NoSpacing"/>
+      </w:pPr>
+      <w:r>
+        <w:t xml:space="preserve">          },</w:t>
+      </w:r>
+    </w:p>
+    <w:p>
+      <w:pPr>
+        <w:pStyle w:val="NoSpacing"/>
+      </w:pPr>
+      <w:r>
+        <w:t xml:space="preserve">          "configurations": {</w:t>
+      </w:r>
+    </w:p>
+    <w:p>
+      <w:pPr>
+        <w:pStyle w:val="NoSpacing"/>
+      </w:pPr>
+      <w:r>
+        <w:t xml:space="preserve">            "production": {</w:t>
+      </w:r>
+    </w:p>
+    <w:p>
+      <w:pPr>
+        <w:pStyle w:val="NoSpacing"/>
+      </w:pPr>
+      <w:r>
+        <w:t xml:space="preserve">              "budgets": [</w:t>
+      </w:r>
+    </w:p>
+    <w:p>
+      <w:pPr>
+        <w:pStyle w:val="NoSpacing"/>
+      </w:pPr>
+      <w:r>
+        <w:t xml:space="preserve">                {</w:t>
+      </w:r>
+    </w:p>
+    <w:p>
+      <w:pPr>
+        <w:pStyle w:val="NoSpacing"/>
+      </w:pPr>
+      <w:r>
+        <w:t xml:space="preserve">                  "type": "initial",</w:t>
+      </w:r>
+    </w:p>
+    <w:p>
+      <w:pPr>
+        <w:pStyle w:val="NoSpacing"/>
+      </w:pPr>
+      <w:r>
+        <w:t xml:space="preserve">                  "maximumWarning": "500kb",</w:t>
+      </w:r>
+    </w:p>
+    <w:p>
+      <w:pPr>
+        <w:pStyle w:val="NoSpacing"/>
+      </w:pPr>
+      <w:r>
+        <w:t xml:space="preserve">                  "maximumError": "1mb"</w:t>
+      </w:r>
+    </w:p>
+    <w:p>
+      <w:pPr>
+        <w:pStyle w:val="NoSpacing"/>
+      </w:pPr>
+      <w:r>
+        <w:t xml:space="preserve">                },</w:t>
+      </w:r>
+    </w:p>
+    <w:p>
+      <w:pPr>
+        <w:pStyle w:val="NoSpacing"/>
+      </w:pPr>
+      <w:r>
+        <w:t xml:space="preserve">                {</w:t>
+      </w:r>
+    </w:p>
+    <w:p>
+      <w:pPr>
+        <w:pStyle w:val="NoSpacing"/>
+      </w:pPr>
+      <w:r>
+        <w:t xml:space="preserve">                  "type": "anyComponentStyle",</w:t>
+      </w:r>
+    </w:p>
+    <w:p>
+      <w:pPr>
+        <w:pStyle w:val="NoSpacing"/>
+      </w:pPr>
+      <w:r>
+        <w:t xml:space="preserve">                  "maximumWarning": "4kb",</w:t>
+      </w:r>
+    </w:p>
+    <w:p>
+      <w:pPr>
+        <w:pStyle w:val="NoSpacing"/>
+      </w:pPr>
+      <w:r>
+        <w:t xml:space="preserve">                  "maximumError": "8kb"</w:t>
+      </w:r>
+    </w:p>
+    <w:p>
+      <w:pPr>
+        <w:pStyle w:val="NoSpacing"/>
+      </w:pPr>
+      <w:r>
+        <w:t xml:space="preserve">                }</w:t>
+      </w:r>
+    </w:p>
+    <w:p>
+      <w:pPr>
+        <w:pStyle w:val="NoSpacing"/>
+      </w:pPr>
+      <w:r>
+        <w:t xml:space="preserve">              ],</w:t>
+      </w:r>
+    </w:p>
+    <w:p>
+      <w:pPr>
+        <w:pStyle w:val="NoSpacing"/>
+      </w:pPr>
+      <w:r>
+        <w:t xml:space="preserve">              "outputHashing": "all"</w:t>
+      </w:r>
+    </w:p>
+    <w:p>
+      <w:pPr>
+        <w:pStyle w:val="NoSpacing"/>
+      </w:pPr>
+      <w:r>
+        <w:t xml:space="preserve">            },</w:t>
+      </w:r>
+    </w:p>
+    <w:p>
+      <w:pPr>
+        <w:pStyle w:val="NoSpacing"/>
+      </w:pPr>
+      <w:r>
+        <w:t xml:space="preserve">            "development": {</w:t>
+      </w:r>
+    </w:p>
+    <w:p>
+      <w:pPr>
+        <w:pStyle w:val="NoSpacing"/>
+      </w:pPr>
+      <w:r>
+        <w:t xml:space="preserve">              "optimization": false,</w:t>
+      </w:r>
+    </w:p>
+    <w:p>
+      <w:pPr>
+        <w:pStyle w:val="NoSpacing"/>
+      </w:pPr>
+      <w:r>
+        <w:t xml:space="preserve">              "extractLicenses": false,</w:t>
+      </w:r>
+    </w:p>
+    <w:p>
+      <w:pPr>
+        <w:pStyle w:val="NoSpacing"/>
+      </w:pPr>
+      <w:r>
+        <w:t xml:space="preserve">              "sourceMap": true</w:t>
+      </w:r>
+    </w:p>
+    <w:p>
+      <w:pPr>
+        <w:pStyle w:val="NoSpacing"/>
+      </w:pPr>
+      <w:r>
+        <w:t xml:space="preserve">            }</w:t>
+      </w:r>
+    </w:p>
+    <w:p>
+      <w:pPr>
+        <w:pStyle w:val="NoSpacing"/>
+      </w:pPr>
+      <w:r>
+        <w:t xml:space="preserve">          },</w:t>
+      </w:r>
+    </w:p>
+    <w:p>
+      <w:pPr>
+        <w:pStyle w:val="NoSpacing"/>
+      </w:pPr>
+      <w:r>
+        <w:t xml:space="preserve">          "defaultConfiguration": "production"</w:t>
+      </w:r>
+    </w:p>
+    <w:p>
+      <w:pPr>
+        <w:pStyle w:val="NoSpacing"/>
+      </w:pPr>
+      <w:r>
+        <w:t xml:space="preserve">        },</w:t>
+      </w:r>
+    </w:p>
+    <w:p>
+      <w:pPr>
+        <w:pStyle w:val="NoSpacing"/>
+      </w:pPr>
+      <w:r>
+        <w:t xml:space="preserve">        "serve": {</w:t>
+      </w:r>
+    </w:p>
+    <w:p>
+      <w:pPr>
+        <w:pStyle w:val="NoSpacing"/>
+      </w:pPr>
+      <w:r>
+        <w:t xml:space="preserve">          "builder": "@angular-devkit/build-angular:dev-server",</w:t>
+      </w:r>
+    </w:p>
+    <w:p>
+      <w:pPr>
+        <w:pStyle w:val="NoSpacing"/>
+      </w:pPr>
+      <w:r>
+        <w:t xml:space="preserve">          "configurations": {</w:t>
+      </w:r>
+    </w:p>
+    <w:p>
+      <w:pPr>
+        <w:pStyle w:val="NoSpacing"/>
+      </w:pPr>
+      <w:r>
+        <w:t xml:space="preserve">            "production": {</w:t>
+      </w:r>
+    </w:p>
+    <w:p>
+      <w:pPr>
+        <w:pStyle w:val="NoSpacing"/>
+      </w:pPr>
+      <w:r>
+        <w:t xml:space="preserve">              "buildTarget": "avada-business:build:production"</w:t>
+      </w:r>
+    </w:p>
+    <w:p>
+      <w:pPr>
+        <w:pStyle w:val="NoSpacing"/>
+      </w:pPr>
+      <w:r>
+        <w:t xml:space="preserve">            },</w:t>
+      </w:r>
+    </w:p>
+    <w:p>
+      <w:pPr>
+        <w:pStyle w:val="NoSpacing"/>
+      </w:pPr>
+      <w:r>
+        <w:t xml:space="preserve">            "development": {</w:t>
+      </w:r>
+    </w:p>
+    <w:p>
+      <w:pPr>
+        <w:pStyle w:val="NoSpacing"/>
+      </w:pPr>
+      <w:r>
+        <w:t xml:space="preserve">              "buildTarget": "avada-business:build:development"</w:t>
+      </w:r>
+    </w:p>
+    <w:p>
+      <w:pPr>
+        <w:pStyle w:val="NoSpacing"/>
+      </w:pPr>
+      <w:r>
+        <w:t xml:space="preserve">            }</w:t>
+      </w:r>
+    </w:p>
+    <w:p>
+      <w:pPr>
+        <w:pStyle w:val="NoSpacing"/>
+      </w:pPr>
+      <w:r>
+        <w:t xml:space="preserve">          },</w:t>
+      </w:r>
+    </w:p>
+    <w:p>
+      <w:pPr>
+        <w:pStyle w:val="NoSpacing"/>
+      </w:pPr>
+      <w:r>
+        <w:t xml:space="preserve">          "defaultConfiguration": "development"</w:t>
+      </w:r>
+    </w:p>
+    <w:p>
+      <w:pPr>
+        <w:pStyle w:val="NoSpacing"/>
+      </w:pPr>
+      <w:r>
+        <w:t xml:space="preserve">        },</w:t>
+      </w:r>
+    </w:p>
+    <w:p>
+      <w:pPr>
+        <w:pStyle w:val="NoSpacing"/>
+      </w:pPr>
+      <w:r>
+        <w:t xml:space="preserve">        "server": {</w:t>
+      </w:r>
+    </w:p>
+    <w:p>
+      <w:pPr>
+        <w:pStyle w:val="NoSpacing"/>
+      </w:pPr>
+      <w:r>
+        <w:t xml:space="preserve">          "builder": "@angular-devkit/build-angular:server",</w:t>
+      </w:r>
+    </w:p>
+    <w:p>
+      <w:pPr>
+        <w:pStyle w:val="NoSpacing"/>
+      </w:pPr>
+      <w:r>
+        <w:t xml:space="preserve">          "options": {</w:t>
+      </w:r>
+    </w:p>
+    <w:p>
+      <w:pPr>
+        <w:pStyle w:val="NoSpacing"/>
+      </w:pPr>
+      <w:r>
+        <w:t xml:space="preserve">            "outputPath": "dist/avada-business/server",</w:t>
+      </w:r>
+    </w:p>
+    <w:p>
+      <w:pPr>
+        <w:pStyle w:val="NoSpacing"/>
+      </w:pPr>
+      <w:r>
+        <w:lastRenderedPageBreak/>
+        <w:t xml:space="preserve">            "main": "src/main.server.ts",</w:t>
+      </w:r>
+    </w:p>
+    <w:p>
+      <w:pPr>
+        <w:pStyle w:val="NoSpacing"/>
+      </w:pPr>
+      <w:r>
+        <w:t xml:space="preserve">            "tsConfig": "tsconfig.server.json"</w:t>
+      </w:r>
+    </w:p>
+    <w:p>
+      <w:pPr>
+        <w:pStyle w:val="NoSpacing"/>
+      </w:pPr>
+      <w:r>
+        <w:t xml:space="preserve">          },</w:t>
+      </w:r>
+    </w:p>
+    <w:p>
+      <w:pPr>
+        <w:pStyle w:val="NoSpacing"/>
+      </w:pPr>
+      <w:r>
+        <w:t xml:space="preserve">          "configurations": {</w:t>
+      </w:r>
+    </w:p>
+    <w:p>
+      <w:pPr>
+        <w:pStyle w:val="NoSpacing"/>
+      </w:pPr>
+      <w:r>
+        <w:t xml:space="preserve">            "production": {</w:t>
+      </w:r>
+    </w:p>
+    <w:p>
+      <w:pPr>
+        <w:pStyle w:val="NoSpacing"/>
+      </w:pPr>
+      <w:r>
+        <w:t xml:space="preserve">              "outputHashing": "media",</w:t>
+      </w:r>
+    </w:p>
+    <w:p>
+      <w:pPr>
+        <w:pStyle w:val="NoSpacing"/>
+      </w:pPr>
+      <w:r>
+        <w:t xml:space="preserve">              "sourceMap": false,</w:t>
+      </w:r>
+    </w:p>
+    <w:p>
+      <w:pPr>
+        <w:pStyle w:val="NoSpacing"/>
+      </w:pPr>
+      <w:r>
+        <w:t xml:space="preserve">              "optimization": true</w:t>
+      </w:r>
+    </w:p>
+    <w:p>
+      <w:pPr>
+        <w:pStyle w:val="NoSpacing"/>
+      </w:pPr>
+      <w:r>
+        <w:t xml:space="preserve">            },</w:t>
+      </w:r>
+    </w:p>
+    <w:p>
+      <w:pPr>
+        <w:pStyle w:val="NoSpacing"/>
+      </w:pPr>
+      <w:r>
+        <w:t xml:space="preserve">            "development": {</w:t>
+      </w:r>
+    </w:p>
+    <w:p>
+      <w:pPr>
+        <w:pStyle w:val="NoSpacing"/>
+      </w:pPr>
+      <w:r>
+        <w:t xml:space="preserve">              "outputHashing": "none",</w:t>
+      </w:r>
+    </w:p>
+    <w:p>
+      <w:pPr>
+        <w:pStyle w:val="NoSpacing"/>
+      </w:pPr>
+      <w:r>
+        <w:t xml:space="preserve">              "sourceMap": true,</w:t>
+      </w:r>
+    </w:p>
+    <w:p>
+      <w:pPr>
+        <w:pStyle w:val="NoSpacing"/>
+      </w:pPr>
+      <w:r>
+        <w:t xml:space="preserve">              "optimization": false</w:t>
+      </w:r>
+    </w:p>
+    <w:p>
+      <w:pPr>
+        <w:pStyle w:val="NoSpacing"/>
+      </w:pPr>
+      <w:r>
+        <w:t xml:space="preserve">            }</w:t>
+      </w:r>
+    </w:p>
+    <w:p>
+      <w:pPr>
+        <w:pStyle w:val="NoSpacing"/>
+      </w:pPr>
+      <w:r>
+        <w:t xml:space="preserve">          },</w:t>
+      </w:r>
+    </w:p>
+    <w:p>
+      <w:pPr>
+        <w:pStyle w:val="NoSpacing"/>
+      </w:pPr>
+      <w:r>
+        <w:t xml:space="preserve">          "defaultConfiguration": "production"</w:t>
+      </w:r>
+    </w:p>
+    <w:p>
+      <w:pPr>
+        <w:pStyle w:val="NoSpacing"/>
+      </w:pPr>
+      <w:r>
+        <w:t xml:space="preserve">        },</w:t>
+      </w:r>
+    </w:p>
+    <w:p>
+      <w:pPr>
+        <w:pStyle w:val="NoSpacing"/>
+      </w:pPr>
+      <w:r>
+        <w:t xml:space="preserve">        "serve-ssr": {</w:t>
+      </w:r>
+    </w:p>
+    <w:p>
+      <w:pPr>
+        <w:pStyle w:val="NoSpacing"/>
+      </w:pPr>
+      <w:r>
+        <w:t xml:space="preserve">          "builder": "@nguniversal/builders:ssr-dev-server",</w:t>
+      </w:r>
+    </w:p>
+    <w:p>
+      <w:pPr>
+        <w:pStyle w:val="NoSpacing"/>
+      </w:pPr>
+      <w:r>
+        <w:t xml:space="preserve">          "options": {</w:t>
+      </w:r>
+    </w:p>
+    <w:p>
+      <w:pPr>
+        <w:pStyle w:val="NoSpacing"/>
+      </w:pPr>
+      <w:r>
+        <w:t xml:space="preserve">            "browserTarget": "avada-business:build",</w:t>
+      </w:r>
+    </w:p>
+    <w:p>
+      <w:pPr>
+        <w:pStyle w:val="NoSpacing"/>
+      </w:pPr>
+      <w:r>
+        <w:t xml:space="preserve">            "serverTarget": "avada-business:server"</w:t>
+      </w:r>
+    </w:p>
+    <w:p>
+      <w:pPr>
+        <w:pStyle w:val="NoSpacing"/>
+      </w:pPr>
+      <w:r>
+        <w:t xml:space="preserve">          },</w:t>
+      </w:r>
+    </w:p>
+    <w:p>
+      <w:pPr>
+        <w:pStyle w:val="NoSpacing"/>
+      </w:pPr>
+      <w:r>
+        <w:t xml:space="preserve">          "configurations": {</w:t>
+      </w:r>
+    </w:p>
+    <w:p>
+      <w:pPr>
+        <w:pStyle w:val="NoSpacing"/>
+      </w:pPr>
+      <w:r>
+        <w:t xml:space="preserve">            "production": {</w:t>
+      </w:r>
+    </w:p>
+    <w:p>
+      <w:pPr>
+        <w:pStyle w:val="NoSpacing"/>
+      </w:pPr>
+      <w:r>
+        <w:t xml:space="preserve">              "browserTarget": "avada-business:build:production",</w:t>
+      </w:r>
+    </w:p>
+    <w:p>
+      <w:pPr>
+        <w:pStyle w:val="NoSpacing"/>
+      </w:pPr>
+      <w:r>
+        <w:t xml:space="preserve">              "serverTarget": "avada-business:server:production"</w:t>
+      </w:r>
+    </w:p>
+    <w:p>
+      <w:pPr>
+        <w:pStyle w:val="NoSpacing"/>
+      </w:pPr>
+      <w:r>
+        <w:t xml:space="preserve">            },</w:t>
+      </w:r>
+    </w:p>
+    <w:p>
+      <w:pPr>
+        <w:pStyle w:val="NoSpacing"/>
+      </w:pPr>
+      <w:r>
+        <w:t xml:space="preserve">            "development": {</w:t>
+      </w:r>
+    </w:p>
+    <w:p>
+      <w:pPr>
+        <w:pStyle w:val="NoSpacing"/>
+      </w:pPr>
+      <w:r>
+        <w:t xml:space="preserve">              "browserTarget": "avada-business:build:development",</w:t>
+      </w:r>
+    </w:p>
+    <w:p>
+      <w:pPr>
+        <w:pStyle w:val="NoSpacing"/>
+      </w:pPr>
+      <w:r>
+        <w:t xml:space="preserve">              "serverTarget": "avada-business:server:development"</w:t>
+      </w:r>
+    </w:p>
+    <w:p>
+      <w:pPr>
+        <w:pStyle w:val="NoSpacing"/>
+      </w:pPr>
+      <w:r>
+        <w:t xml:space="preserve">            }</w:t>
+      </w:r>
+    </w:p>
+    <w:p>
+      <w:pPr>
+        <w:pStyle w:val="NoSpacing"/>
+      </w:pPr>
+      <w:r>
+        <w:t xml:space="preserve">          },</w:t>
+      </w:r>
+    </w:p>
+    <w:p>
+      <w:pPr>
+        <w:pStyle w:val="NoSpacing"/>
+      </w:pPr>
+      <w:r>
+        <w:t xml:space="preserve">          "defaultConfiguration": "development"</w:t>
+      </w:r>
+    </w:p>
+    <w:p>
+      <w:pPr>
+        <w:pStyle w:val="NoSpacing"/>
+      </w:pPr>
+      <w:r>
+        <w:t xml:space="preserve">        },</w:t>
+      </w:r>
+    </w:p>
+    <w:p>
+      <w:pPr>
+        <w:pStyle w:val="NoSpacing"/>
+      </w:pPr>
+      <w:r>
+        <w:t xml:space="preserve">        "prerender": {</w:t>
+      </w:r>
+    </w:p>
+    <w:p>
+      <w:pPr>
+        <w:pStyle w:val="NoSpacing"/>
+      </w:pPr>
+      <w:r>
+        <w:t xml:space="preserve">          "builder": "@nguniversal/builders:prerender",</w:t>
+      </w:r>
+    </w:p>
+    <w:p>
+      <w:pPr>
+        <w:pStyle w:val="NoSpacing"/>
+      </w:pPr>
+      <w:r>
+        <w:t xml:space="preserve">          "options": {</w:t>
+      </w:r>
+    </w:p>
+    <w:p>
+      <w:pPr>
+        <w:pStyle w:val="NoSpacing"/>
+      </w:pPr>
+      <w:r>
+        <w:t xml:space="preserve">            "browserTarget": "avada-business:build:production",</w:t>
+      </w:r>
+    </w:p>
+    <w:p>
+      <w:pPr>
+        <w:pStyle w:val="NoSpacing"/>
+      </w:pPr>
+      <w:r>
+        <w:t xml:space="preserve">            "serverTarget": "avada-business:server:production",</w:t>
+      </w:r>
+    </w:p>
+    <w:p>
+      <w:pPr>
+        <w:pStyle w:val="NoSpacing"/>
+      </w:pPr>
+      <w:r>
+        <w:t xml:space="preserve">            "routes": [ "/" ]</w:t>
+      </w:r>
+    </w:p>
+    <w:p>
+      <w:pPr>
+        <w:pStyle w:val="NoSpacing"/>
+      </w:pPr>
+      <w:r>
+        <w:t xml:space="preserve">          }</w:t>
+      </w:r>
+    </w:p>
+    <w:p>
+      <w:pPr>
+        <w:pStyle w:val="NoSpacing"/>
+      </w:pPr>
+      <w:r>
+        <w:t xml:space="preserve">        },</w:t>
+      </w:r>
+    </w:p>
+    <w:p>
+      <w:pPr>
+        <w:pStyle w:val="NoSpacing"/>
+      </w:pPr>
+      <w:r>
+        <w:t xml:space="preserve">        "extract-i18n": {</w:t>
+      </w:r>
+    </w:p>
+    <w:p>
+      <w:pPr>
+        <w:pStyle w:val="NoSpacing"/>
+      </w:pPr>
+      <w:r>
+        <w:lastRenderedPageBreak/>
+        <w:t xml:space="preserve">          "builder": "@angular-devkit/build-angular:extract-i18n"</w:t>
+      </w:r>
+    </w:p>
+    <w:p>
+      <w:pPr>
+        <w:pStyle w:val="NoSpacing"/>
+      </w:pPr>
+      <w:r>
+        <w:t xml:space="preserve">        },</w:t>
+      </w:r>
+    </w:p>
+    <w:p>
+      <w:pPr>
+        <w:pStyle w:val="NoSpacing"/>
+      </w:pPr>
+      <w:r>
+        <w:t xml:space="preserve">        "test": {</w:t>
+      </w:r>
+    </w:p>
+    <w:p>
+      <w:pPr>
+        <w:pStyle w:val="NoSpacing"/>
+      </w:pPr>
+      <w:r>
+        <w:t xml:space="preserve">          "builder": "@angular-devkit/build-angular:karma",</w:t>
+      </w:r>
+    </w:p>
+    <w:p>
+      <w:pPr>
+        <w:pStyle w:val="NoSpacing"/>
+      </w:pPr>
+      <w:r>
+        <w:t xml:space="preserve">          "options": {</w:t>
+      </w:r>
+    </w:p>
+    <w:p>
+      <w:pPr>
+        <w:pStyle w:val="NoSpacing"/>
+      </w:pPr>
+      <w:r>
+        <w:t xml:space="preserve">            "polyfills": [</w:t>
+      </w:r>
+    </w:p>
+    <w:p>
+      <w:pPr>
+        <w:pStyle w:val="NoSpacing"/>
+      </w:pPr>
+      <w:r>
+        <w:t xml:space="preserve">              "zone.js",</w:t>
+      </w:r>
+    </w:p>
+    <w:p>
+      <w:pPr>
+        <w:pStyle w:val="NoSpacing"/>
+      </w:pPr>
+      <w:r>
+        <w:t xml:space="preserve">              "zone.js/testing"</w:t>
+      </w:r>
+    </w:p>
+    <w:p>
+      <w:pPr>
+        <w:pStyle w:val="NoSpacing"/>
+      </w:pPr>
+      <w:r>
+        <w:t xml:space="preserve">            ],</w:t>
+      </w:r>
+    </w:p>
+    <w:p>
+      <w:pPr>
+        <w:pStyle w:val="NoSpacing"/>
+      </w:pPr>
+      <w:r>
+        <w:t xml:space="preserve">            "tsConfig": "tsconfig.spec.json",</w:t>
+      </w:r>
+    </w:p>
+    <w:p>
+      <w:pPr>
+        <w:pStyle w:val="NoSpacing"/>
+      </w:pPr>
+      <w:r>
+        <w:t xml:space="preserve">            "inlineStyleLanguage": "scss",</w:t>
+      </w:r>
+    </w:p>
+    <w:p>
+      <w:pPr>
+        <w:pStyle w:val="NoSpacing"/>
+      </w:pPr>
+      <w:r>
+        <w:t xml:space="preserve">            "assets": [</w:t>
+      </w:r>
+    </w:p>
+    <w:p>
+      <w:pPr>
+        <w:pStyle w:val="NoSpacing"/>
+      </w:pPr>
+      <w:r>
+        <w:t xml:space="preserve">              {</w:t>
+      </w:r>
+    </w:p>
+    <w:p>
+      <w:pPr>
+        <w:pStyle w:val="NoSpacing"/>
+      </w:pPr>
+      <w:r>
+        <w:t xml:space="preserve">                "glob": "**/*",</w:t>
+      </w:r>
+    </w:p>
+    <w:p>
+      <w:pPr>
+        <w:pStyle w:val="NoSpacing"/>
+      </w:pPr>
+      <w:r>
+        <w:t xml:space="preserve">                "input": "public",</w:t>
+      </w:r>
+    </w:p>
+    <w:p>
+      <w:pPr>
+        <w:pStyle w:val="NoSpacing"/>
+      </w:pPr>
+      <w:r>
+        <w:t xml:space="preserve">                "output": "/"</w:t>
+      </w:r>
+    </w:p>
+    <w:p>
+      <w:pPr>
+        <w:pStyle w:val="NoSpacing"/>
+      </w:pPr>
+      <w:r>
+        <w:t xml:space="preserve">              }</w:t>
+      </w:r>
+    </w:p>
+    <w:p>
+      <w:pPr>
+        <w:pStyle w:val="NoSpacing"/>
+      </w:pPr>
+      <w:r>
+        <w:t xml:space="preserve">            ],</w:t>
+      </w:r>
+    </w:p>
+    <w:p>
+      <w:pPr>
+        <w:pStyle w:val="NoSpacing"/>
+      </w:pPr>
+      <w:r>
+        <w:t xml:space="preserve">            "styles": [</w:t>
+      </w:r>
+    </w:p>
+    <w:p>
+      <w:pPr>
+        <w:pStyle w:val="NoSpacing"/>
+      </w:pPr>
+      <w:r>
+        <w:t xml:space="preserve">              "src/styles.scss"</w:t>
+      </w:r>
+    </w:p>
+    <w:p>
+      <w:pPr>
+        <w:pStyle w:val="NoSpacing"/>
+      </w:pPr>
+      <w:r>
+        <w:t xml:space="preserve">            ],</w:t>
+      </w:r>
+    </w:p>
+    <w:p>
+      <w:pPr>
+        <w:pStyle w:val="NoSpacing"/>
+      </w:pPr>
+      <w:r>
+        <w:t xml:space="preserve">            "scripts": []</w:t>
+      </w:r>
+    </w:p>
+    <w:p>
+      <w:pPr>
+        <w:pStyle w:val="NoSpacing"/>
+      </w:pPr>
+      <w:r>
+        <w:t xml:space="preserve">          }</w:t>
+      </w:r>
+    </w:p>
+    <w:p>
+      <w:pPr>
+        <w:pStyle w:val="NoSpacing"/>
+      </w:pPr>
+      <w:r>
+        <w:t xml:space="preserve">        }</w:t>
+      </w:r>
+    </w:p>
+    <w:p>
+      <w:pPr>
+        <w:pStyle w:val="NoSpacing"/>
+      </w:pPr>
+      <w:r>
+        <w:t xml:space="preserve">      }</w:t>
+      </w:r>
+    </w:p>
+    <w:p>
+      <w:pPr>
+        <w:pStyle w:val="NoSpacing"/>
+      </w:pPr>
+      <w:r>
+        <w:t xml:space="preserve">    }</w:t>
+      </w:r>
+    </w:p>
+    <w:p>
+      <w:pPr>
+        <w:pStyle w:val="NoSpacing"/>
+      </w:pPr>
+      <w:r>
+        <w:t xml:space="preserve">  },</w:t>
+      </w:r>
+    </w:p>
+    <w:p>
+      <w:pPr>
+        <w:pStyle w:val="NoSpacing"/>
+      </w:pPr>
+      <w:r>
+        <w:t xml:space="preserve">  "cli": {</w:t>
+      </w:r>
+    </w:p>
+    <w:p>
+      <w:pPr>
+        <w:pStyle w:val="NoSpacing"/>
+      </w:pPr>
+      <w:r>
+        <w:t xml:space="preserve">    "analytics": false</w:t>
+      </w:r>
+    </w:p>
+    <w:p>
+      <w:pPr>
+        <w:pStyle w:val="NoSpacing"/>
+      </w:pPr>
+      <w:r>
+        <w:t xml:space="preserve">  }</w:t>
+      </w:r>
+    </w:p>
+    <w:p>
+      <w:pPr>
+        <w:pStyle w:val="NoSpacing"/>
+      </w:pPr>
+      <w:r>
+        <w:t>}</w:t>
+      </w:r>
+    </w:p>
+    <w:p>
+      <w:pPr>
+        <w:pStyle w:val="NoSpacing"/>
+      </w:pPr>
+    </w:p>
+    <w:p>
+      <w:pPr>
+        <w:pStyle w:val="NoSpacing"/>
+        <w:rPr>
+          <w:b/>
+          <w:bCs/>
+        </w:rPr>
+      </w:pPr>
+    </w:p>
+    <w:p>
+      <w:pPr>
+        <w:pStyle w:val="NoSpacing"/>
+        <w:rPr>
+          <w:b/>
+          <w:bCs/>
+        </w:rPr>
+      </w:pPr>
+    </w:p>
+    <w:p>
+      <w:pPr>
+        <w:pStyle w:val="NoSpacing"/>
+        <w:rPr>
+          <w:b/>
+          <w:bCs/>
+        </w:rPr>
+      </w:pPr>
+    </w:p>
+    <w:p>
+      <w:pPr>
+        <w:pStyle w:val="NoSpacing"/>
+        <w:rPr>
+          <w:b/>
+          <w:bCs/>
+        </w:rPr>
+      </w:pPr>
+      <w:r>
+        <w:rPr>
+          <w:b/>
+          <w:bCs/>
+        </w:rPr>
+        <w:t xml:space="preserve"> </w:t>
+      </w:r>
+      <w:r>
+        <w:rPr>
+          <w:b/>
+          <w:bCs/>
+        </w:rPr>
+        <w:t xml:space="preserve">reWrite </w:t>
+      </w:r>
+      <w:r>
+        <w:rPr>
+          <w:b/>
+          <w:bCs/>
+        </w:rPr>
+        <w:t>in package.json</w:t>
+      </w:r>
+    </w:p>
+    <w:p>
+      <w:pPr>
+        <w:pStyle w:val="NoSpacing"/>
+        <w:rPr>
+          <w:b/>
+          <w:bCs/>
+        </w:rPr>
+      </w:pPr>
+    </w:p>
+    <w:p>
+      <w:pPr>
+        <w:pStyle w:val="NoSpacing"/>
+      </w:pPr>
+      <w:r>
+        <w:t>{</w:t>
+      </w:r>
+    </w:p>
+    <w:p>
+      <w:pPr>
+        <w:pStyle w:val="NoSpacing"/>
+      </w:pPr>
+      <w:r>
+        <w:t xml:space="preserve">  "name": "avada-business",</w:t>
+      </w:r>
+    </w:p>
+    <w:p>
+      <w:pPr>
+        <w:pStyle w:val="NoSpacing"/>
+      </w:pPr>
+      <w:r>
+        <w:t xml:space="preserve">  "version": "0.0.0",</w:t>
+      </w:r>
+    </w:p>
+    <w:p>
+      <w:pPr>
+        <w:pStyle w:val="NoSpacing"/>
+      </w:pPr>
+      <w:r>
+        <w:t xml:space="preserve">  "scripts": {</w:t>
+      </w:r>
+    </w:p>
+    <w:p>
+      <w:pPr>
+        <w:pStyle w:val="NoSpacing"/>
+      </w:pPr>
+      <w:r>
+        <w:t xml:space="preserve">    "ng": "ng",</w:t>
+      </w:r>
+    </w:p>
+    <w:p>
+      <w:pPr>
+        <w:pStyle w:val="NoSpacing"/>
+      </w:pPr>
+      <w:r>
+        <w:t xml:space="preserve">    "start": "ng serve",</w:t>
+      </w:r>
+    </w:p>
+    <w:p>
+      <w:pPr>
+        <w:pStyle w:val="NoSpacing"/>
+      </w:pPr>
+      <w:r>
+        <w:t xml:space="preserve">    "build": "ng build",</w:t>
+      </w:r>
+    </w:p>
+    <w:p>
+      <w:pPr>
+        <w:pStyle w:val="NoSpacing"/>
+      </w:pPr>
+      <w:r>
+        <w:lastRenderedPageBreak/>
+        <w:t xml:space="preserve">    "build:ssr": "ng build &amp;&amp; ng run avada-business:server",</w:t>
+      </w:r>
+    </w:p>
+    <w:p>
+      <w:pPr>
+        <w:pStyle w:val="NoSpacing"/>
+      </w:pPr>
+      <w:r>
+        <w:t xml:space="preserve">    "serve:ssr": "node dist/avada-business/server/main.js",</w:t>
+      </w:r>
+    </w:p>
+    <w:p>
+      <w:pPr>
+        <w:pStyle w:val="NoSpacing"/>
+      </w:pPr>
+      <w:r>
+        <w:t xml:space="preserve">    "dev:ssr": "ng run avada-business:serve-ssr",</w:t>
+      </w:r>
+    </w:p>
+    <w:p>
+      <w:pPr>
+        <w:pStyle w:val="NoSpacing"/>
+      </w:pPr>
+      <w:r>
+        <w:t xml:space="preserve">    "watch": "ng build --watch --configuration development",</w:t>
+      </w:r>
+    </w:p>
+    <w:p>
+      <w:pPr>
+        <w:pStyle w:val="NoSpacing"/>
+      </w:pPr>
+      <w:r>
+        <w:t xml:space="preserve">    "test": "ng test"</w:t>
+      </w:r>
+    </w:p>
+    <w:p>
+      <w:pPr>
+        <w:pStyle w:val="NoSpacing"/>
+      </w:pPr>
+      <w:r>
+        <w:t xml:space="preserve">  },</w:t>
+      </w:r>
+    </w:p>
+    <w:p>
+      <w:pPr>
+        <w:pStyle w:val="NoSpacing"/>
+      </w:pPr>
+      <w:r>
+        <w:t xml:space="preserve">  "private": true,</w:t>
+      </w:r>
+    </w:p>
+    <w:p>
+      <w:pPr>
+        <w:pStyle w:val="NoSpacing"/>
+      </w:pPr>
+      <w:r>
+        <w:t xml:space="preserve">  "dependencies": {</w:t>
+      </w:r>
+    </w:p>
+    <w:p>
+      <w:pPr>
+        <w:pStyle w:val="NoSpacing"/>
+      </w:pPr>
+      <w:r>
+        <w:t xml:space="preserve">    "@angular/common": "^19.2.0",</w:t>
+      </w:r>
+    </w:p>
+    <w:p>
+      <w:pPr>
+        <w:pStyle w:val="NoSpacing"/>
+      </w:pPr>
+      <w:r>
+        <w:t xml:space="preserve">    "@angular/compiler": "^19.2.0",</w:t>
+      </w:r>
+    </w:p>
+    <w:p>
+      <w:pPr>
+        <w:pStyle w:val="NoSpacing"/>
+      </w:pPr>
+      <w:r>
+        <w:t xml:space="preserve">    "@angular/core": "^19.2.0",</w:t>
+      </w:r>
+    </w:p>
+    <w:p>
+      <w:pPr>
+        <w:pStyle w:val="NoSpacing"/>
+      </w:pPr>
+      <w:r>
+        <w:t xml:space="preserve">    "@angular/forms": "^19.2.0",</w:t>
+      </w:r>
+    </w:p>
+    <w:p>
+      <w:pPr>
+        <w:pStyle w:val="NoSpacing"/>
+      </w:pPr>
+      <w:r>
+        <w:t xml:space="preserve">    "@angular/platform-browser": "^19.2.0",</w:t>
+      </w:r>
+    </w:p>
+    <w:p>
+      <w:pPr>
+        <w:pStyle w:val="NoSpacing"/>
+      </w:pPr>
+      <w:r>
+        <w:t xml:space="preserve">    "@angular/platform-browser-dynamic": "^19.2.0",</w:t>
+      </w:r>
+    </w:p>
+    <w:p>
+      <w:pPr>
+        <w:pStyle w:val="NoSpacing"/>
+      </w:pPr>
+      <w:r>
+        <w:t xml:space="preserve">    "@angular/platform-server": "^19.2.0",</w:t>
+      </w:r>
+    </w:p>
+    <w:p>
+      <w:pPr>
+        <w:pStyle w:val="NoSpacing"/>
+      </w:pPr>
+      <w:r>
+        <w:t xml:space="preserve">    "@angular/router": "^19.2.0",</w:t>
+      </w:r>
+    </w:p>
+    <w:p>
+      <w:pPr>
+        <w:pStyle w:val="NoSpacing"/>
+      </w:pPr>
+      <w:r>
+        <w:t xml:space="preserve">    "@angular/ssr": "^19.2.13",</w:t>
+      </w:r>
+    </w:p>
+    <w:p>
+      <w:pPr>
+        <w:pStyle w:val="NoSpacing"/>
+      </w:pPr>
+      <w:r>
+        <w:t xml:space="preserve">    "@nguniversal/express-engine": "^7.0.2",</w:t>
+      </w:r>
+    </w:p>
+    <w:p>
+      <w:pPr>
+        <w:pStyle w:val="NoSpacing"/>
+      </w:pPr>
+      <w:r>
+        <w:t xml:space="preserve">    "express": "^4.18.2",</w:t>
+      </w:r>
+    </w:p>
+    <w:p>
+      <w:pPr>
+        <w:pStyle w:val="NoSpacing"/>
+      </w:pPr>
+      <w:r>
+        <w:t xml:space="preserve">    "rxjs": "~7.8.0",</w:t>
+      </w:r>
+    </w:p>
+    <w:p>
+      <w:pPr>
+        <w:pStyle w:val="NoSpacing"/>
+      </w:pPr>
+      <w:r>
+        <w:t xml:space="preserve">    "tslib": "^2.3.0",</w:t>
+      </w:r>
+    </w:p>
+    <w:p>
+      <w:pPr>
+        <w:pStyle w:val="NoSpacing"/>
+      </w:pPr>
+      <w:r>
+        <w:t xml:space="preserve">    "zone.js": "~0.15.0"</w:t>
+      </w:r>
+    </w:p>
+    <w:p>
+      <w:pPr>
+        <w:pStyle w:val="NoSpacing"/>
+      </w:pPr>
+      <w:r>
+        <w:t xml:space="preserve">  },</w:t>
+      </w:r>
+    </w:p>
+    <w:p>
+      <w:pPr>
+        <w:pStyle w:val="NoSpacing"/>
+      </w:pPr>
+      <w:r>
+        <w:t xml:space="preserve">  "devDependencies": {</w:t>
+      </w:r>
+    </w:p>
+    <w:p>
+      <w:pPr>
+        <w:pStyle w:val="NoSpacing"/>
+      </w:pPr>
+      <w:r>
+        <w:t xml:space="preserve">    "@angular-devkit/build-angular": "^19.2.13",</w:t>
+      </w:r>
+    </w:p>
+    <w:p>
+      <w:pPr>
+        <w:pStyle w:val="NoSpacing"/>
+      </w:pPr>
+      <w:r>
+        <w:t xml:space="preserve">    "@angular/cli": "^19.2.13",</w:t>
+      </w:r>
+    </w:p>
+    <w:p>
+      <w:pPr>
+        <w:pStyle w:val="NoSpacing"/>
+      </w:pPr>
+      <w:r>
+        <w:t xml:space="preserve">    "@angular/compiler-cli": "^19.2.0",</w:t>
+      </w:r>
+    </w:p>
+    <w:p>
+      <w:pPr>
+        <w:pStyle w:val="NoSpacing"/>
+      </w:pPr>
+      <w:r>
+        <w:t xml:space="preserve">    "@types/express": "^4.17.17",</w:t>
+      </w:r>
+    </w:p>
+    <w:p>
+      <w:pPr>
+        <w:pStyle w:val="NoSpacing"/>
+      </w:pPr>
+      <w:r>
+        <w:t xml:space="preserve">    "@types/jasmine": "~5.1.0",</w:t>
+      </w:r>
+    </w:p>
+    <w:p>
+      <w:pPr>
+        <w:pStyle w:val="NoSpacing"/>
+      </w:pPr>
+      <w:r>
+        <w:t xml:space="preserve">    "@types/node": "^18.18.0",</w:t>
+      </w:r>
+    </w:p>
+    <w:p>
+      <w:pPr>
+        <w:pStyle w:val="NoSpacing"/>
+      </w:pPr>
+      <w:r>
+        <w:t xml:space="preserve">    "jasmine-core": "~5.6.0",</w:t>
+      </w:r>
+    </w:p>
+    <w:p>
+      <w:pPr>
+        <w:pStyle w:val="NoSpacing"/>
+      </w:pPr>
+      <w:r>
+        <w:t xml:space="preserve">    "karma": "~6.4.0",</w:t>
+      </w:r>
+    </w:p>
+    <w:p>
+      <w:pPr>
+        <w:pStyle w:val="NoSpacing"/>
+      </w:pPr>
+      <w:r>
+        <w:t xml:space="preserve">    "karma-chrome-launcher": "~3.2.0",</w:t>
+      </w:r>
+    </w:p>
+    <w:p>
+      <w:pPr>
+        <w:pStyle w:val="NoSpacing"/>
+      </w:pPr>
+      <w:r>
+        <w:t xml:space="preserve">    "karma-coverage": "~2.2.0",</w:t>
+      </w:r>
+    </w:p>
+    <w:p>
+      <w:pPr>
+        <w:pStyle w:val="NoSpacing"/>
+      </w:pPr>
+      <w:r>
+        <w:t xml:space="preserve">    "karma-jasmine": "~5.1.0",</w:t>
+      </w:r>
+    </w:p>
+    <w:p>
+      <w:pPr>
+        <w:pStyle w:val="NoSpacing"/>
+      </w:pPr>
+      <w:r>
+        <w:t xml:space="preserve">    "karma-jasmine-html-reporter": "~2.1.0",</w:t>
+      </w:r>
+    </w:p>
+    <w:p>
+      <w:pPr>
+        <w:pStyle w:val="NoSpacing"/>
+      </w:pPr>
+      <w:r>
+        <w:t xml:space="preserve">    "typescript": "~5.7.2"</w:t>
+      </w:r>
+    </w:p>
+    <w:p>
+      <w:pPr>
+        <w:pStyle w:val="NoSpacing"/>
+      </w:pPr>
+      <w:r>
+        <w:t xml:space="preserve">  }</w:t>
+      </w:r>
+    </w:p>
+    <w:p>
+      <w:pPr>
+        <w:pStyle w:val="NoSpacing"/>
+      </w:pPr>
+      <w:r>
+        <w:t>}</w:t>
+      </w:r>
+    </w:p>
+    <w:p>
+      <w:pPr>
+        <w:pStyle w:val="NoSpacing"/>
+        <w:rPr>
+          <w:b/>
+          <w:bCs/>
+        </w:rPr>
+      </w:pPr>
+    </w:p>
+    <w:p>
+      <w:pPr>
+        <w:pStyle w:val="NoSpacing"/>
+        <w:rPr>
+          <w:b/>
+          <w:bCs/>
+        </w:rPr>
+      </w:pPr>
+    </w:p>
+    <w:p>
+      <w:pPr>
+        <w:pStyle w:val="NoSpacing"/>
+        <w:rPr>
+          <w:b/>
+          <w:bCs/>
+        </w:rPr>
+      </w:pPr>
+    </w:p>
+    <w:p>
+      <w:pPr>
+        <w:pStyle w:val="NoSpacing"/>
+        <w:rPr>
+          <w:b/>
+          <w:bCs/>
+        </w:rPr>
+      </w:pPr>
+    </w:p>
+    <w:p>
+      <w:pPr>
+        <w:pStyle w:val="NoSpacing"/>
+        <w:rPr>
+          <w:b/>
+          <w:bCs/>
+        </w:rPr>
+      </w:pPr>
+    </w:p>
+    <w:p>
+      <w:pPr>
+        <w:pStyle w:val="NoSpacing"/>
+        <w:rPr>
+          <w:b/>
+          <w:bCs/>
+        </w:rPr>
+      </w:pPr>
+    </w:p>
+    <w:p>
+      <w:pPr>
+        <w:pStyle w:val="NoSpacing"/>
+        <w:rPr>
+          <w:b/>
+          <w:bCs/>
+        </w:rPr>
+      </w:pPr>
+      <w:r>
+        <w:rPr>
+          <w:b/>
+          <w:bCs/>
+        </w:rPr>
+        <w:t xml:space="preserve">  </w:t>
+      </w:r>
+      <w:r>
+        <w:rPr>
+          <w:b/>
+          <w:bCs/>
+          <w:color w:val="000000" w:themeColor="text1"/>
+          <w14:shadow w14:blurRad="12700" w14:dist="38100" w14:dir="2700000" w14:sx="100000" w14:sy="100000" w14:kx="0" w14:ky="0" w14:algn="tl">
+            <w14:schemeClr w14:val="bg1">
+              <w14:lumMod w14:val="50000"/>
+            </w14:schemeClr>
+          </w14:shadow>
+          <w14:textOutline w14:w="9525" w14:cap="flat" w14:cmpd="sng" w14:algn="ctr">
+            <w14:solidFill>
+              <w14:schemeClr w14:val="bg1"/>
+            </w14:solidFill>
+            <w14:prstDash w14:val="solid"/>
+            <w14:round/>
+          </w14:textOutline>
+        </w:rPr>
+        <w:t>aaa</w:t>
+      </w:r>
+      <w:r>
+        <w:rPr>
+          <w:b/>
+          <w:bCs/>
+        </w:rPr>
+        <w:t xml:space="preserve"> </w:t>
+      </w:r>
+      <w:r>
+        <w:rPr>
+          <w:b/>
+          <w:bCs/>
+        </w:rPr>
+        <w:t>in avada-business folder frontedn</w:t>
+      </w:r>
+    </w:p>
+    <w:p>
+      <w:pPr>
+        <w:pStyle w:val="NoSpacing"/>
+        <w:rPr>
+          <w:b/>
+          <w:bCs/>
+        </w:rPr>
+      </w:pPr>
+      <w:r>
+        <w:rPr>
+          <w:b/>
+          <w:bCs/>
+        </w:rPr>
+        <w:t>Create tsconfig.server.json</w:t>
+      </w:r>
+    </w:p>
+    <w:p>
+      <w:pPr>
+        <w:pStyle w:val="NoSpacing"/>
+        <w:rPr>
+          <w:b/>
+          <w:bCs/>
+        </w:rPr>
+      </w:pPr>
+      <w:r>
+        <w:rPr>
+          <w:rFonts w:ascii="Segoe UI Emoji" w:hAnsi="Segoe UI Emoji" w:cs="Segoe UI Emoji"/>
+          <w:b/>
+          <w:bCs/>
+        </w:rPr>
+        <w:t>📄</w:t>
+      </w:r>
+      <w:r>
+        <w:rPr>
+          <w:b/>
+          <w:bCs/>
+        </w:rPr>
+        <w:t xml:space="preserve"> File: tsconfig.server.json</w:t>
+      </w:r>
+    </w:p>
+    <w:p>
+      <w:pPr>
+        <w:pStyle w:val="NoSpacing"/>
+        <w:rPr>
+          <w:b/>
+          <w:bCs/>
+        </w:rPr>
+      </w:pPr>
+      <w:r>
+        <w:rPr>
+          <w:b/>
+          <w:bCs/>
+        </w:rPr>
+        <w:t>Write this code</w:t>
+      </w:r>
+    </w:p>
+    <w:p>
+      <w:pPr>
+        <w:pStyle w:val="NoSpacing"/>
+      </w:pPr>
+      <w:r>
+        <w:t>{</w:t>
+      </w:r>
+    </w:p>
+    <w:p>
+      <w:pPr>
+        <w:pStyle w:val="NoSpacing"/>
+      </w:pPr>
+      <w:r>
+        <w:t xml:space="preserve">  "extends": "./tsconfig.app.json",</w:t>
+      </w:r>
+    </w:p>
+    <w:p>
+      <w:pPr>
+        <w:pStyle w:val="NoSpacing"/>
+      </w:pPr>
+      <w:r>
+        <w:t xml:space="preserve">  "compilerOptions": {</w:t>
+      </w:r>
+    </w:p>
+    <w:p>
+      <w:pPr>
+        <w:pStyle w:val="NoSpacing"/>
+      </w:pPr>
+      <w:r>
+        <w:t xml:space="preserve">    "outDir": "./dist/out-tsc/server",</w:t>
+      </w:r>
+    </w:p>
+    <w:p>
+      <w:pPr>
+        <w:pStyle w:val="NoSpacing"/>
+      </w:pPr>
+      <w:r>
+        <w:t xml:space="preserve">    "target": "es2020",</w:t>
+      </w:r>
+    </w:p>
+    <w:p>
+      <w:pPr>
+        <w:pStyle w:val="NoSpacing"/>
+      </w:pPr>
+      <w:r>
+        <w:t xml:space="preserve">    "types": ["node"]</w:t>
+      </w:r>
+    </w:p>
+    <w:p>
+      <w:pPr>
+        <w:pStyle w:val="NoSpacing"/>
+      </w:pPr>
+      <w:r>
+        <w:t xml:space="preserve">  },</w:t>
+      </w:r>
+    </w:p>
+    <w:p>
+      <w:pPr>
+        <w:pStyle w:val="NoSpacing"/>
+      </w:pPr>
+      <w:r>
+        <w:t xml:space="preserve">  "files": [</w:t>
+      </w:r>
+    </w:p>
+    <w:p>
+      <w:pPr>
+        <w:pStyle w:val="NoSpacing"/>
+      </w:pPr>
+      <w:r>
+        <w:t xml:space="preserve">    "src/main.server.ts"</w:t>
+      </w:r>
+    </w:p>
+    <w:p>
+      <w:pPr>
+        <w:pStyle w:val="NoSpacing"/>
+      </w:pPr>
+      <w:r>
+        <w:t xml:space="preserve">  ],</w:t>
+      </w:r>
+    </w:p>
+    <w:p>
+      <w:pPr>
+        <w:pStyle w:val="NoSpacing"/>
+      </w:pPr>
+      <w:r>
+        <w:t xml:space="preserve">  "angularCompilerOptions": {</w:t>
+      </w:r>
+    </w:p>
+    <w:p>
+      <w:pPr>
+        <w:pStyle w:val="NoSpacing"/>
+      </w:pPr>
+      <w:r>
+        <w:t xml:space="preserve">    "entryModule": "./src/app/app.server.module#AppServerModule"</w:t>
+      </w:r>
+    </w:p>
+    <w:p>
+      <w:pPr>
+        <w:pStyle w:val="NoSpacing"/>
+      </w:pPr>
+      <w:r>
+        <w:t xml:space="preserve">  }</w:t>
+      </w:r>
+    </w:p>
+    <w:p>
+      <w:pPr>
+        <w:pStyle w:val="NoSpacing"/>
+      </w:pPr>
+      <w:r>
+        <w:t>}</w:t>
+      </w:r>
+    </w:p>
+    <w:p>
+      <w:pPr>
+        <w:pStyle w:val="NoSpacing"/>
+        <w:rPr>
+          <w:b/>
+          <w:bCs/>
+        </w:rPr>
+      </w:pPr>
+    </w:p>
+    <w:p>
+      <w:pPr>
+        <w:pStyle w:val="NoSpacing"/>
+        <w:rPr>
+          <w:b/>
+          <w:bCs/>
+        </w:rPr>
+      </w:pPr>
+    </w:p>
+    <w:p>
+      <w:pPr>
+        <w:pStyle w:val="NoSpacing"/>
+        <w:rPr>
+          <w:b/>
+          <w:bCs/>
+        </w:rPr>
+      </w:pPr>
+      <w:r>
+        <w:rPr>
+          <w:b/>
+          <w:bCs/>
+        </w:rPr>
+        <w:t>Problem for app.server.module.ts</w:t>
+      </w:r>
+    </w:p>
+    <w:p>
+      <w:pPr>
+        <w:pStyle w:val="NoSpacing"/>
+        <w:rPr>
+          <w:b/>
+          <w:bCs/>
+        </w:rPr>
+      </w:pPr>
+      <w:r>
+        <w:rPr>
+          <w:b/>
+          <w:bCs/>
+        </w:rPr>
+        <w:drawing>
+          <wp:inline distT="0" distB="0" distL="0" distR="0" wp14:anchorId="0E80C913" wp14:editId="584BD4FC">
+            <wp:extent cx="5943600" cy="877570"/>
+            <wp:effectExtent l="0" t="0" r="0" b="0"/>
+            <wp:docPr id="483574507" name="Picture 1"/>
+            <wp:cNvGraphicFramePr>
+              <a:graphicFrameLocks xmlns:a="http://schemas.openxmlformats.org/drawingml/2006/main" noChangeAspect="1"/>
+            </wp:cNvGraphicFramePr>
+            <a:graphic xmlns:a="http://schemas.openxmlformats.org/drawingml/2006/main">
+              <a:graphicData uri="http://schemas.openxmlformats.org/drawingml/2006/picture">
+                <pic:pic xmlns:pic="http://schemas.openxmlformats.org/drawingml/2006/picture">
+                  <pic:nvPicPr>
+                    <pic:cNvPr id="483574507" name=""/>
+                    <pic:cNvPicPr/>
+                  </pic:nvPicPr>
+                  <pic:blipFill>
+                    <a:blip r:embed="rId9"/>
+                    <a:stretch>
+                      <a:fillRect/>
+                    </a:stretch>
+                  </pic:blipFill>
+                  <pic:spPr>
+                    <a:xfrm>
+                      <a:off x="0" y="0"/>
+                      <a:ext cx="5943600" cy="877570"/>
+                    </a:xfrm>
+                    <a:prstGeom prst="rect">
+                      <a:avLst/>
+                    </a:prstGeom>
+                  </pic:spPr>
+                </pic:pic>
+              </a:graphicData>
+            </a:graphic>
+          </wp:inline>
+        </w:drawing>
+      </w:r>
+    </w:p>
+    <w:p>
+      <w:pPr>
+        <w:pStyle w:val="NoSpacing"/>
+        <w:rPr>
+          <w:b/>
+          <w:bCs/>
+        </w:rPr>
+      </w:pPr>
+    </w:p>
+    <w:p>
+      <w:pPr>
+        <w:pStyle w:val="NoSpacing"/>
+        <w:rPr>
+          <w:b/>
+          <w:bCs/>
+        </w:rPr>
+      </w:pPr>
+    </w:p>
+    <w:p>
+      <w:pPr>
+        <w:pStyle w:val="NoSpacing"/>
+        <w:rPr>
+          <w:b/>
+          <w:bCs/>
+        </w:rPr>
+      </w:pPr>
+      <w:r>
+        <w:rPr>
+          <w:b/>
+          <w:bCs/>
+        </w:rPr>
+        <w:t>write all code again:</w:t>
+      </w:r>
+    </w:p>
+    <w:p>
+      <w:pPr>
+        <w:pStyle w:val="NoSpacing"/>
+      </w:pPr>
+      <w:r>
+        <w:t>import { NgModule } from '@angular/core';</w:t>
+      </w:r>
+    </w:p>
+    <w:p>
+      <w:pPr>
+        <w:pStyle w:val="NoSpacing"/>
+      </w:pPr>
+      <w:r>
+        <w:t>import { ServerModule } from '@angular/platform-server';</w:t>
+      </w:r>
+    </w:p>
+    <w:p>
+      <w:pPr>
+        <w:pStyle w:val="NoSpacing"/>
+      </w:pPr>
+    </w:p>
+    <w:p>
+      <w:pPr>
+        <w:pStyle w:val="NoSpacing"/>
+      </w:pPr>
+      <w:r>
+        <w:t>import { AppModule } from './app.module';        // Relative path: same folder</w:t>
+      </w:r>
+    </w:p>
+    <w:p>
+      <w:pPr>
+        <w:pStyle w:val="NoSpacing"/>
+      </w:pPr>
+      <w:r>
+        <w:t>import { AppComponent } from './app.component';  // Relative path: same folder</w:t>
+      </w:r>
+    </w:p>
+    <w:p>
+      <w:pPr>
+        <w:pStyle w:val="NoSpacing"/>
+      </w:pPr>
+    </w:p>
+    <w:p>
+      <w:pPr>
+        <w:pStyle w:val="NoSpacing"/>
+      </w:pPr>
+      <w:r>
+        <w:t>@NgModule({</w:t>
+      </w:r>
+    </w:p>
+    <w:p>
+      <w:pPr>
+        <w:pStyle w:val="NoSpacing"/>
+      </w:pPr>
+      <w:r>
+        <w:t xml:space="preserve">  imports: [</w:t>
+      </w:r>
+    </w:p>
+    <w:p>
+      <w:pPr>
+        <w:pStyle w:val="NoSpacing"/>
+      </w:pPr>
+      <w:r>
+        <w:t xml:space="preserve">    AppModule,</w:t>
+      </w:r>
+    </w:p>
+    <w:p>
+      <w:pPr>
+        <w:pStyle w:val="NoSpacing"/>
+      </w:pPr>
+      <w:r>
+        <w:t xml:space="preserve">    ServerModule,</w:t>
+      </w:r>
+    </w:p>
+    <w:p>
+      <w:pPr>
+        <w:pStyle w:val="NoSpacing"/>
+      </w:pPr>
+      <w:r>
+        <w:t xml:space="preserve">  ],</w:t>
+      </w:r>
+    </w:p>
+    <w:p>
+      <w:pPr>
+        <w:pStyle w:val="NoSpacing"/>
+      </w:pPr>
+      <w:r>
+        <w:t xml:space="preserve">  bootstrap: [AppComponent],</w:t>
+      </w:r>
+    </w:p>
+    <w:p>
+      <w:pPr>
+        <w:pStyle w:val="NoSpacing"/>
+      </w:pPr>
+      <w:r>
+        <w:t>})</w:t>
+      </w:r>
+    </w:p>
+    <w:p>
+      <w:pPr>
+        <w:pStyle w:val="NoSpacing"/>
+      </w:pPr>
+      <w:r>
+        <w:t>export class AppServerModule {}</w:t>
+      </w:r>
+    </w:p>
+    <w:p>
+      <w:pPr>
+        <w:pStyle w:val="NoSpacing"/>
+        <w:rPr>
+          <w:b/>
+          <w:bCs/>
+        </w:rPr>
+      </w:pPr>
+      <w:r>
+        <w:rPr>
+          <w:b/>
+          <w:bCs/>
+        </w:rPr>
+        <w:lastRenderedPageBreak/>
+        <w:t>---------IF this file is still with error</w:t>
+      </w:r>
+      <w:r>
+        <w:rPr>
+          <w:b/>
+          <w:bCs/>
+        </w:rPr>
+        <w:br/>
+        <w:t>Run COMMANDS</w:t>
+      </w:r>
+    </w:p>
+    <w:p>
+      <w:pPr>
+        <w:pStyle w:val="NoSpacing"/>
+      </w:pPr>
+      <w:r>
+        <w:t>cd avada-business</w:t>
+      </w:r>
+    </w:p>
+    <w:p>
+      <w:pPr>
+        <w:pStyle w:val="NoSpacing"/>
+      </w:pPr>
+    </w:p>
+    <w:p>
+      <w:pPr>
+        <w:pStyle w:val="NoSpacing"/>
+      </w:pPr>
+      <w:r>
+        <w:t>Remove-Item -Recurse -Force node_modules</w:t>
+      </w:r>
+    </w:p>
+    <w:p>
+      <w:pPr>
+        <w:pStyle w:val="NoSpacing"/>
+      </w:pPr>
+    </w:p>
+    <w:p>
+      <w:pPr>
+        <w:pStyle w:val="NoSpacing"/>
+      </w:pPr>
+      <w:r>
+        <w:t>npm run build:ssr</w:t>
+      </w:r>
+    </w:p>
+    <w:p>
+      <w:pPr>
+        <w:pStyle w:val="NoSpacing"/>
+      </w:pPr>
+    </w:p>
+    <w:p>
+      <w:pPr>
+        <w:pStyle w:val="NoSpacing"/>
+      </w:pPr>
+      <w:r>
+        <w:drawing>
+          <wp:inline distT="0" distB="0" distL="0" distR="0" wp14:anchorId="44393B33" wp14:editId="0617A1FA">
+            <wp:extent cx="5943600" cy="913130"/>
+            <wp:effectExtent l="0" t="0" r="0" b="1270"/>
+            <wp:docPr id="1153577867" name="Picture 1"/>
+            <wp:cNvGraphicFramePr>
+              <a:graphicFrameLocks xmlns:a="http://schemas.openxmlformats.org/drawingml/2006/main" noChangeAspect="1"/>
+            </wp:cNvGraphicFramePr>
+            <a:graphic xmlns:a="http://schemas.openxmlformats.org/drawingml/2006/main">
+              <a:graphicData uri="http://schemas.openxmlformats.org/drawingml/2006/picture">
+                <pic:pic xmlns:pic="http://schemas.openxmlformats.org/drawingml/2006/picture">
+                  <pic:nvPicPr>
+                    <pic:cNvPr id="1153577867" name=""/>
+                    <pic:cNvPicPr/>
+                  </pic:nvPicPr>
+                  <pic:blipFill>
+                    <a:blip r:embed="rId10"/>
+                    <a:stretch>
+                      <a:fillRect/>
+                    </a:stretch>
+                  </pic:blipFill>
+                  <pic:spPr>
+                    <a:xfrm>
+                      <a:off x="0" y="0"/>
+                      <a:ext cx="5943600" cy="913130"/>
+                    </a:xfrm>
+                    <a:prstGeom prst="rect">
+                      <a:avLst/>
+                    </a:prstGeom>
+                  </pic:spPr>
+                </pic:pic>
+              </a:graphicData>
+            </a:graphic>
+          </wp:inline>
+        </w:drawing>
+      </w:r>
+    </w:p>
+    <w:p>
+      <w:pPr>
+        <w:pStyle w:val="NoSpacing"/>
+        <w:rPr>
+          <w:b/>
+          <w:bCs/>
+        </w:rPr>
+      </w:pPr>
+      <w:r>
+        <w:rPr>
+          <w:b/>
+          <w:bCs/>
+        </w:rPr>
+        <w:t>Fix:</w:t>
+      </w:r>
+    </w:p>
+    <w:p>
+      <w:pPr>
+        <w:pStyle w:val="NoSpacing"/>
+        <w:rPr>
+          <w:b/>
+          <w:bCs/>
+        </w:rPr>
+      </w:pPr>
+      <w:r>
+        <w:rPr>
+          <w:b/>
+          <w:bCs/>
+        </w:rPr>
+        <w:t>run Command</w:t>
+      </w:r>
+    </w:p>
+    <w:p>
+      <w:pPr>
+        <w:pStyle w:val="NoSpacing"/>
+      </w:pPr>
+      <w:r>
+        <w:t>npm install --save-dev @angular-devkit/build-angular</w:t>
+      </w:r>
+    </w:p>
+    <w:p>
+      <w:pPr>
+        <w:pStyle w:val="NoSpacing"/>
+      </w:pPr>
+    </w:p>
+    <w:p>
+      <w:pPr>
+        <w:pStyle w:val="NoSpacing"/>
+        <w:rPr>
+          <w:b/>
+          <w:bCs/>
+        </w:rPr>
+      </w:pPr>
+    </w:p>
+    <w:p>
+      <w:pPr>
+        <w:pStyle w:val="NoSpacing"/>
+        <w:rPr>
+          <w:b/>
+          <w:bCs/>
+        </w:rPr>
+      </w:pPr>
+      <w:r>
+        <w:rPr>
+          <w:b/>
+          <w:bCs/>
+        </w:rPr>
+        <w:drawing>
+          <wp:inline distT="0" distB="0" distL="0" distR="0" wp14:anchorId="2F5DF139" wp14:editId="1B9A2B47">
+            <wp:extent cx="5943600" cy="1156970"/>
+            <wp:effectExtent l="0" t="0" r="0" b="5080"/>
+            <wp:docPr id="1948459556" name="Picture 1"/>
+            <wp:cNvGraphicFramePr>
+              <a:graphicFrameLocks xmlns:a="http://schemas.openxmlformats.org/drawingml/2006/main" noChangeAspect="1"/>
+            </wp:cNvGraphicFramePr>
+            <a:graphic xmlns:a="http://schemas.openxmlformats.org/drawingml/2006/main">
+              <a:graphicData uri="http://schemas.openxmlformats.org/drawingml/2006/picture">
+                <pic:pic xmlns:pic="http://schemas.openxmlformats.org/drawingml/2006/picture">
+                  <pic:nvPicPr>
+                    <pic:cNvPr id="1948459556" name=""/>
+                    <pic:cNvPicPr/>
+                  </pic:nvPicPr>
+                  <pic:blipFill>
+                    <a:blip r:embed="rId11"/>
+                    <a:stretch>
+                      <a:fillRect/>
+                    </a:stretch>
+                  </pic:blipFill>
+                  <pic:spPr>
+                    <a:xfrm>
+                      <a:off x="0" y="0"/>
+                      <a:ext cx="5943600" cy="1156970"/>
+                    </a:xfrm>
+                    <a:prstGeom prst="rect">
+                      <a:avLst/>
+                    </a:prstGeom>
+                  </pic:spPr>
+                </pic:pic>
+              </a:graphicData>
+            </a:graphic>
+          </wp:inline>
+        </w:drawing>
+      </w:r>
+    </w:p>
+    <w:p>
+      <w:pPr>
+        <w:pStyle w:val="NoSpacing"/>
+        <w:rPr>
+          <w:b/>
+          <w:bCs/>
+        </w:rPr>
+      </w:pPr>
+      <w:r>
+        <w:rPr>
+          <w:b/>
+          <w:bCs/>
+        </w:rPr>
+        <w:t>-IGNORE, is ok</w:t>
+      </w:r>
+    </w:p>
+    <w:p>
+      <w:pPr>
+        <w:pStyle w:val="NoSpacing"/>
+      </w:pPr>
+      <w:r>
+        <w:t>This just means that one of the packages you're using depends on an old library that has known issues. You’re not directly responsible for it — and unless you’re publishing your own Node.js package to NPM, you don’t need to act on these.</w:t>
+      </w:r>
+    </w:p>
+    <w:p>
+      <w:pPr>
+        <w:pStyle w:val="NoSpacing"/>
+        <w:rPr>
+          <w:b/>
+          <w:bCs/>
+        </w:rPr>
+      </w:pPr>
+    </w:p>
+    <w:p>
+      <w:pPr>
+        <w:pStyle w:val="NoSpacing"/>
+        <w:rPr>
+          <w:b/>
+          <w:bCs/>
+        </w:rPr>
+      </w:pPr>
+    </w:p>
+    <w:p>
+      <w:pPr>
+        <w:pStyle w:val="NoSpacing"/>
+        <w:rPr>
+          <w:b/>
+          <w:bCs/>
+        </w:rPr>
+      </w:pPr>
+    </w:p>
+    <w:p>
+      <w:pPr>
+        <w:pStyle w:val="NoSpacing"/>
+        <w:rPr>
+          <w:b/>
+          <w:bCs/>
+        </w:rPr>
+      </w:pPr>
+      <w:r>
+        <w:rPr>
+          <w:b/>
+          <w:bCs/>
+        </w:rPr>
+        <w:t>Command</w:t>
+      </w:r>
+    </w:p>
+    <w:p>
+      <w:pPr>
+        <w:pStyle w:val="NoSpacing"/>
+        <w:rPr>
+          <w:b/>
+          <w:bCs/>
+        </w:rPr>
+      </w:pPr>
+      <w:r>
+        <w:rPr>
+          <w:b/>
+          <w:bCs/>
+        </w:rPr>
+        <w:t>npm run build:ssr</w:t>
+      </w:r>
+    </w:p>
+    <w:p>
+      <w:pPr>
+        <w:pStyle w:val="NoSpacing"/>
+        <w:rPr>
+          <w:b/>
+          <w:bCs/>
+        </w:rPr>
+      </w:pPr>
+    </w:p>
+    <w:p>
+      <w:pPr>
+        <w:pStyle w:val="NoSpacing"/>
+        <w:rPr>
+          <w:b/>
+          <w:bCs/>
+        </w:rPr>
+      </w:pPr>
+      <w:r>
+        <w:rPr>
+          <w:b/>
+          <w:bCs/>
+        </w:rPr>
+        <w:t>Error</w:t>
+      </w:r>
+    </w:p>
+    <w:p>
+      <w:pPr>
+        <w:pStyle w:val="NoSpacing"/>
+        <w:rPr>
+          <w:b/>
+          <w:bCs/>
+        </w:rPr>
+      </w:pPr>
+      <w:r>
+        <w:rPr>
+          <w:b/>
+          <w:bCs/>
+        </w:rPr>
+        <w:t>Data path must have required property broser-ERROR</w:t>
+      </w:r>
+    </w:p>
+    <w:p>
+      <w:pPr>
+        <w:pStyle w:val="NoSpacing"/>
+        <w:rPr>
+          <w:b/>
+          <w:bCs/>
+        </w:rPr>
+      </w:pPr>
+      <w:r>
+        <w:rPr>
+          <w:b/>
+          <w:bCs/>
+        </w:rPr>
+        <w:t>means your angular.json is missing a required browser property under the build.options section for your project.</w:t>
+      </w:r>
+    </w:p>
+    <w:p>
+      <w:pPr>
+        <w:pStyle w:val="NoSpacing"/>
+        <w:rPr>
+          <w:b/>
+          <w:bCs/>
+        </w:rPr>
+      </w:pPr>
+      <w:r>
+        <w:rPr>
+          <w:rFonts w:ascii="Segoe UI Emoji" w:hAnsi="Segoe UI Emoji" w:cs="Segoe UI Emoji"/>
+          <w:b/>
+          <w:bCs/>
+        </w:rPr>
+        <w:t>✅</w:t>
+      </w:r>
+      <w:r>
+        <w:rPr>
+          <w:b/>
+          <w:bCs/>
+        </w:rPr>
+        <w:t xml:space="preserve"> Fix Step-by-Step:</w:t>
+      </w:r>
+    </w:p>
+    <w:p>
+      <w:pPr>
+        <w:pStyle w:val="NoSpacing"/>
+        <w:numPr>
+          <w:ilvl w:val="0"/>
+          <w:numId w:val="31"/>
+        </w:numPr>
+        <w:rPr>
+          <w:b/>
+          <w:bCs/>
+        </w:rPr>
+      </w:pPr>
+      <w:r>
+        <w:rPr>
+          <w:b/>
+          <w:bCs/>
+        </w:rPr>
+        <w:t>Open your angular.json file (located at project root).</w:t>
+      </w:r>
+    </w:p>
+    <w:p>
+      <w:pPr>
+        <w:pStyle w:val="NoSpacing"/>
+        <w:numPr>
+          <w:ilvl w:val="0"/>
+          <w:numId w:val="31"/>
+        </w:numPr>
+        <w:rPr>
+          <w:b/>
+          <w:bCs/>
+        </w:rPr>
+      </w:pPr>
+      <w:r>
+        <w:rPr>
+          <w:b/>
+          <w:bCs/>
+        </w:rPr>
+        <w:t>Find</w:t>
+      </w:r>
+      <w:r>
+        <w:rPr>
+          <w:b/>
+          <w:bCs/>
+        </w:rPr>
+        <w:t xml:space="preserve"> code all, REWrite</w:t>
+      </w:r>
+    </w:p>
+    <w:p>
+      <w:pPr>
+        <w:pStyle w:val="NoSpacing"/>
+        <w:rPr>
+          <w:b/>
+          <w:bCs/>
+        </w:rPr>
+      </w:pPr>
+    </w:p>
+    <w:p>
+      <w:pPr>
+        <w:pStyle w:val="NoSpacing"/>
+        <w:rPr>
+          <w:b/>
+          <w:bCs/>
+        </w:rPr>
+      </w:pPr>
+    </w:p>
+    <w:p>
+      <w:pPr>
+        <w:pStyle w:val="NoSpacing"/>
+        <w:rPr>
+          <w:b/>
+          <w:bCs/>
+        </w:rPr>
+      </w:pPr>
+    </w:p>
+    <w:p>
+      <w:pPr>
+        <w:pStyle w:val="NoSpacing"/>
+        <w:rPr>
+          <w:b/>
+          <w:bCs/>
+        </w:rPr>
+      </w:pPr>
+    </w:p>
+    <w:p>
+      <w:pPr>
+        <w:pStyle w:val="NoSpacing"/>
+        <w:rPr>
+          <w:b/>
+          <w:bCs/>
+        </w:rPr>
+      </w:pPr>
+    </w:p>
+    <w:p>
+      <w:pPr>
+        <w:pStyle w:val="NoSpacing"/>
+        <w:rPr>
+          <w:b/>
+          <w:bCs/>
+        </w:rPr>
+      </w:pPr>
+    </w:p>
+    <w:p>
+      <w:pPr>
+        <w:pStyle w:val="NoSpacing"/>
+      </w:pPr>
+      <w:r>
+        <w:t>{</w:t>
+      </w:r>
+    </w:p>
+    <w:p>
+      <w:pPr>
+        <w:pStyle w:val="NoSpacing"/>
+      </w:pPr>
+      <w:r>
+        <w:t xml:space="preserve">  "$schema": "./node_modules/@angular/cli/lib/config/schema.json",</w:t>
+      </w:r>
+    </w:p>
+    <w:p>
+      <w:pPr>
+        <w:pStyle w:val="NoSpacing"/>
+      </w:pPr>
+      <w:r>
+        <w:t xml:space="preserve">  "version": 1,</w:t>
+      </w:r>
+    </w:p>
+    <w:p>
+      <w:pPr>
+        <w:pStyle w:val="NoSpacing"/>
+      </w:pPr>
+      <w:r>
+        <w:t xml:space="preserve">  "newProjectRoot": "projects",</w:t>
+      </w:r>
+    </w:p>
+    <w:p>
+      <w:pPr>
+        <w:pStyle w:val="NoSpacing"/>
+      </w:pPr>
+      <w:r>
+        <w:t xml:space="preserve">  "projects": {</w:t>
+      </w:r>
+    </w:p>
+    <w:p>
+      <w:pPr>
+        <w:pStyle w:val="NoSpacing"/>
+      </w:pPr>
+      <w:r>
+        <w:t xml:space="preserve">    "avada-business": {</w:t>
+      </w:r>
+    </w:p>
+    <w:p>
+      <w:pPr>
+        <w:pStyle w:val="NoSpacing"/>
+      </w:pPr>
+      <w:r>
+        <w:t xml:space="preserve">      "projectType": "application",</w:t>
+      </w:r>
+    </w:p>
+    <w:p>
+      <w:pPr>
+        <w:pStyle w:val="NoSpacing"/>
+      </w:pPr>
+      <w:r>
+        <w:t xml:space="preserve">      "schematics": {</w:t>
+      </w:r>
+    </w:p>
+    <w:p>
+      <w:pPr>
+        <w:pStyle w:val="NoSpacing"/>
+      </w:pPr>
+      <w:r>
+        <w:t xml:space="preserve">        "@schematics/angular:component": {</w:t>
+      </w:r>
+    </w:p>
+    <w:p>
+      <w:pPr>
+        <w:pStyle w:val="NoSpacing"/>
+      </w:pPr>
+      <w:r>
+        <w:t xml:space="preserve">          "style": "scss"</w:t>
+      </w:r>
+    </w:p>
+    <w:p>
+      <w:pPr>
+        <w:pStyle w:val="NoSpacing"/>
+      </w:pPr>
+      <w:r>
+        <w:t xml:space="preserve">        }</w:t>
+      </w:r>
+    </w:p>
+    <w:p>
+      <w:pPr>
+        <w:pStyle w:val="NoSpacing"/>
+      </w:pPr>
+      <w:r>
+        <w:t xml:space="preserve">      },</w:t>
+      </w:r>
+    </w:p>
+    <w:p>
+      <w:pPr>
+        <w:pStyle w:val="NoSpacing"/>
+      </w:pPr>
+      <w:r>
+        <w:t xml:space="preserve">      "root": "",</w:t>
+      </w:r>
+    </w:p>
+    <w:p>
+      <w:pPr>
+        <w:pStyle w:val="NoSpacing"/>
+      </w:pPr>
+      <w:r>
+        <w:t xml:space="preserve">      "sourceRoot": "src",</w:t>
+      </w:r>
+    </w:p>
+    <w:p>
+      <w:pPr>
+        <w:pStyle w:val="NoSpacing"/>
+      </w:pPr>
+      <w:r>
+        <w:t xml:space="preserve">      "prefix": "app",</w:t>
+      </w:r>
+    </w:p>
+    <w:p>
+      <w:pPr>
+        <w:pStyle w:val="NoSpacing"/>
+      </w:pPr>
+      <w:r>
+        <w:t xml:space="preserve">      "architect": {</w:t>
+      </w:r>
+    </w:p>
+    <w:p>
+      <w:pPr>
+        <w:pStyle w:val="NoSpacing"/>
+      </w:pPr>
+      <w:r>
+        <w:t xml:space="preserve">        "build": {</w:t>
+      </w:r>
+    </w:p>
+    <w:p>
+      <w:pPr>
+        <w:pStyle w:val="NoSpacing"/>
+      </w:pPr>
+      <w:r>
+        <w:t xml:space="preserve">          "builder": "@angular-devkit/build-angular:application",</w:t>
+      </w:r>
+    </w:p>
+    <w:p>
+      <w:pPr>
+        <w:pStyle w:val="NoSpacing"/>
+      </w:pPr>
+      <w:r>
+        <w:t xml:space="preserve">          "options": {</w:t>
+      </w:r>
+    </w:p>
+    <w:p>
+      <w:pPr>
+        <w:pStyle w:val="NoSpacing"/>
+      </w:pPr>
+      <w:r>
+        <w:t xml:space="preserve">            "outputPath": "dist/avada-business/browser",</w:t>
+      </w:r>
+    </w:p>
+    <w:p>
+      <w:pPr>
+        <w:pStyle w:val="NoSpacing"/>
+      </w:pPr>
+      <w:r>
+        <w:t xml:space="preserve">            "index": "src/index.html",</w:t>
+      </w:r>
+    </w:p>
+    <w:p>
+      <w:pPr>
+        <w:pStyle w:val="NoSpacing"/>
+      </w:pPr>
+      <w:r>
+        <w:t xml:space="preserve">            "main": "src/main.ts",</w:t>
+      </w:r>
+    </w:p>
+    <w:p>
+      <w:pPr>
+        <w:pStyle w:val="NoSpacing"/>
+      </w:pPr>
+      <w:r>
+        <w:t xml:space="preserve">            "polyfills": [</w:t>
+      </w:r>
+    </w:p>
+    <w:p>
+      <w:pPr>
+        <w:pStyle w:val="NoSpacing"/>
+      </w:pPr>
+      <w:r>
+        <w:t xml:space="preserve">              "zone.js"</w:t>
+      </w:r>
+    </w:p>
+    <w:p>
+      <w:pPr>
+        <w:pStyle w:val="NoSpacing"/>
+      </w:pPr>
+      <w:r>
+        <w:t xml:space="preserve">            ],</w:t>
+      </w:r>
+    </w:p>
+    <w:p>
+      <w:pPr>
+        <w:pStyle w:val="NoSpacing"/>
+      </w:pPr>
+      <w:r>
+        <w:t xml:space="preserve">            "tsConfig": "tsconfig.app.json",</w:t>
+      </w:r>
+    </w:p>
+    <w:p>
+      <w:pPr>
+        <w:pStyle w:val="NoSpacing"/>
+      </w:pPr>
+      <w:r>
+        <w:t xml:space="preserve">            "inlineStyleLanguage": "scss",</w:t>
+      </w:r>
+    </w:p>
+    <w:p>
+      <w:pPr>
+        <w:pStyle w:val="NoSpacing"/>
+      </w:pPr>
+      <w:r>
+        <w:t xml:space="preserve">            "assets": [</w:t>
+      </w:r>
+    </w:p>
+    <w:p>
+      <w:pPr>
+        <w:pStyle w:val="NoSpacing"/>
+      </w:pPr>
+      <w:r>
+        <w:t xml:space="preserve">              {</w:t>
+      </w:r>
+    </w:p>
+    <w:p>
+      <w:pPr>
+        <w:pStyle w:val="NoSpacing"/>
+      </w:pPr>
+      <w:r>
+        <w:t xml:space="preserve">                "glob": "**/*",</w:t>
+      </w:r>
+    </w:p>
+    <w:p>
+      <w:pPr>
+        <w:pStyle w:val="NoSpacing"/>
+      </w:pPr>
+      <w:r>
+        <w:t xml:space="preserve">                "input": "public",</w:t>
+      </w:r>
+    </w:p>
+    <w:p>
+      <w:pPr>
+        <w:pStyle w:val="NoSpacing"/>
+      </w:pPr>
+      <w:r>
+        <w:t xml:space="preserve">                "output": "/"</w:t>
+      </w:r>
+    </w:p>
+    <w:p>
+      <w:pPr>
+        <w:pStyle w:val="NoSpacing"/>
+      </w:pPr>
+      <w:r>
+        <w:t xml:space="preserve">              }</w:t>
+      </w:r>
+    </w:p>
+    <w:p>
+      <w:pPr>
+        <w:pStyle w:val="NoSpacing"/>
+      </w:pPr>
+      <w:r>
+        <w:t xml:space="preserve">            ],</w:t>
+      </w:r>
+    </w:p>
+    <w:p>
+      <w:pPr>
+        <w:pStyle w:val="NoSpacing"/>
+      </w:pPr>
+      <w:r>
+        <w:t xml:space="preserve">            "styles": [</w:t>
+      </w:r>
+    </w:p>
+    <w:p>
+      <w:pPr>
+        <w:pStyle w:val="NoSpacing"/>
+      </w:pPr>
+      <w:r>
+        <w:t xml:space="preserve">              "src/styles.scss"</w:t>
+      </w:r>
+    </w:p>
+    <w:p>
+      <w:pPr>
+        <w:pStyle w:val="NoSpacing"/>
+      </w:pPr>
+      <w:r>
+        <w:t xml:space="preserve">            ],</w:t>
+      </w:r>
+    </w:p>
+    <w:p>
+      <w:pPr>
+        <w:pStyle w:val="NoSpacing"/>
+      </w:pPr>
+      <w:r>
+        <w:t xml:space="preserve">            "scripts": []</w:t>
+      </w:r>
+    </w:p>
+    <w:p>
+      <w:pPr>
+        <w:pStyle w:val="NoSpacing"/>
+      </w:pPr>
+      <w:r>
+        <w:t xml:space="preserve">          },</w:t>
+      </w:r>
+    </w:p>
+    <w:p>
+      <w:pPr>
+        <w:pStyle w:val="NoSpacing"/>
+      </w:pPr>
+      <w:r>
+        <w:t xml:space="preserve">          "configurations": {</w:t>
+      </w:r>
+    </w:p>
+    <w:p>
+      <w:pPr>
+        <w:pStyle w:val="NoSpacing"/>
+      </w:pPr>
+      <w:r>
+        <w:lastRenderedPageBreak/>
+        <w:t xml:space="preserve">            "production": {</w:t>
+      </w:r>
+    </w:p>
+    <w:p>
+      <w:pPr>
+        <w:pStyle w:val="NoSpacing"/>
+      </w:pPr>
+      <w:r>
+        <w:t xml:space="preserve">              "budgets": [</w:t>
+      </w:r>
+    </w:p>
+    <w:p>
+      <w:pPr>
+        <w:pStyle w:val="NoSpacing"/>
+      </w:pPr>
+      <w:r>
+        <w:t xml:space="preserve">                {</w:t>
+      </w:r>
+    </w:p>
+    <w:p>
+      <w:pPr>
+        <w:pStyle w:val="NoSpacing"/>
+      </w:pPr>
+      <w:r>
+        <w:t xml:space="preserve">                  "type": "initial",</w:t>
+      </w:r>
+    </w:p>
+    <w:p>
+      <w:pPr>
+        <w:pStyle w:val="NoSpacing"/>
+      </w:pPr>
+      <w:r>
+        <w:t xml:space="preserve">                  "maximumWarning": "500kb",</w:t>
+      </w:r>
+    </w:p>
+    <w:p>
+      <w:pPr>
+        <w:pStyle w:val="NoSpacing"/>
+      </w:pPr>
+      <w:r>
+        <w:t xml:space="preserve">                  "maximumError": "1mb"</w:t>
+      </w:r>
+    </w:p>
+    <w:p>
+      <w:pPr>
+        <w:pStyle w:val="NoSpacing"/>
+      </w:pPr>
+      <w:r>
+        <w:t xml:space="preserve">                },</w:t>
+      </w:r>
+    </w:p>
+    <w:p>
+      <w:pPr>
+        <w:pStyle w:val="NoSpacing"/>
+      </w:pPr>
+      <w:r>
+        <w:t xml:space="preserve">                {</w:t>
+      </w:r>
+    </w:p>
+    <w:p>
+      <w:pPr>
+        <w:pStyle w:val="NoSpacing"/>
+      </w:pPr>
+      <w:r>
+        <w:t xml:space="preserve">                  "type": "anyComponentStyle",</w:t>
+      </w:r>
+    </w:p>
+    <w:p>
+      <w:pPr>
+        <w:pStyle w:val="NoSpacing"/>
+      </w:pPr>
+      <w:r>
+        <w:t xml:space="preserve">                  "maximumWarning": "4kb",</w:t>
+      </w:r>
+    </w:p>
+    <w:p>
+      <w:pPr>
+        <w:pStyle w:val="NoSpacing"/>
+      </w:pPr>
+      <w:r>
+        <w:t xml:space="preserve">                  "maximumError": "8kb"</w:t>
+      </w:r>
+    </w:p>
+    <w:p>
+      <w:pPr>
+        <w:pStyle w:val="NoSpacing"/>
+      </w:pPr>
+      <w:r>
+        <w:t xml:space="preserve">                }</w:t>
+      </w:r>
+    </w:p>
+    <w:p>
+      <w:pPr>
+        <w:pStyle w:val="NoSpacing"/>
+      </w:pPr>
+      <w:r>
+        <w:t xml:space="preserve">              ],</w:t>
+      </w:r>
+    </w:p>
+    <w:p>
+      <w:pPr>
+        <w:pStyle w:val="NoSpacing"/>
+      </w:pPr>
+      <w:r>
+        <w:t xml:space="preserve">              "outputHashing": "all"</w:t>
+      </w:r>
+    </w:p>
+    <w:p>
+      <w:pPr>
+        <w:pStyle w:val="NoSpacing"/>
+      </w:pPr>
+      <w:r>
+        <w:t xml:space="preserve">            },</w:t>
+      </w:r>
+    </w:p>
+    <w:p>
+      <w:pPr>
+        <w:pStyle w:val="NoSpacing"/>
+      </w:pPr>
+      <w:r>
+        <w:t xml:space="preserve">            "development": {</w:t>
+      </w:r>
+    </w:p>
+    <w:p>
+      <w:pPr>
+        <w:pStyle w:val="NoSpacing"/>
+      </w:pPr>
+      <w:r>
+        <w:t xml:space="preserve">              "optimization": false,</w:t>
+      </w:r>
+    </w:p>
+    <w:p>
+      <w:pPr>
+        <w:pStyle w:val="NoSpacing"/>
+      </w:pPr>
+      <w:r>
+        <w:t xml:space="preserve">              "extractLicenses": false,</w:t>
+      </w:r>
+    </w:p>
+    <w:p>
+      <w:pPr>
+        <w:pStyle w:val="NoSpacing"/>
+      </w:pPr>
+      <w:r>
+        <w:t xml:space="preserve">              "sourceMap": true</w:t>
+      </w:r>
+    </w:p>
+    <w:p>
+      <w:pPr>
+        <w:pStyle w:val="NoSpacing"/>
+      </w:pPr>
+      <w:r>
+        <w:t xml:space="preserve">            }</w:t>
+      </w:r>
+    </w:p>
+    <w:p>
+      <w:pPr>
+        <w:pStyle w:val="NoSpacing"/>
+      </w:pPr>
+      <w:r>
+        <w:t xml:space="preserve">          },</w:t>
+      </w:r>
+    </w:p>
+    <w:p>
+      <w:pPr>
+        <w:pStyle w:val="NoSpacing"/>
+      </w:pPr>
+      <w:r>
+        <w:t xml:space="preserve">          "defaultConfiguration": "production"</w:t>
+      </w:r>
+    </w:p>
+    <w:p>
+      <w:pPr>
+        <w:pStyle w:val="NoSpacing"/>
+      </w:pPr>
+      <w:r>
+        <w:t xml:space="preserve">        },</w:t>
+      </w:r>
+    </w:p>
+    <w:p>
+      <w:pPr>
+        <w:pStyle w:val="NoSpacing"/>
+      </w:pPr>
+      <w:r>
+        <w:t xml:space="preserve">        "serve": {</w:t>
+      </w:r>
+    </w:p>
+    <w:p>
+      <w:pPr>
+        <w:pStyle w:val="NoSpacing"/>
+      </w:pPr>
+      <w:r>
+        <w:t xml:space="preserve">          "builder": "@angular-devkit/build-angular:dev-server",</w:t>
+      </w:r>
+    </w:p>
+    <w:p>
+      <w:pPr>
+        <w:pStyle w:val="NoSpacing"/>
+      </w:pPr>
+      <w:r>
+        <w:t xml:space="preserve">          "configurations": {</w:t>
+      </w:r>
+    </w:p>
+    <w:p>
+      <w:pPr>
+        <w:pStyle w:val="NoSpacing"/>
+      </w:pPr>
+      <w:r>
+        <w:t xml:space="preserve">            "production": {</w:t>
+      </w:r>
+    </w:p>
+    <w:p>
+      <w:pPr>
+        <w:pStyle w:val="NoSpacing"/>
+      </w:pPr>
+      <w:r>
+        <w:t xml:space="preserve">              "buildTarget": "avada-business:build:production"</w:t>
+      </w:r>
+    </w:p>
+    <w:p>
+      <w:pPr>
+        <w:pStyle w:val="NoSpacing"/>
+      </w:pPr>
+      <w:r>
+        <w:t xml:space="preserve">            },</w:t>
+      </w:r>
+    </w:p>
+    <w:p>
+      <w:pPr>
+        <w:pStyle w:val="NoSpacing"/>
+      </w:pPr>
+      <w:r>
+        <w:t xml:space="preserve">            "development": {</w:t>
+      </w:r>
+    </w:p>
+    <w:p>
+      <w:pPr>
+        <w:pStyle w:val="NoSpacing"/>
+      </w:pPr>
+      <w:r>
+        <w:t xml:space="preserve">              "buildTarget": "avada-business:build:development"</w:t>
+      </w:r>
+    </w:p>
+    <w:p>
+      <w:pPr>
+        <w:pStyle w:val="NoSpacing"/>
+      </w:pPr>
+      <w:r>
+        <w:t xml:space="preserve">            }</w:t>
+      </w:r>
+    </w:p>
+    <w:p>
+      <w:pPr>
+        <w:pStyle w:val="NoSpacing"/>
+      </w:pPr>
+      <w:r>
+        <w:t xml:space="preserve">          },</w:t>
+      </w:r>
+    </w:p>
+    <w:p>
+      <w:pPr>
+        <w:pStyle w:val="NoSpacing"/>
+      </w:pPr>
+      <w:r>
+        <w:t xml:space="preserve">          "defaultConfiguration": "development"</w:t>
+      </w:r>
+    </w:p>
+    <w:p>
+      <w:pPr>
+        <w:pStyle w:val="NoSpacing"/>
+      </w:pPr>
+      <w:r>
+        <w:t xml:space="preserve">        },</w:t>
+      </w:r>
+    </w:p>
+    <w:p>
+      <w:pPr>
+        <w:pStyle w:val="NoSpacing"/>
+      </w:pPr>
+      <w:r>
+        <w:t xml:space="preserve">        "server": {</w:t>
+      </w:r>
+    </w:p>
+    <w:p>
+      <w:pPr>
+        <w:pStyle w:val="NoSpacing"/>
+      </w:pPr>
+      <w:r>
+        <w:t xml:space="preserve">          "builder": "@angular-devkit/build-angular:server",</w:t>
+      </w:r>
+    </w:p>
+    <w:p>
+      <w:pPr>
+        <w:pStyle w:val="NoSpacing"/>
+      </w:pPr>
+      <w:r>
+        <w:t xml:space="preserve">          "options": {</w:t>
+      </w:r>
+    </w:p>
+    <w:p>
+      <w:pPr>
+        <w:pStyle w:val="NoSpacing"/>
+      </w:pPr>
+      <w:r>
+        <w:t xml:space="preserve">            "outputPath": "dist/avada-business/server",</w:t>
+      </w:r>
+    </w:p>
+    <w:p>
+      <w:pPr>
+        <w:pStyle w:val="NoSpacing"/>
+      </w:pPr>
+      <w:r>
+        <w:t xml:space="preserve">            "main": "src/main.server.ts",</w:t>
+      </w:r>
+    </w:p>
+    <w:p>
+      <w:pPr>
+        <w:pStyle w:val="NoSpacing"/>
+      </w:pPr>
+      <w:r>
+        <w:t xml:space="preserve">            "tsConfig": "tsconfig.server.json"</w:t>
+      </w:r>
+    </w:p>
+    <w:p>
+      <w:pPr>
+        <w:pStyle w:val="NoSpacing"/>
+      </w:pPr>
+      <w:r>
+        <w:t xml:space="preserve">          },</w:t>
+      </w:r>
+    </w:p>
+    <w:p>
+      <w:pPr>
+        <w:pStyle w:val="NoSpacing"/>
+      </w:pPr>
+      <w:r>
+        <w:t xml:space="preserve">          "configurations": {</w:t>
+      </w:r>
+    </w:p>
+    <w:p>
+      <w:pPr>
+        <w:pStyle w:val="NoSpacing"/>
+      </w:pPr>
+      <w:r>
+        <w:t xml:space="preserve">            "production": {</w:t>
+      </w:r>
+    </w:p>
+    <w:p>
+      <w:pPr>
+        <w:pStyle w:val="NoSpacing"/>
+      </w:pPr>
+      <w:r>
+        <w:lastRenderedPageBreak/>
+        <w:t xml:space="preserve">              "outputHashing": "media",</w:t>
+      </w:r>
+    </w:p>
+    <w:p>
+      <w:pPr>
+        <w:pStyle w:val="NoSpacing"/>
+      </w:pPr>
+      <w:r>
+        <w:t xml:space="preserve">              "sourceMap": false,</w:t>
+      </w:r>
+    </w:p>
+    <w:p>
+      <w:pPr>
+        <w:pStyle w:val="NoSpacing"/>
+      </w:pPr>
+      <w:r>
+        <w:t xml:space="preserve">              "optimization": true</w:t>
+      </w:r>
+    </w:p>
+    <w:p>
+      <w:pPr>
+        <w:pStyle w:val="NoSpacing"/>
+      </w:pPr>
+      <w:r>
+        <w:t xml:space="preserve">            },</w:t>
+      </w:r>
+    </w:p>
+    <w:p>
+      <w:pPr>
+        <w:pStyle w:val="NoSpacing"/>
+      </w:pPr>
+      <w:r>
+        <w:t xml:space="preserve">            "development": {</w:t>
+      </w:r>
+    </w:p>
+    <w:p>
+      <w:pPr>
+        <w:pStyle w:val="NoSpacing"/>
+      </w:pPr>
+      <w:r>
+        <w:t xml:space="preserve">              "outputHashing": "none",</w:t>
+      </w:r>
+    </w:p>
+    <w:p>
+      <w:pPr>
+        <w:pStyle w:val="NoSpacing"/>
+      </w:pPr>
+      <w:r>
+        <w:t xml:space="preserve">              "sourceMap": true,</w:t>
+      </w:r>
+    </w:p>
+    <w:p>
+      <w:pPr>
+        <w:pStyle w:val="NoSpacing"/>
+      </w:pPr>
+      <w:r>
+        <w:t xml:space="preserve">              "optimization": false</w:t>
+      </w:r>
+    </w:p>
+    <w:p>
+      <w:pPr>
+        <w:pStyle w:val="NoSpacing"/>
+      </w:pPr>
+      <w:r>
+        <w:t xml:space="preserve">            }</w:t>
+      </w:r>
+    </w:p>
+    <w:p>
+      <w:pPr>
+        <w:pStyle w:val="NoSpacing"/>
+      </w:pPr>
+      <w:r>
+        <w:t xml:space="preserve">          },</w:t>
+      </w:r>
+    </w:p>
+    <w:p>
+      <w:pPr>
+        <w:pStyle w:val="NoSpacing"/>
+      </w:pPr>
+      <w:r>
+        <w:t xml:space="preserve">          "defaultConfiguration": "production"</w:t>
+      </w:r>
+    </w:p>
+    <w:p>
+      <w:pPr>
+        <w:pStyle w:val="NoSpacing"/>
+      </w:pPr>
+      <w:r>
+        <w:t xml:space="preserve">        },</w:t>
+      </w:r>
+    </w:p>
+    <w:p>
+      <w:pPr>
+        <w:pStyle w:val="NoSpacing"/>
+      </w:pPr>
+      <w:r>
+        <w:t xml:space="preserve">        "serve-ssr": {</w:t>
+      </w:r>
+    </w:p>
+    <w:p>
+      <w:pPr>
+        <w:pStyle w:val="NoSpacing"/>
+      </w:pPr>
+      <w:r>
+        <w:t xml:space="preserve">          "builder": "@nguniversal/builders:ssr-dev-server",</w:t>
+      </w:r>
+    </w:p>
+    <w:p>
+      <w:pPr>
+        <w:pStyle w:val="NoSpacing"/>
+      </w:pPr>
+      <w:r>
+        <w:t xml:space="preserve">          "options": {</w:t>
+      </w:r>
+    </w:p>
+    <w:p>
+      <w:pPr>
+        <w:pStyle w:val="NoSpacing"/>
+      </w:pPr>
+      <w:r>
+        <w:t xml:space="preserve">            "browserTarget": "avada-business:build",</w:t>
+      </w:r>
+    </w:p>
+    <w:p>
+      <w:pPr>
+        <w:pStyle w:val="NoSpacing"/>
+      </w:pPr>
+      <w:r>
+        <w:t xml:space="preserve">            "serverTarget": "avada-business:server"</w:t>
+      </w:r>
+    </w:p>
+    <w:p>
+      <w:pPr>
+        <w:pStyle w:val="NoSpacing"/>
+      </w:pPr>
+      <w:r>
+        <w:t xml:space="preserve">          },</w:t>
+      </w:r>
+    </w:p>
+    <w:p>
+      <w:pPr>
+        <w:pStyle w:val="NoSpacing"/>
+      </w:pPr>
+      <w:r>
+        <w:t xml:space="preserve">          "configurations": {</w:t>
+      </w:r>
+    </w:p>
+    <w:p>
+      <w:pPr>
+        <w:pStyle w:val="NoSpacing"/>
+      </w:pPr>
+      <w:r>
+        <w:t xml:space="preserve">            "production": {</w:t>
+      </w:r>
+    </w:p>
+    <w:p>
+      <w:pPr>
+        <w:pStyle w:val="NoSpacing"/>
+      </w:pPr>
+      <w:r>
+        <w:t xml:space="preserve">              "browserTarget": "avada-business:build:production",</w:t>
+      </w:r>
+    </w:p>
+    <w:p>
+      <w:pPr>
+        <w:pStyle w:val="NoSpacing"/>
+      </w:pPr>
+      <w:r>
+        <w:t xml:space="preserve">              "serverTarget": "avada-business:server:production"</w:t>
+      </w:r>
+    </w:p>
+    <w:p>
+      <w:pPr>
+        <w:pStyle w:val="NoSpacing"/>
+      </w:pPr>
+      <w:r>
+        <w:t xml:space="preserve">            },</w:t>
+      </w:r>
+    </w:p>
+    <w:p>
+      <w:pPr>
+        <w:pStyle w:val="NoSpacing"/>
+      </w:pPr>
+      <w:r>
+        <w:t xml:space="preserve">            "development": {</w:t>
+      </w:r>
+    </w:p>
+    <w:p>
+      <w:pPr>
+        <w:pStyle w:val="NoSpacing"/>
+      </w:pPr>
+      <w:r>
+        <w:t xml:space="preserve">              "browserTarget": "avada-business:build:development",</w:t>
+      </w:r>
+    </w:p>
+    <w:p>
+      <w:pPr>
+        <w:pStyle w:val="NoSpacing"/>
+      </w:pPr>
+      <w:r>
+        <w:t xml:space="preserve">              "serverTarget": "avada-business:server:development"</w:t>
+      </w:r>
+    </w:p>
+    <w:p>
+      <w:pPr>
+        <w:pStyle w:val="NoSpacing"/>
+      </w:pPr>
+      <w:r>
+        <w:t xml:space="preserve">            }</w:t>
+      </w:r>
+    </w:p>
+    <w:p>
+      <w:pPr>
+        <w:pStyle w:val="NoSpacing"/>
+      </w:pPr>
+      <w:r>
+        <w:t xml:space="preserve">          },</w:t>
+      </w:r>
+    </w:p>
+    <w:p>
+      <w:pPr>
+        <w:pStyle w:val="NoSpacing"/>
+      </w:pPr>
+      <w:r>
+        <w:t xml:space="preserve">          "defaultConfiguration": "development"</w:t>
+      </w:r>
+    </w:p>
+    <w:p>
+      <w:pPr>
+        <w:pStyle w:val="NoSpacing"/>
+      </w:pPr>
+      <w:r>
+        <w:t xml:space="preserve">        },</w:t>
+      </w:r>
+    </w:p>
+    <w:p>
+      <w:pPr>
+        <w:pStyle w:val="NoSpacing"/>
+      </w:pPr>
+      <w:r>
+        <w:t xml:space="preserve">        "prerender": {</w:t>
+      </w:r>
+    </w:p>
+    <w:p>
+      <w:pPr>
+        <w:pStyle w:val="NoSpacing"/>
+      </w:pPr>
+      <w:r>
+        <w:t xml:space="preserve">          "builder": "@nguniversal/builders:prerender",</w:t>
+      </w:r>
+    </w:p>
+    <w:p>
+      <w:pPr>
+        <w:pStyle w:val="NoSpacing"/>
+      </w:pPr>
+      <w:r>
+        <w:t xml:space="preserve">          "options": {</w:t>
+      </w:r>
+    </w:p>
+    <w:p>
+      <w:pPr>
+        <w:pStyle w:val="NoSpacing"/>
+      </w:pPr>
+      <w:r>
+        <w:t xml:space="preserve">            "browserTarget": "avada-business:build:production",</w:t>
+      </w:r>
+    </w:p>
+    <w:p>
+      <w:pPr>
+        <w:pStyle w:val="NoSpacing"/>
+      </w:pPr>
+      <w:r>
+        <w:t xml:space="preserve">            "serverTarget": "avada-business:server:production",</w:t>
+      </w:r>
+    </w:p>
+    <w:p>
+      <w:pPr>
+        <w:pStyle w:val="NoSpacing"/>
+      </w:pPr>
+      <w:r>
+        <w:t xml:space="preserve">            "routes": [ "/" ]</w:t>
+      </w:r>
+    </w:p>
+    <w:p>
+      <w:pPr>
+        <w:pStyle w:val="NoSpacing"/>
+      </w:pPr>
+      <w:r>
+        <w:t xml:space="preserve">          }</w:t>
+      </w:r>
+    </w:p>
+    <w:p>
+      <w:pPr>
+        <w:pStyle w:val="NoSpacing"/>
+      </w:pPr>
+      <w:r>
+        <w:t xml:space="preserve">        },</w:t>
+      </w:r>
+    </w:p>
+    <w:p>
+      <w:pPr>
+        <w:pStyle w:val="NoSpacing"/>
+      </w:pPr>
+      <w:r>
+        <w:t xml:space="preserve">        "extract-i18n": {</w:t>
+      </w:r>
+    </w:p>
+    <w:p>
+      <w:pPr>
+        <w:pStyle w:val="NoSpacing"/>
+      </w:pPr>
+      <w:r>
+        <w:t xml:space="preserve">          "builder": "@angular-devkit/build-angular:extract-i18n"</w:t>
+      </w:r>
+    </w:p>
+    <w:p>
+      <w:pPr>
+        <w:pStyle w:val="NoSpacing"/>
+      </w:pPr>
+      <w:r>
+        <w:t xml:space="preserve">        },</w:t>
+      </w:r>
+    </w:p>
+    <w:p>
+      <w:pPr>
+        <w:pStyle w:val="NoSpacing"/>
+      </w:pPr>
+      <w:r>
+        <w:t xml:space="preserve">        "test": {</w:t>
+      </w:r>
+    </w:p>
+    <w:p>
+      <w:pPr>
+        <w:pStyle w:val="NoSpacing"/>
+      </w:pPr>
+      <w:r>
+        <w:t xml:space="preserve">          "builder": "@angular-devkit/build-angular:karma",</w:t>
+      </w:r>
+    </w:p>
+    <w:p>
+      <w:pPr>
+        <w:pStyle w:val="NoSpacing"/>
+      </w:pPr>
+      <w:r>
+        <w:t xml:space="preserve">          "options": {</w:t>
+      </w:r>
+    </w:p>
+    <w:p>
+      <w:pPr>
+        <w:pStyle w:val="NoSpacing"/>
+      </w:pPr>
+      <w:r>
+        <w:lastRenderedPageBreak/>
+        <w:t xml:space="preserve">            "polyfills": [</w:t>
+      </w:r>
+    </w:p>
+    <w:p>
+      <w:pPr>
+        <w:pStyle w:val="NoSpacing"/>
+      </w:pPr>
+      <w:r>
+        <w:t xml:space="preserve">              "zone.js",</w:t>
+      </w:r>
+    </w:p>
+    <w:p>
+      <w:pPr>
+        <w:pStyle w:val="NoSpacing"/>
+      </w:pPr>
+      <w:r>
+        <w:t xml:space="preserve">              "zone.js/testing"</w:t>
+      </w:r>
+    </w:p>
+    <w:p>
+      <w:pPr>
+        <w:pStyle w:val="NoSpacing"/>
+      </w:pPr>
+      <w:r>
+        <w:t xml:space="preserve">            ],</w:t>
+      </w:r>
+    </w:p>
+    <w:p>
+      <w:pPr>
+        <w:pStyle w:val="NoSpacing"/>
+      </w:pPr>
+      <w:r>
+        <w:t xml:space="preserve">            "tsConfig": "tsconfig.spec.json",</w:t>
+      </w:r>
+    </w:p>
+    <w:p>
+      <w:pPr>
+        <w:pStyle w:val="NoSpacing"/>
+      </w:pPr>
+      <w:r>
+        <w:t xml:space="preserve">            "inlineStyleLanguage": "scss",</w:t>
+      </w:r>
+    </w:p>
+    <w:p>
+      <w:pPr>
+        <w:pStyle w:val="NoSpacing"/>
+      </w:pPr>
+      <w:r>
+        <w:t xml:space="preserve">            "assets": [</w:t>
+      </w:r>
+    </w:p>
+    <w:p>
+      <w:pPr>
+        <w:pStyle w:val="NoSpacing"/>
+      </w:pPr>
+      <w:r>
+        <w:t xml:space="preserve">              {</w:t>
+      </w:r>
+    </w:p>
+    <w:p>
+      <w:pPr>
+        <w:pStyle w:val="NoSpacing"/>
+      </w:pPr>
+      <w:r>
+        <w:t xml:space="preserve">                "glob": "**/*",</w:t>
+      </w:r>
+    </w:p>
+    <w:p>
+      <w:pPr>
+        <w:pStyle w:val="NoSpacing"/>
+      </w:pPr>
+      <w:r>
+        <w:t xml:space="preserve">                "input": "public",</w:t>
+      </w:r>
+    </w:p>
+    <w:p>
+      <w:pPr>
+        <w:pStyle w:val="NoSpacing"/>
+      </w:pPr>
+      <w:r>
+        <w:t xml:space="preserve">                "output": "/"</w:t>
+      </w:r>
+    </w:p>
+    <w:p>
+      <w:pPr>
+        <w:pStyle w:val="NoSpacing"/>
+      </w:pPr>
+      <w:r>
+        <w:t xml:space="preserve">              }</w:t>
+      </w:r>
+    </w:p>
+    <w:p>
+      <w:pPr>
+        <w:pStyle w:val="NoSpacing"/>
+      </w:pPr>
+      <w:r>
+        <w:t xml:space="preserve">            ],</w:t>
+      </w:r>
+    </w:p>
+    <w:p>
+      <w:pPr>
+        <w:pStyle w:val="NoSpacing"/>
+      </w:pPr>
+      <w:r>
+        <w:t xml:space="preserve">            "styles": [</w:t>
+      </w:r>
+    </w:p>
+    <w:p>
+      <w:pPr>
+        <w:pStyle w:val="NoSpacing"/>
+      </w:pPr>
+      <w:r>
+        <w:t xml:space="preserve">              "src/styles.scss"</w:t>
+      </w:r>
+    </w:p>
+    <w:p>
+      <w:pPr>
+        <w:pStyle w:val="NoSpacing"/>
+      </w:pPr>
+      <w:r>
+        <w:t xml:space="preserve">            ],</w:t>
+      </w:r>
+    </w:p>
+    <w:p>
+      <w:pPr>
+        <w:pStyle w:val="NoSpacing"/>
+      </w:pPr>
+      <w:r>
+        <w:t xml:space="preserve">            "scripts": []</w:t>
+      </w:r>
+    </w:p>
+    <w:p>
+      <w:pPr>
+        <w:pStyle w:val="NoSpacing"/>
+      </w:pPr>
+      <w:r>
+        <w:t xml:space="preserve">          }</w:t>
+      </w:r>
+    </w:p>
+    <w:p>
+      <w:pPr>
+        <w:pStyle w:val="NoSpacing"/>
+      </w:pPr>
+      <w:r>
+        <w:t xml:space="preserve">        }</w:t>
+      </w:r>
+    </w:p>
+    <w:p>
+      <w:pPr>
+        <w:pStyle w:val="NoSpacing"/>
+      </w:pPr>
+      <w:r>
+        <w:t xml:space="preserve">      }</w:t>
+      </w:r>
+    </w:p>
+    <w:p>
+      <w:pPr>
+        <w:pStyle w:val="NoSpacing"/>
+      </w:pPr>
+      <w:r>
+        <w:t xml:space="preserve">    }</w:t>
+      </w:r>
+    </w:p>
+    <w:p>
+      <w:pPr>
+        <w:pStyle w:val="NoSpacing"/>
+      </w:pPr>
+      <w:r>
+        <w:t xml:space="preserve">  },</w:t>
+      </w:r>
+    </w:p>
+    <w:p>
+      <w:pPr>
+        <w:pStyle w:val="NoSpacing"/>
+      </w:pPr>
+      <w:r>
+        <w:t xml:space="preserve">  "cli": {</w:t>
+      </w:r>
+    </w:p>
+    <w:p>
+      <w:pPr>
+        <w:pStyle w:val="NoSpacing"/>
+      </w:pPr>
+      <w:r>
+        <w:t xml:space="preserve">    "analytics": false</w:t>
+      </w:r>
+    </w:p>
+    <w:p>
+      <w:pPr>
+        <w:pStyle w:val="NoSpacing"/>
+      </w:pPr>
+      <w:r>
+        <w:t xml:space="preserve">  }</w:t>
+      </w:r>
+    </w:p>
+    <w:p>
+      <w:pPr>
+        <w:pStyle w:val="NoSpacing"/>
+      </w:pPr>
+      <w:r>
+        <w:t>}</w:t>
+      </w:r>
+    </w:p>
+    <w:p>
+      <w:pPr>
+        <w:pStyle w:val="NoSpacing"/>
+      </w:pPr>
+    </w:p>
+    <w:p>
+      <w:pPr>
+        <w:pStyle w:val="NoSpacing"/>
+      </w:pPr>
+    </w:p>
+    <w:p>
+      <w:pPr>
+        <w:pStyle w:val="NoSpacing"/>
+        <w:rPr>
+          <w:b/>
+          <w:bCs/>
+        </w:rPr>
+      </w:pPr>
+      <w:r>
+        <w:rPr>
+          <w:b/>
+          <w:bCs/>
+        </w:rPr>
+        <w:t>---------------------------- ------------------------- --------------------------</w:t>
+      </w:r>
+    </w:p>
+    <w:p>
+      <w:pPr>
+        <w:pStyle w:val="NoSpacing"/>
+        <w:rPr>
+          <w:b/>
+          <w:bCs/>
+          <w:color w:val="EE0000"/>
+        </w:rPr>
+      </w:pPr>
+      <w:r>
+        <w:rPr>
+          <w:b/>
+          <w:bCs/>
+          <w:color w:val="EE0000"/>
+        </w:rPr>
+        <w:t>Files errors</w:t>
+      </w:r>
+    </w:p>
+    <w:p>
+      <w:pPr>
+        <w:pStyle w:val="NoSpacing"/>
+        <w:rPr>
+          <w:b/>
+          <w:bCs/>
+        </w:rPr>
+      </w:pPr>
+      <w:r>
+        <w:rPr>
+          <w:b/>
+          <w:bCs/>
+        </w:rPr>
+        <w:drawing>
+          <wp:inline distT="0" distB="0" distL="0" distR="0" wp14:anchorId="27BA9884" wp14:editId="385D8029">
+            <wp:extent cx="5943600" cy="1635125"/>
+            <wp:effectExtent l="0" t="0" r="0" b="3175"/>
+            <wp:docPr id="1885484043" name="Picture 1"/>
+            <wp:cNvGraphicFramePr>
+              <a:graphicFrameLocks xmlns:a="http://schemas.openxmlformats.org/drawingml/2006/main" noChangeAspect="1"/>
+            </wp:cNvGraphicFramePr>
+            <a:graphic xmlns:a="http://schemas.openxmlformats.org/drawingml/2006/main">
+              <a:graphicData uri="http://schemas.openxmlformats.org/drawingml/2006/picture">
+                <pic:pic xmlns:pic="http://schemas.openxmlformats.org/drawingml/2006/picture">
+                  <pic:nvPicPr>
+                    <pic:cNvPr id="1885484043" name=""/>
+                    <pic:cNvPicPr/>
+                  </pic:nvPicPr>
+                  <pic:blipFill>
+                    <a:blip r:embed="rId12"/>
+                    <a:stretch>
+                      <a:fillRect/>
+                    </a:stretch>
+                  </pic:blipFill>
+                  <pic:spPr>
+                    <a:xfrm>
+                      <a:off x="0" y="0"/>
+                      <a:ext cx="5943600" cy="1635125"/>
+                    </a:xfrm>
+                    <a:prstGeom prst="rect">
+                      <a:avLst/>
+                    </a:prstGeom>
+                  </pic:spPr>
+                </pic:pic>
+              </a:graphicData>
+            </a:graphic>
+          </wp:inline>
+        </w:drawing>
+      </w:r>
+    </w:p>
+    <w:p>
+      <w:pPr>
+        <w:pStyle w:val="NoSpacing"/>
+        <w:rPr>
+          <w:b/>
+          <w:bCs/>
+        </w:rPr>
+      </w:pPr>
+    </w:p>
+    <w:p>
+      <w:pPr>
+        <w:pStyle w:val="NoSpacing"/>
+        <w:rPr>
+          <w:b/>
+          <w:bCs/>
+        </w:rPr>
+      </w:pPr>
+    </w:p>
+    <w:p>
+      <w:pPr>
+        <w:pStyle w:val="NoSpacing"/>
+        <w:rPr>
+          <w:b/>
+          <w:bCs/>
+        </w:rPr>
+      </w:pPr>
+    </w:p>
+    <w:p>
+      <w:pPr>
+        <w:pStyle w:val="NoSpacing"/>
+        <w:rPr>
+          <w:b/>
+          <w:bCs/>
+        </w:rPr>
+      </w:pPr>
+    </w:p>
+    <w:p>
+      <w:pPr>
+        <w:pStyle w:val="NoSpacing"/>
+        <w:rPr>
+          <w:b/>
+          <w:bCs/>
+        </w:rPr>
+      </w:pPr>
+    </w:p>
+    <w:p>
+      <w:pPr>
+        <w:pStyle w:val="NoSpacing"/>
+        <w:rPr>
+          <w:b/>
+          <w:bCs/>
+        </w:rPr>
+      </w:pPr>
+      <w:r>
+        <w:rPr>
+          <w:b/>
+          <w:bCs/>
+        </w:rPr>
+        <w:lastRenderedPageBreak/>
+        <w:t>FIX</w:t>
+      </w:r>
+    </w:p>
+    <w:p>
+      <w:pPr>
+        <w:pStyle w:val="NoSpacing"/>
+        <w:rPr>
+          <w:b/>
+          <w:bCs/>
+        </w:rPr>
+      </w:pPr>
+      <w:r>
+        <w:rPr>
+          <w:b/>
+          <w:bCs/>
+        </w:rPr>
+        <w:t>either:</w:t>
+      </w:r>
+    </w:p>
+    <w:p>
+      <w:pPr>
+        <w:pStyle w:val="NoSpacing"/>
+        <w:numPr>
+          <w:ilvl w:val="0"/>
+          <w:numId w:val="32"/>
+        </w:numPr>
+        <w:rPr>
+          <w:b/>
+          <w:bCs/>
+        </w:rPr>
+      </w:pPr>
+      <w:r>
+        <w:rPr>
+          <w:b/>
+          <w:bCs/>
+        </w:rPr>
+        <w:t>app.module.ts doesn't exist in src/app/, or</w:t>
+      </w:r>
+    </w:p>
+    <w:p>
+      <w:pPr>
+        <w:pStyle w:val="NoSpacing"/>
+        <w:numPr>
+          <w:ilvl w:val="0"/>
+          <w:numId w:val="32"/>
+        </w:numPr>
+        <w:rPr>
+          <w:b/>
+          <w:bCs/>
+        </w:rPr>
+      </w:pPr>
+      <w:r>
+        <w:rPr>
+          <w:b/>
+          <w:bCs/>
+        </w:rPr>
+        <w:t>It's in another folder, or</w:t>
+      </w:r>
+    </w:p>
+    <w:p>
+      <w:pPr>
+        <w:pStyle w:val="NoSpacing"/>
+        <w:numPr>
+          <w:ilvl w:val="0"/>
+          <w:numId w:val="32"/>
+        </w:numPr>
+        <w:rPr>
+          <w:b/>
+          <w:bCs/>
+        </w:rPr>
+      </w:pPr>
+      <w:r>
+        <w:rPr>
+          <w:b/>
+          <w:bCs/>
+        </w:rPr>
+        <w:t>The file extension is wrong (like .js), or</w:t>
+      </w:r>
+    </w:p>
+    <w:p>
+      <w:pPr>
+        <w:pStyle w:val="NoSpacing"/>
+        <w:numPr>
+          <w:ilvl w:val="0"/>
+          <w:numId w:val="32"/>
+        </w:numPr>
+        <w:rPr>
+          <w:b/>
+          <w:bCs/>
+        </w:rPr>
+      </w:pPr>
+      <w:r>
+        <w:rPr>
+          <w:b/>
+          <w:bCs/>
+        </w:rPr>
+        <w:t>The path is mistyped (e.g. './app.module' vs '../app.module').</w:t>
+      </w:r>
+    </w:p>
+    <w:p>
+      <w:pPr>
+        <w:pStyle w:val="NoSpacing"/>
+        <w:rPr>
+          <w:b/>
+          <w:bCs/>
+        </w:rPr>
+      </w:pPr>
+      <w:r>
+        <w:rPr>
+          <w:b/>
+          <w:bCs/>
+        </w:rPr>
+        <w:pict w14:anchorId="7E95CB4C">
+          <v:rect id="_x0000_i1052" style="width:0;height:1.5pt" o:hralign="center" o:hrstd="t" o:hr="t" fillcolor="#a0a0a0" stroked="f"/>
+        </w:pict>
+      </w:r>
+    </w:p>
+    <w:p>
+      <w:pPr>
+        <w:pStyle w:val="NoSpacing"/>
+        <w:rPr>
+          <w:b/>
+          <w:bCs/>
+        </w:rPr>
+      </w:pPr>
+      <w:r>
+        <w:rPr>
+          <w:rFonts w:ascii="Segoe UI Emoji" w:hAnsi="Segoe UI Emoji" w:cs="Segoe UI Emoji"/>
+          <w:b/>
+          <w:bCs/>
+        </w:rPr>
+        <w:t>✅</w:t>
+      </w:r>
+      <w:r>
+        <w:rPr>
+          <w:b/>
+          <w:bCs/>
+        </w:rPr>
+        <w:t xml:space="preserve"> Fix it:</w:t>
+      </w:r>
+    </w:p>
+    <w:p>
+      <w:pPr>
+        <w:pStyle w:val="NoSpacing"/>
+        <w:rPr>
+          <w:b/>
+          <w:bCs/>
+        </w:rPr>
+      </w:pPr>
+      <w:r>
+        <w:rPr>
+          <w:b/>
+          <w:bCs/>
+        </w:rPr>
+        <w:t>Make sure your file structure includes:</w:t>
+      </w:r>
+    </w:p>
+    <w:p>
+      <w:pPr>
+        <w:pStyle w:val="NoSpacing"/>
+        <w:rPr>
+          <w:b/>
+          <w:bCs/>
+        </w:rPr>
+      </w:pPr>
+      <w:r>
+        <w:rPr>
+          <w:b/>
+          <w:bCs/>
+        </w:rPr>
+        <w:t>cpp</w:t>
+      </w:r>
+    </w:p>
+    <w:p>
+      <w:pPr>
+        <w:pStyle w:val="NoSpacing"/>
+        <w:rPr>
+          <w:b/>
+          <w:bCs/>
+        </w:rPr>
+      </w:pPr>
+      <w:r>
+        <w:rPr>
+          <w:b/>
+          <w:bCs/>
+        </w:rPr>
+        <w:t>CopyEdit</w:t>
+      </w:r>
+    </w:p>
+    <w:p>
+      <w:pPr>
+        <w:pStyle w:val="NoSpacing"/>
+        <w:rPr>
+          <w:b/>
+          <w:bCs/>
+        </w:rPr>
+      </w:pPr>
+      <w:r>
+        <w:rPr>
+          <w:b/>
+          <w:bCs/>
+        </w:rPr>
+        <w:t>src/</w:t>
+      </w:r>
+    </w:p>
+    <w:p>
+      <w:pPr>
+        <w:pStyle w:val="NoSpacing"/>
+        <w:rPr>
+          <w:b/>
+          <w:bCs/>
+        </w:rPr>
+      </w:pPr>
+      <w:r>
+        <w:rPr>
+          <w:b/>
+          <w:bCs/>
+        </w:rPr>
+        <w:t>└── app/</w:t>
+      </w:r>
+    </w:p>
+    <w:p>
+      <w:pPr>
+        <w:pStyle w:val="NoSpacing"/>
+        <w:rPr>
+          <w:b/>
+          <w:bCs/>
+        </w:rPr>
+      </w:pPr>
+      <w:r>
+        <w:rPr>
+          <w:b/>
+          <w:bCs/>
+        </w:rPr>
+        <w:t xml:space="preserve">    </w:t>
+      </w:r>
+      <w:r>
+        <w:rPr>
+          <w:rFonts w:ascii="MS Gothic" w:eastAsia="MS Gothic" w:hAnsi="MS Gothic" w:cs="MS Gothic" w:hint="eastAsia"/>
+          <w:b/>
+          <w:bCs/>
+        </w:rPr>
+        <w:t>├</w:t>
+      </w:r>
+      <w:r>
+        <w:rPr>
+          <w:rFonts w:ascii="Calibri" w:hAnsi="Calibri" w:cs="Calibri"/>
+          <w:b/>
+          <w:bCs/>
+        </w:rPr>
+        <w:t>──</w:t>
+      </w:r>
+      <w:r>
+        <w:rPr>
+          <w:b/>
+          <w:bCs/>
+        </w:rPr>
+        <w:t xml:space="preserve"> app.module.ts </w:t>
+      </w:r>
+      <w:r>
+        <w:rPr>
+          <w:rFonts w:ascii="Segoe UI Emoji" w:hAnsi="Segoe UI Emoji" w:cs="Segoe UI Emoji"/>
+          <w:b/>
+          <w:bCs/>
+        </w:rPr>
+        <w:t>✅</w:t>
+      </w:r>
+      <w:r>
+        <w:rPr>
+          <w:b/>
+          <w:bCs/>
+        </w:rPr>
+        <w:t xml:space="preserve">  </w:t>
+      </w:r>
+      <w:r>
+        <w:rPr>
+          <w:rFonts w:ascii="Calibri" w:hAnsi="Calibri" w:cs="Calibri"/>
+          <w:b/>
+          <w:bCs/>
+        </w:rPr>
+        <w:t>←</w:t>
+      </w:r>
+      <w:r>
+        <w:rPr>
+          <w:b/>
+          <w:bCs/>
+        </w:rPr>
+        <w:t xml:space="preserve"> this must exist</w:t>
+      </w:r>
+    </w:p>
+    <w:p>
+      <w:pPr>
+        <w:pStyle w:val="NoSpacing"/>
+        <w:rPr>
+          <w:b/>
+          <w:bCs/>
+        </w:rPr>
+      </w:pPr>
+      <w:r>
+        <w:rPr>
+          <w:b/>
+          <w:bCs/>
+        </w:rPr>
+        <w:t xml:space="preserve">    └── app.server.module.ts</w:t>
+      </w:r>
+    </w:p>
+    <w:p>
+      <w:pPr>
+        <w:pStyle w:val="NoSpacing"/>
+        <w:rPr>
+          <w:b/>
+          <w:bCs/>
+        </w:rPr>
+      </w:pPr>
+      <w:r>
+        <w:rPr>
+          <w:b/>
+          <w:bCs/>
+        </w:rPr>
+        <w:t>And your import should be:</w:t>
+      </w:r>
+    </w:p>
+    <w:p>
+      <w:pPr>
+        <w:pStyle w:val="NoSpacing"/>
+        <w:rPr>
+          <w:b/>
+          <w:bCs/>
+        </w:rPr>
+      </w:pPr>
+      <w:r>
+        <w:rPr>
+          <w:b/>
+          <w:bCs/>
+        </w:rPr>
+        <w:t>ts</w:t>
+      </w:r>
+    </w:p>
+    <w:p>
+      <w:pPr>
+        <w:pStyle w:val="NoSpacing"/>
+        <w:rPr>
+          <w:b/>
+          <w:bCs/>
+        </w:rPr>
+      </w:pPr>
+      <w:r>
+        <w:rPr>
+          <w:b/>
+          <w:bCs/>
+        </w:rPr>
+        <w:t>CopyEdit</w:t>
+      </w:r>
+    </w:p>
+    <w:p>
+      <w:pPr>
+        <w:pStyle w:val="NoSpacing"/>
+        <w:rPr>
+          <w:b/>
+          <w:bCs/>
+        </w:rPr>
+      </w:pPr>
+      <w:r>
+        <w:rPr>
+          <w:b/>
+          <w:bCs/>
+        </w:rPr>
+        <w:t>import { AppModule } from './app.module';</w:t>
+      </w:r>
+    </w:p>
+    <w:p>
+      <w:pPr>
+        <w:pStyle w:val="NoSpacing"/>
+        <w:rPr>
+          <w:b/>
+          <w:bCs/>
+        </w:rPr>
+      </w:pPr>
+      <w:r>
+        <w:rPr>
+          <w:b/>
+          <w:bCs/>
+        </w:rPr>
+        <w:t>If app.module.ts is one level up, use:</w:t>
+      </w:r>
+    </w:p>
+    <w:p>
+      <w:pPr>
+        <w:pStyle w:val="NoSpacing"/>
+        <w:rPr>
+          <w:b/>
+          <w:bCs/>
+        </w:rPr>
+      </w:pPr>
+      <w:r>
+        <w:rPr>
+          <w:b/>
+          <w:bCs/>
+        </w:rPr>
+        <w:t>ts</w:t>
+      </w:r>
+    </w:p>
+    <w:p>
+      <w:pPr>
+        <w:pStyle w:val="NoSpacing"/>
+        <w:rPr>
+          <w:b/>
+          <w:bCs/>
+        </w:rPr>
+      </w:pPr>
+      <w:r>
+        <w:rPr>
+          <w:b/>
+          <w:bCs/>
+        </w:rPr>
+        <w:t>CopyEdit</w:t>
+      </w:r>
+    </w:p>
+    <w:p>
+      <w:pPr>
+        <w:pStyle w:val="NoSpacing"/>
+        <w:rPr>
+          <w:b/>
+          <w:bCs/>
+        </w:rPr>
+      </w:pPr>
+      <w:r>
+        <w:rPr>
+          <w:b/>
+          <w:bCs/>
+        </w:rPr>
+        <w:t>import { AppModule } from '../app.module';</w:t>
+      </w:r>
+    </w:p>
+    <w:p>
+      <w:pPr>
+        <w:pStyle w:val="NoSpacing"/>
+        <w:rPr>
+          <w:b/>
+          <w:bCs/>
+        </w:rPr>
+      </w:pPr>
+      <w:r>
+        <w:rPr>
+          <w:b/>
+          <w:bCs/>
+        </w:rPr>
+        <w:pict w14:anchorId="53A52150">
+          <v:rect id="_x0000_i1053" style="width:0;height:1.5pt" o:hralign="center" o:hrstd="t" o:hr="t" fillcolor="#a0a0a0" stroked="f"/>
+        </w:pict>
+      </w:r>
+    </w:p>
+    <w:p>
+      <w:pPr>
+        <w:pStyle w:val="NoSpacing"/>
+        <w:rPr>
+          <w:b/>
+          <w:bCs/>
+        </w:rPr>
+      </w:pPr>
+      <w:r>
+        <w:rPr>
+          <w:rFonts w:ascii="Segoe UI Emoji" w:hAnsi="Segoe UI Emoji" w:cs="Segoe UI Emoji"/>
+          <w:b/>
+          <w:bCs/>
+        </w:rPr>
+        <w:t>⚠️</w:t>
+      </w:r>
+      <w:r>
+        <w:rPr>
+          <w:b/>
+          <w:bCs/>
+        </w:rPr>
+        <w:t xml:space="preserve"> 2. angular.json → "main" is not allowed</w:t>
+      </w:r>
+    </w:p>
+    <w:p>
+      <w:pPr>
+        <w:pStyle w:val="NoSpacing"/>
+        <w:rPr>
+          <w:b/>
+          <w:bCs/>
+        </w:rPr>
+      </w:pPr>
+      <w:r>
+        <w:rPr>
+          <w:b/>
+          <w:bCs/>
+        </w:rPr>
+        <w:t>This happens because in Angular 15+ (and especially with SSR), the "main" property should not be inside the "options" of a "build" block using builder: "@angular-devkit/build-angular:application".</w:t>
+      </w:r>
+    </w:p>
+    <w:p>
+      <w:pPr>
+        <w:pStyle w:val="NoSpacing"/>
+        <w:rPr>
+          <w:b/>
+          <w:bCs/>
+        </w:rPr>
+      </w:pPr>
+      <w:r>
+        <w:rPr>
+          <w:b/>
+          <w:bCs/>
+        </w:rPr>
+        <w:pict w14:anchorId="00FBD9E6">
+          <v:rect id="_x0000_i1054" style="width:0;height:1.5pt" o:hralign="center" o:hrstd="t" o:hr="t" fillcolor="#a0a0a0" stroked="f"/>
+        </w:pict>
+      </w:r>
+    </w:p>
+    <w:p>
+      <w:pPr>
+        <w:pStyle w:val="NoSpacing"/>
+        <w:rPr>
+          <w:b/>
+          <w:bCs/>
+        </w:rPr>
+      </w:pPr>
+      <w:r>
+        <w:rPr>
+          <w:rFonts w:ascii="Segoe UI Emoji" w:hAnsi="Segoe UI Emoji" w:cs="Segoe UI Emoji"/>
+          <w:b/>
+          <w:bCs/>
+        </w:rPr>
+        <w:t>✅</w:t>
+      </w:r>
+      <w:r>
+        <w:rPr>
+          <w:b/>
+          <w:bCs/>
+        </w:rPr>
+        <w:t xml:space="preserve"> Fix this:</w:t>
+      </w:r>
+    </w:p>
+    <w:p>
+      <w:pPr>
+        <w:pStyle w:val="NoSpacing"/>
+        <w:rPr>
+          <w:b/>
+          <w:bCs/>
+        </w:rPr>
+      </w:pPr>
+      <w:r>
+        <w:rPr>
+          <w:b/>
+          <w:bCs/>
+        </w:rPr>
+        <w:t>In your angular.json, use "browser" instead of "main" only if you're using legacy SSR config.</w:t>
+      </w:r>
+    </w:p>
+    <w:p>
+      <w:pPr>
+        <w:pStyle w:val="NoSpacing"/>
+        <w:rPr>
+          <w:b/>
+          <w:bCs/>
+        </w:rPr>
+      </w:pPr>
+      <w:r>
+        <w:rPr>
+          <w:b/>
+          <w:bCs/>
+        </w:rPr>
+        <w:t>But you're not. Since you're using:</w:t>
+      </w:r>
+    </w:p>
+    <w:p>
+      <w:pPr>
+        <w:pStyle w:val="NoSpacing"/>
+        <w:rPr>
+          <w:b/>
+          <w:bCs/>
+        </w:rPr>
+      </w:pPr>
+      <w:r>
+        <w:rPr>
+          <w:b/>
+          <w:bCs/>
+        </w:rPr>
+        <w:t>json</w:t>
+      </w:r>
+    </w:p>
+    <w:p>
+      <w:pPr>
+        <w:pStyle w:val="NoSpacing"/>
+        <w:rPr>
+          <w:b/>
+          <w:bCs/>
+        </w:rPr>
+      </w:pPr>
+      <w:r>
+        <w:rPr>
+          <w:b/>
+          <w:bCs/>
+        </w:rPr>
+        <w:t>CopyEdit</w:t>
+      </w:r>
+    </w:p>
+    <w:p>
+      <w:pPr>
+        <w:pStyle w:val="NoSpacing"/>
+        <w:rPr>
+          <w:b/>
+          <w:bCs/>
+        </w:rPr>
+      </w:pPr>
+      <w:r>
+        <w:rPr>
+          <w:b/>
+          <w:bCs/>
+        </w:rPr>
+        <w:t>"builder": "@angular-devkit/build-angular:application"</w:t>
+      </w:r>
+    </w:p>
+    <w:p>
+      <w:pPr>
+        <w:pStyle w:val="NoSpacing"/>
+        <w:rPr>
+          <w:b/>
+          <w:bCs/>
+        </w:rPr>
+      </w:pPr>
+      <w:r>
+        <w:rPr>
+          <w:b/>
+          <w:bCs/>
+        </w:rPr>
+        <w:t>You must use:</w:t>
+      </w:r>
+    </w:p>
+    <w:p>
+      <w:pPr>
+        <w:pStyle w:val="NoSpacing"/>
+        <w:rPr>
+          <w:b/>
+          <w:bCs/>
+        </w:rPr>
+      </w:pPr>
+      <w:r>
+        <w:rPr>
+          <w:b/>
+          <w:bCs/>
+        </w:rPr>
+        <w:t>json</w:t>
+      </w:r>
+    </w:p>
+    <w:p>
+      <w:pPr>
+        <w:pStyle w:val="NoSpacing"/>
+        <w:rPr>
+          <w:b/>
+          <w:bCs/>
+        </w:rPr>
+      </w:pPr>
+      <w:r>
+        <w:rPr>
+          <w:b/>
+          <w:bCs/>
+        </w:rPr>
+        <w:t>CopyEdit</w:t>
+      </w:r>
+    </w:p>
+    <w:p>
+      <w:pPr>
+        <w:pStyle w:val="NoSpacing"/>
+        <w:rPr>
+          <w:b/>
+          <w:bCs/>
+        </w:rPr>
+      </w:pPr>
+      <w:r>
+        <w:rPr>
+          <w:b/>
+          <w:bCs/>
+        </w:rPr>
+        <w:t>"main": "src/main.ts",</w:t>
+      </w:r>
+    </w:p>
+    <w:p>
+      <w:pPr>
+        <w:pStyle w:val="NoSpacing"/>
+        <w:rPr>
+          <w:b/>
+          <w:bCs/>
+        </w:rPr>
+      </w:pPr>
+      <w:r>
+        <w:rPr>
+          <w:b/>
+          <w:bCs/>
+        </w:rPr>
+        <w:t>So that warning is false-positive from your linter/IDE.</w:t>
+      </w:r>
+    </w:p>
+    <w:p>
+      <w:pPr>
+        <w:pStyle w:val="NoSpacing"/>
+        <w:rPr>
+          <w:b/>
+          <w:bCs/>
+        </w:rPr>
+      </w:pPr>
+      <w:r>
+        <w:rPr>
+          <w:b/>
+          <w:bCs/>
+        </w:rPr>
+        <w:t>Make sure your angular.json section looks like this:</w:t>
+      </w:r>
+    </w:p>
+    <w:p>
+      <w:pPr>
+        <w:pStyle w:val="NoSpacing"/>
+        <w:rPr>
+          <w:b/>
+          <w:bCs/>
+        </w:rPr>
+      </w:pPr>
+      <w:r>
+        <w:rPr>
+          <w:b/>
+          <w:bCs/>
+        </w:rPr>
+        <w:t>json</w:t>
+      </w:r>
+    </w:p>
+    <w:p>
+      <w:pPr>
+        <w:pStyle w:val="NoSpacing"/>
+        <w:rPr>
+          <w:b/>
+          <w:bCs/>
+        </w:rPr>
+      </w:pPr>
+      <w:r>
+        <w:rPr>
+          <w:b/>
+          <w:bCs/>
+        </w:rPr>
+        <w:t>CopyEdit</w:t>
+      </w:r>
+    </w:p>
+    <w:p>
+      <w:pPr>
+        <w:pStyle w:val="NoSpacing"/>
+        <w:rPr>
+          <w:b/>
+          <w:bCs/>
+        </w:rPr>
+      </w:pPr>
+      <w:r>
+        <w:rPr>
+          <w:b/>
+          <w:bCs/>
+        </w:rPr>
+        <w:lastRenderedPageBreak/>
+        <w:t>"build": {</w:t>
+      </w:r>
+    </w:p>
+    <w:p>
+      <w:pPr>
+        <w:pStyle w:val="NoSpacing"/>
+        <w:rPr>
+          <w:b/>
+          <w:bCs/>
+        </w:rPr>
+      </w:pPr>
+      <w:r>
+        <w:rPr>
+          <w:b/>
+          <w:bCs/>
+        </w:rPr>
+        <w:t xml:space="preserve">  "builder": "@angular-devkit/build-angular:application",</w:t>
+      </w:r>
+    </w:p>
+    <w:p>
+      <w:pPr>
+        <w:pStyle w:val="NoSpacing"/>
+        <w:rPr>
+          <w:b/>
+          <w:bCs/>
+        </w:rPr>
+      </w:pPr>
+      <w:r>
+        <w:rPr>
+          <w:b/>
+          <w:bCs/>
+        </w:rPr>
+        <w:t xml:space="preserve">  "options": {</w:t>
+      </w:r>
+    </w:p>
+    <w:p>
+      <w:pPr>
+        <w:pStyle w:val="NoSpacing"/>
+        <w:rPr>
+          <w:b/>
+          <w:bCs/>
+        </w:rPr>
+      </w:pPr>
+      <w:r>
+        <w:rPr>
+          <w:b/>
+          <w:bCs/>
+        </w:rPr>
+        <w:t xml:space="preserve">    "outputPath": "dist/avada-business/browser",</w:t>
+      </w:r>
+    </w:p>
+    <w:p>
+      <w:pPr>
+        <w:pStyle w:val="NoSpacing"/>
+        <w:rPr>
+          <w:b/>
+          <w:bCs/>
+        </w:rPr>
+      </w:pPr>
+      <w:r>
+        <w:rPr>
+          <w:b/>
+          <w:bCs/>
+        </w:rPr>
+        <w:t xml:space="preserve">    "index": "src/index.html",</w:t>
+      </w:r>
+    </w:p>
+    <w:p>
+      <w:pPr>
+        <w:pStyle w:val="NoSpacing"/>
+        <w:rPr>
+          <w:b/>
+          <w:bCs/>
+        </w:rPr>
+      </w:pPr>
+      <w:r>
+        <w:rPr>
+          <w:b/>
+          <w:bCs/>
+        </w:rPr>
+        <w:t xml:space="preserve">    "main": "src/main.ts",               </w:t>
+      </w:r>
+      <w:r>
+        <w:rPr>
+          <w:rFonts w:ascii="Segoe UI Emoji" w:hAnsi="Segoe UI Emoji" w:cs="Segoe UI Emoji"/>
+          <w:b/>
+          <w:bCs/>
+        </w:rPr>
+        <w:t>✅</w:t>
+      </w:r>
+      <w:r>
+        <w:rPr>
+          <w:b/>
+          <w:bCs/>
+        </w:rPr>
+        <w:t xml:space="preserve"> KEEP this</w:t>
+      </w:r>
+    </w:p>
+    <w:p>
+      <w:pPr>
+        <w:pStyle w:val="NoSpacing"/>
+        <w:rPr>
+          <w:b/>
+          <w:bCs/>
+        </w:rPr>
+      </w:pPr>
+      <w:r>
+        <w:rPr>
+          <w:b/>
+          <w:bCs/>
+        </w:rPr>
+        <w:t xml:space="preserve">    "polyfills": ["zone.js"],</w:t>
+      </w:r>
+    </w:p>
+    <w:p>
+      <w:pPr>
+        <w:pStyle w:val="NoSpacing"/>
+        <w:rPr>
+          <w:b/>
+          <w:bCs/>
+        </w:rPr>
+      </w:pPr>
+      <w:r>
+        <w:rPr>
+          <w:b/>
+          <w:bCs/>
+        </w:rPr>
+        <w:t xml:space="preserve">    "tsConfig": "tsconfig.app.json",</w:t>
+      </w:r>
+    </w:p>
+    <w:p>
+      <w:pPr>
+        <w:pStyle w:val="NoSpacing"/>
+        <w:rPr>
+          <w:b/>
+          <w:bCs/>
+        </w:rPr>
+      </w:pPr>
+      <w:r>
+        <w:rPr>
+          <w:b/>
+          <w:bCs/>
+        </w:rPr>
+        <w:t xml:space="preserve">    "inlineStyleLanguage": "scss",</w:t>
+      </w:r>
+    </w:p>
+    <w:p>
+      <w:pPr>
+        <w:pStyle w:val="NoSpacing"/>
+        <w:rPr>
+          <w:b/>
+          <w:bCs/>
+        </w:rPr>
+      </w:pPr>
+      <w:r>
+        <w:rPr>
+          <w:b/>
+          <w:bCs/>
+        </w:rPr>
+        <w:t xml:space="preserve">    "assets": [</w:t>
+      </w:r>
+    </w:p>
+    <w:p>
+      <w:pPr>
+        <w:pStyle w:val="NoSpacing"/>
+        <w:rPr>
+          <w:b/>
+          <w:bCs/>
+        </w:rPr>
+      </w:pPr>
+      <w:r>
+        <w:rPr>
+          <w:b/>
+          <w:bCs/>
+        </w:rPr>
+        <w:t xml:space="preserve">      {</w:t>
+      </w:r>
+    </w:p>
+    <w:p>
+      <w:pPr>
+        <w:pStyle w:val="NoSpacing"/>
+        <w:rPr>
+          <w:b/>
+          <w:bCs/>
+        </w:rPr>
+      </w:pPr>
+      <w:r>
+        <w:rPr>
+          <w:b/>
+          <w:bCs/>
+        </w:rPr>
+        <w:t xml:space="preserve">        "glob": "**/*",</w:t>
+      </w:r>
+    </w:p>
+    <w:p>
+      <w:pPr>
+        <w:pStyle w:val="NoSpacing"/>
+        <w:rPr>
+          <w:b/>
+          <w:bCs/>
+        </w:rPr>
+      </w:pPr>
+      <w:r>
+        <w:rPr>
+          <w:b/>
+          <w:bCs/>
+        </w:rPr>
+        <w:t xml:space="preserve">        "input": "public",</w:t>
+      </w:r>
+    </w:p>
+    <w:p>
+      <w:pPr>
+        <w:pStyle w:val="NoSpacing"/>
+        <w:rPr>
+          <w:b/>
+          <w:bCs/>
+        </w:rPr>
+      </w:pPr>
+      <w:r>
+        <w:rPr>
+          <w:b/>
+          <w:bCs/>
+        </w:rPr>
+        <w:t xml:space="preserve">        "output": "/"</w:t>
+      </w:r>
+    </w:p>
+    <w:p>
+      <w:pPr>
+        <w:pStyle w:val="NoSpacing"/>
+        <w:rPr>
+          <w:b/>
+          <w:bCs/>
+        </w:rPr>
+      </w:pPr>
+      <w:r>
+        <w:rPr>
+          <w:b/>
+          <w:bCs/>
+        </w:rPr>
+        <w:t xml:space="preserve">      }</w:t>
+      </w:r>
+    </w:p>
+    <w:p>
+      <w:pPr>
+        <w:pStyle w:val="NoSpacing"/>
+        <w:rPr>
+          <w:b/>
+          <w:bCs/>
+        </w:rPr>
+      </w:pPr>
+      <w:r>
+        <w:rPr>
+          <w:b/>
+          <w:bCs/>
+        </w:rPr>
+        <w:t xml:space="preserve">    ],</w:t>
+      </w:r>
+    </w:p>
+    <w:p>
+      <w:pPr>
+        <w:pStyle w:val="NoSpacing"/>
+        <w:rPr>
+          <w:b/>
+          <w:bCs/>
+        </w:rPr>
+      </w:pPr>
+      <w:r>
+        <w:rPr>
+          <w:b/>
+          <w:bCs/>
+        </w:rPr>
+        <w:t xml:space="preserve">    "styles": ["src/styles.scss"],</w:t>
+      </w:r>
+    </w:p>
+    <w:p>
+      <w:pPr>
+        <w:pStyle w:val="NoSpacing"/>
+        <w:rPr>
+          <w:b/>
+          <w:bCs/>
+        </w:rPr>
+      </w:pPr>
+      <w:r>
+        <w:rPr>
+          <w:b/>
+          <w:bCs/>
+        </w:rPr>
+        <w:t xml:space="preserve">    "scripts": []</w:t>
+      </w:r>
+    </w:p>
+    <w:p>
+      <w:pPr>
+        <w:pStyle w:val="NoSpacing"/>
+        <w:rPr>
+          <w:b/>
+          <w:bCs/>
+        </w:rPr>
+      </w:pPr>
+      <w:r>
+        <w:rPr>
+          <w:b/>
+          <w:bCs/>
+        </w:rPr>
+        <w:t xml:space="preserve">  }</w:t>
+      </w:r>
+    </w:p>
+    <w:p>
+      <w:pPr>
+        <w:pStyle w:val="NoSpacing"/>
+        <w:rPr>
+          <w:b/>
+          <w:bCs/>
+        </w:rPr>
+      </w:pPr>
+      <w:r>
+        <w:rPr>
+          <w:b/>
+          <w:bCs/>
+        </w:rPr>
+        <w:t>}</w:t>
+      </w:r>
+    </w:p>
+    <w:p>
+      <w:pPr>
+        <w:pStyle w:val="NoSpacing"/>
+        <w:rPr>
+          <w:b/>
+          <w:bCs/>
+        </w:rPr>
+      </w:pPr>
+    </w:p>
+    <w:p>
+      <w:pPr>
+        <w:pStyle w:val="NoSpacing"/>
+        <w:rPr>
+          <w:b/>
+          <w:bCs/>
+        </w:rPr>
+      </w:pPr>
+    </w:p>
+    <w:p>
+      <w:pPr>
+        <w:pStyle w:val="NoSpacing"/>
+        <w:rPr>
+          <w:b/>
+          <w:bCs/>
+        </w:rPr>
+      </w:pPr>
+    </w:p>
+    <w:p>
+      <w:pPr>
+        <w:pStyle w:val="NoSpacing"/>
+        <w:rPr>
+          <w:b/>
+          <w:bCs/>
+        </w:rPr>
+      </w:pPr>
+      <w:r>
+        <w:rPr>
+          <w:b/>
+          <w:bCs/>
+        </w:rPr>
+        <w:t>---------------------------------------    ----------------------------   -----------------</w:t>
+      </w:r>
+    </w:p>
+    <w:p>
+      <w:pPr>
+        <w:pStyle w:val="NoSpacing"/>
+        <w:rPr>
+          <w:b/>
+          <w:bCs/>
+        </w:rPr>
+      </w:pPr>
+      <w:r>
+        <w:rPr>
+          <w:b/>
+          <w:bCs/>
+        </w:rPr>
+        <w:t>---------------------------------------    ----------------------------   -----------------</w:t>
+      </w:r>
+    </w:p>
+    <w:p>
+      <w:pPr>
+        <w:pStyle w:val="NoSpacing"/>
+        <w:rPr>
+          <w:b/>
+          <w:bCs/>
+        </w:rPr>
+      </w:pPr>
+    </w:p>
+    <w:p>
+      <w:pPr>
+        <w:pStyle w:val="NoSpacing"/>
+        <w:rPr>
+          <w:b/>
+          <w:bCs/>
+        </w:rPr>
+      </w:pPr>
+    </w:p>
+    <w:p>
+      <w:pPr>
+        <w:pStyle w:val="NoSpacing"/>
+        <w:rPr>
+          <w:b/>
+          <w:bCs/>
+        </w:rPr>
+      </w:pPr>
+    </w:p>
+    <w:p>
+      <w:pPr>
+        <w:pStyle w:val="NoSpacing"/>
+        <w:rPr>
+          <w:b/>
+          <w:bCs/>
+        </w:rPr>
+      </w:pPr>
+    </w:p>
+    <w:p>
+      <w:pPr>
+        <w:pStyle w:val="NoSpacing"/>
+        <w:rPr>
+          <w:b/>
+          <w:bCs/>
+        </w:rPr>
+      </w:pPr>
+    </w:p>
+    <w:p>
+      <w:pPr>
+        <w:pStyle w:val="NoSpacing"/>
+        <w:rPr>
+          <w:b/>
+          <w:bCs/>
+        </w:rPr>
+      </w:pPr>
+    </w:p>
+    <w:p>
+      <w:pPr>
+        <w:pStyle w:val="NoSpacing"/>
+        <w:rPr>
+          <w:b/>
+          <w:bCs/>
+        </w:rPr>
+      </w:pPr>
+    </w:p>
+    <w:p>
+      <w:pPr>
+        <w:pStyle w:val="NoSpacing"/>
+        <w:rPr>
+          <w:b/>
+          <w:bCs/>
+        </w:rPr>
+      </w:pPr>
+    </w:p>
+    <w:p>
+      <w:pPr>
+        <w:pStyle w:val="NoSpacing"/>
+        <w:rPr>
+          <w:b/>
+          <w:bCs/>
+        </w:rPr>
+      </w:pPr>
+    </w:p>
+    <w:p>
+      <w:pPr>
+        <w:pStyle w:val="NoSpacing"/>
+        <w:rPr>
+          <w:b/>
+          <w:bCs/>
+        </w:rPr>
+      </w:pPr>
+    </w:p>
+    <w:p>
+      <w:pPr>
+        <w:pStyle w:val="NoSpacing"/>
+        <w:rPr>
+          <w:b/>
+          <w:bCs/>
+        </w:rPr>
+      </w:pPr>
+    </w:p>
+    <w:p>
+      <w:pPr>
+        <w:pStyle w:val="NoSpacing"/>
+        <w:rPr>
+          <w:b/>
+          <w:bCs/>
+        </w:rPr>
+      </w:pPr>
+    </w:p>
+    <w:p>
+      <w:pPr>
+        <w:pStyle w:val="NoSpacing"/>
+        <w:rPr>
+          <w:b/>
+          <w:bCs/>
+        </w:rPr>
+      </w:pPr>
+    </w:p>
+    <w:p>
+      <w:pPr>
+        <w:pStyle w:val="NoSpacing"/>
+        <w:rPr>
+          <w:b/>
+          <w:bCs/>
+        </w:rPr>
+      </w:pPr>
+    </w:p>
+    <w:p>
+      <w:pPr>
+        <w:pStyle w:val="NoSpacing"/>
+        <w:rPr>
+          <w:b/>
+          <w:bCs/>
+        </w:rPr>
+      </w:pPr>
+    </w:p>
+    <w:p>
+      <w:pPr>
+        <w:pStyle w:val="NoSpacing"/>
+        <w:rPr>
+          <w:b/>
+          <w:bCs/>
+        </w:rPr>
+      </w:pPr>
+    </w:p>
+    <w:p>
+      <w:pPr>
+        <w:pStyle w:val="NoSpacing"/>
+        <w:rPr>
+          <w:b/>
+          <w:bCs/>
+        </w:rPr>
+      </w:pPr>
+    </w:p>
+    <w:p>
+      <w:pPr>
+        <w:pStyle w:val="NoSpacing"/>
+        <w:rPr>
+          <w:b/>
+          <w:bCs/>
+        </w:rPr>
+      </w:pPr>
+    </w:p>
+    <w:p>
+      <w:pPr>
+        <w:pStyle w:val="NoSpacing"/>
+        <w:rPr>
+          <w:b/>
+          <w:bCs/>
+        </w:rPr>
+      </w:pPr>
+    </w:p>
+    <w:p>
+      <w:pPr>
+        <w:pStyle w:val="NoSpacing"/>
+        <w:rPr>
+          <w:b/>
+          <w:bCs/>
+        </w:rPr>
+      </w:pPr>
+    </w:p>
+    <w:p>
+      <w:pPr>
+        <w:pStyle w:val="NoSpacing"/>
+        <w:rPr>
+          <w:b/>
+          <w:bCs/>
+        </w:rPr>
+      </w:pPr>
+    </w:p>
+    <w:p>
+      <w:pPr>
+        <w:pStyle w:val="NoSpacing"/>
+        <w:rPr>
+          <w:b/>
+          <w:bCs/>
+        </w:rPr>
+      </w:pPr>
+    </w:p>
+    <w:p>
+      <w:pPr>
+        <w:pStyle w:val="NoSpacing"/>
+        <w:rPr>
+          <w:b/>
+          <w:bCs/>
+        </w:rPr>
+      </w:pPr>
+    </w:p>
+    <w:p>
+      <w:pPr>
+        <w:pStyle w:val="NoSpacing"/>
+        <w:rPr>
+          <w:b/>
+          <w:bCs/>
+        </w:rPr>
+      </w:pPr>
+    </w:p>
+    <w:p>
+      <w:pPr>
+        <w:pStyle w:val="NoSpacing"/>
+        <w:rPr>
+          <w:b/>
+          <w:bCs/>
+        </w:rPr>
+      </w:pPr>
+    </w:p>
+    <w:p>
+      <w:pPr>
+        <w:pStyle w:val="NoSpacing"/>
+        <w:rPr>
+          <w:b/>
+          <w:bCs/>
+        </w:rPr>
+      </w:pPr>
+    </w:p>
+    <w:p>
+      <w:pPr>
+        <w:pStyle w:val="NoSpacing"/>
+        <w:rPr>
+          <w:b/>
+          <w:bCs/>
+        </w:rPr>
+      </w:pPr>
+    </w:p>
+    <w:p>
+      <w:pPr>
+        <w:pStyle w:val="NoSpacing"/>
+        <w:rPr>
+          <w:b/>
+          <w:bCs/>
+        </w:rPr>
+      </w:pPr>
+    </w:p>
+    <w:p>
+      <w:pPr>
+        <w:pStyle w:val="NoSpacing"/>
+        <w:rPr>
+          <w:b/>
+          <w:bCs/>
+        </w:rPr>
+      </w:pPr>
+    </w:p>
+    <w:p>
+      <w:pPr>
+        <w:pStyle w:val="NoSpacing"/>
+        <w:rPr>
+          <w:b/>
+          <w:bCs/>
+        </w:rPr>
+      </w:pPr>
+    </w:p>
+    <w:p>
+      <w:pPr>
+        <w:pStyle w:val="NoSpacing"/>
+        <w:rPr>
+          <w:b/>
+          <w:bCs/>
+        </w:rPr>
+      </w:pPr>
+    </w:p>
+    <w:p>
+      <w:pPr>
+        <w:pStyle w:val="NoSpacing"/>
+        <w:rPr>
+          <w:b/>
+          <w:bCs/>
+        </w:rPr>
+      </w:pPr>
+    </w:p>
+    <w:p>
+      <w:pPr>
+        <w:pStyle w:val="NoSpacing"/>
+        <w:rPr>
+          <w:b/>
+          <w:bCs/>
+        </w:rPr>
+      </w:pPr>
+    </w:p>
+    <w:p>
+      <w:pPr>
+        <w:pStyle w:val="NoSpacing"/>
+        <w:rPr>
+          <w:b/>
+          <w:bCs/>
+        </w:rPr>
+      </w:pPr>
+    </w:p>
+    <w:p>
+      <w:pPr>
+        <w:pStyle w:val="NoSpacing"/>
+        <w:rPr>
+          <w:b/>
+          <w:bCs/>
+        </w:rPr>
+      </w:pPr>
+    </w:p>
+    <w:p>
+      <w:pPr>
+        <w:pStyle w:val="NoSpacing"/>
+        <w:rPr>
+          <w:b/>
+          <w:bCs/>
+        </w:rPr>
+      </w:pPr>
+    </w:p>
+    <w:p>
+      <w:pPr>
+        <w:pStyle w:val="NoSpacing"/>
+        <w:rPr>
+          <w:b/>
+          <w:bCs/>
+        </w:rPr>
+      </w:pPr>
+    </w:p>
+    <w:p>
+      <w:pPr>
+        <w:pStyle w:val="NoSpacing"/>
+        <w:rPr>
+          <w:b/>
+          <w:bCs/>
+        </w:rPr>
+      </w:pPr>
+    </w:p>
+    <w:p>
+      <w:pPr>
+        <w:pStyle w:val="NoSpacing"/>
+        <w:rPr>
+          <w:b/>
+          <w:bCs/>
+        </w:rPr>
+      </w:pPr>
+    </w:p>
+    <w:p>
+      <w:pPr>
+        <w:pStyle w:val="NoSpacing"/>
+        <w:rPr>
+          <w:b/>
+          <w:bCs/>
+        </w:rPr>
+      </w:pPr>
+    </w:p>
+    <w:p>
+      <w:pPr>
+        <w:pStyle w:val="NoSpacing"/>
+        <w:rPr>
+          <w:b/>
+          <w:bCs/>
+        </w:rPr>
+      </w:pPr>
+    </w:p>
+    <w:p>
+      <w:pPr>
+        <w:pStyle w:val="NoSpacing"/>
+        <w:rPr>
+          <w:b/>
+          <w:bCs/>
+        </w:rPr>
+      </w:pPr>
+    </w:p>
+    <w:p>
+      <w:pPr>
+        <w:pStyle w:val="NoSpacing"/>
+        <w:rPr>
+          <w:b/>
+          <w:bCs/>
+        </w:rPr>
+      </w:pPr>
+    </w:p>
+    <w:p>
+      <w:pPr>
+        <w:pStyle w:val="NoSpacing"/>
+        <w:rPr>
+          <w:b/>
+          <w:bCs/>
+        </w:rPr>
+      </w:pPr>
+    </w:p>
+    <w:p>
+      <w:pPr>
+        <w:pStyle w:val="NoSpacing"/>
+        <w:rPr>
+          <w:b/>
+          <w:bCs/>
+        </w:rPr>
+      </w:pPr>
+    </w:p>
+    <w:p>
+      <w:pPr>
+        <w:pStyle w:val="NoSpacing"/>
+        <w:rPr>
+          <w:b/>
+          <w:bCs/>
+        </w:rPr>
+      </w:pPr>
+    </w:p>
+    <w:p>
+      <w:pPr>
+        <w:pStyle w:val="NoSpacing"/>
+        <w:rPr>
+          <w:b/>
+          <w:bCs/>
+        </w:rPr>
+      </w:pPr>
+    </w:p>
+    <w:p>
+      <w:pPr>
+        <w:pStyle w:val="NoSpacing"/>
+        <w:rPr>
+          <w:b/>
+          <w:bCs/>
+        </w:rPr>
+      </w:pPr>
+    </w:p>
+    <w:p>
+      <w:pPr>
+        <w:pStyle w:val="NoSpacing"/>
+        <w:rPr>
+          <w:b/>
+          <w:bCs/>
+        </w:rPr>
+      </w:pPr>
+    </w:p>
+    <w:p>
+      <w:pPr>
+        <w:pStyle w:val="NoSpacing"/>
+        <w:rPr>
+          <w:b/>
+          <w:bCs/>
+        </w:rPr>
+      </w:pPr>
+    </w:p>
+    <w:p>
+      <w:pPr>
+        <w:pStyle w:val="NoSpacing"/>
+        <w:rPr>
+          <w:b/>
+          <w:bCs/>
+        </w:rPr>
+      </w:pPr>
+    </w:p>
+    <w:p>
+      <w:pPr>
+        <w:pStyle w:val="NoSpacing"/>
+        <w:rPr>
+          <w:b/>
+          <w:bCs/>
+        </w:rPr>
+      </w:pPr>
+    </w:p>
+    <w:p>
+      <w:pPr>
+        <w:pStyle w:val="NoSpacing"/>
+        <w:rPr>
+          <w:b/>
+          <w:bCs/>
+        </w:rPr>
+      </w:pPr>
+    </w:p>
+    <w:p>
+      <w:pPr>
+        <w:pStyle w:val="NoSpacing"/>
+        <w:rPr>
+          <w:b/>
+          <w:bCs/>
+        </w:rPr>
+      </w:pPr>
+    </w:p>
+    <w:p>
+      <w:pPr>
+        <w:pStyle w:val="NoSpacing"/>
+        <w:rPr>
+          <w:b/>
+          <w:bCs/>
+        </w:rPr>
+      </w:pPr>
+    </w:p>
+    <w:p>
+      <w:pPr>
+        <w:pStyle w:val="NoSpacing"/>
+        <w:rPr>
+          <w:b/>
+          <w:bCs/>
+        </w:rPr>
+      </w:pPr>
+    </w:p>
+    <w:p>
+      <w:pPr>
+        <w:pStyle w:val="NoSpacing"/>
+        <w:rPr>
+          <w:b/>
+          <w:bCs/>
+        </w:rPr>
+      </w:pPr>
+    </w:p>
+    <w:p>
+      <w:pPr>
+        <w:pStyle w:val="NoSpacing"/>
+        <w:rPr>
+          <w:b/>
+          <w:bCs/>
+        </w:rPr>
+      </w:pPr>
+    </w:p>
+    <w:p>
+      <w:pPr>
+        <w:pStyle w:val="NoSpacing"/>
+        <w:rPr>
+          <w:b/>
+          <w:bCs/>
+        </w:rPr>
+      </w:pPr>
+    </w:p>
+    <w:p>
+      <w:pPr>
+        <w:pStyle w:val="NoSpacing"/>
+        <w:rPr>
+          <w:b/>
+          <w:bCs/>
+        </w:rPr>
+      </w:pPr>
+    </w:p>
+    <w:p>
+      <w:pPr>
+        <w:pStyle w:val="NoSpacing"/>
+        <w:rPr>
+          <w:b/>
+          <w:bCs/>
+        </w:rPr>
+      </w:pPr>
+    </w:p>
+    <w:p>
+      <w:pPr>
+        <w:pStyle w:val="NoSpacing"/>
+        <w:rPr>
+          <w:b/>
+          <w:bCs/>
+        </w:rPr>
+      </w:pPr>
+    </w:p>
+    <w:p>
+      <w:pPr>
+        <w:pStyle w:val="NoSpacing"/>
+        <w:rPr>
+          <w:b/>
+          <w:bCs/>
+        </w:rPr>
+      </w:pPr>
+    </w:p>
+    <w:p>
+      <w:pPr>
+        <w:pStyle w:val="NoSpacing"/>
+        <w:rPr>
+          <w:b/>
+          <w:bCs/>
+        </w:rPr>
+      </w:pPr>
+    </w:p>
+    <w:p>
+      <w:pPr>
+        <w:pStyle w:val="NoSpacing"/>
+        <w:rPr>
+          <w:b/>
+          <w:bCs/>
+        </w:rPr>
+      </w:pPr>
+    </w:p>
+    <w:p>
+      <w:pPr>
+        <w:pStyle w:val="NoSpacing"/>
+        <w:rPr>
+          <w:b/>
+          <w:bCs/>
+        </w:rPr>
+      </w:pPr>
+    </w:p>
+    <w:p>
+      <w:pPr>
+        <w:pStyle w:val="NoSpacing"/>
+        <w:rPr>
+          <w:b/>
+          <w:bCs/>
+        </w:rPr>
+      </w:pPr>
+    </w:p>
+    <w:p>
+      <w:pPr>
+        <w:pStyle w:val="NoSpacing"/>
+        <w:rPr>
+          <w:b/>
+          <w:bCs/>
+        </w:rPr>
+      </w:pPr>
+    </w:p>
+    <w:p>
+      <w:pPr>
+        <w:pStyle w:val="NoSpacing"/>
+        <w:rPr>
+          <w:b/>
+          <w:bCs/>
+        </w:rPr>
+      </w:pPr>
+    </w:p>
+    <w:p>
+      <w:pPr>
+        <w:pStyle w:val="NoSpacing"/>
+        <w:rPr>
+          <w:b/>
+          <w:bCs/>
+        </w:rPr>
+      </w:pPr>
+    </w:p>
+    <w:p>
+      <w:pPr>
+        <w:pStyle w:val="NoSpacing"/>
+        <w:rPr>
+          <w:b/>
+          <w:bCs/>
+        </w:rPr>
+      </w:pPr>
+    </w:p>
+    <w:p>
+      <w:pPr>
+        <w:pStyle w:val="NoSpacing"/>
+        <w:rPr>
+          <w:b/>
+          <w:bCs/>
+        </w:rPr>
+      </w:pPr>
+    </w:p>
+    <w:p>
+      <w:pPr>
+        <w:pStyle w:val="NoSpacing"/>
+        <w:rPr>
+          <w:b/>
+          <w:bCs/>
+        </w:rPr>
+      </w:pPr>
+    </w:p>
+    <w:p>
+      <w:pPr>
+        <w:pStyle w:val="NoSpacing"/>
+        <w:rPr>
+          <w:b/>
+          <w:bCs/>
+        </w:rPr>
+      </w:pPr>
+    </w:p>
+    <w:p>
+      <w:pPr>
+        <w:pStyle w:val="NoSpacing"/>
+        <w:rPr>
+          <w:b/>
+          <w:bCs/>
+        </w:rPr>
+      </w:pPr>
+      <w:r>
+        <w:rPr>
+          <w:rFonts w:ascii="Segoe UI Emoji" w:hAnsi="Segoe UI Emoji" w:cs="Segoe UI Emoji"/>
+          <w:b/>
+          <w:bCs/>
+        </w:rPr>
         <w:t>📦</w:t>
       </w:r>
       <w:r>
@@ -5285,6 +11791,7 @@
           <w:b/>
           <w:bCs/>
         </w:rPr>
+        <w:lastRenderedPageBreak/>
         <w:t>This</w:t>
       </w:r>
       <w:r>
@@ -5457,393 +11964,393 @@
           <w:b/>
           <w:bCs/>
         </w:rPr>
+        <w:t>✅</w:t>
+      </w:r>
+      <w:r>
+        <w:rPr>
+          <w:b/>
+          <w:bCs/>
+        </w:rPr>
+        <w:t xml:space="preserve"> These CSS variables let you create a unified theme.</w:t>
+      </w:r>
+    </w:p>
+    <w:p>
+      <w:pPr>
+        <w:pStyle w:val="NoSpacing"/>
+        <w:rPr>
+          <w:b/>
+          <w:bCs/>
+        </w:rPr>
+      </w:pPr>
+      <w:r>
+        <w:rPr>
+          <w:b/>
+          <w:bCs/>
+        </w:rPr>
+        <w:t>This initializes SCSS variables for theming across the entire app.</w:t>
+      </w:r>
+    </w:p>
+    <w:p>
+      <w:pPr>
+        <w:pStyle w:val="NoSpacing"/>
+        <w:rPr>
+          <w:b/>
+          <w:bCs/>
+        </w:rPr>
+      </w:pPr>
+    </w:p>
+    <w:p>
+      <w:pPr>
+        <w:pStyle w:val="NoSpacing"/>
+        <w:rPr>
+          <w:b/>
+          <w:bCs/>
+        </w:rPr>
+      </w:pPr>
+    </w:p>
+    <w:p>
+      <w:pPr>
+        <w:pStyle w:val="NoSpacing"/>
+        <w:rPr>
+          <w:b/>
+          <w:bCs/>
+        </w:rPr>
+      </w:pPr>
+    </w:p>
+    <w:p>
+      <w:pPr>
+        <w:pStyle w:val="NoSpacing"/>
+        <w:rPr>
+          <w:b/>
+          <w:bCs/>
+        </w:rPr>
+      </w:pPr>
+      <w:r>
+        <w:rPr>
+          <w:rFonts w:ascii="Segoe UI Emoji" w:hAnsi="Segoe UI Emoji" w:cs="Segoe UI Emoji"/>
+          <w:b/>
+          <w:bCs/>
+        </w:rPr>
+        <w:t xml:space="preserve">      </w:t>
+      </w:r>
+      <w:r>
+        <w:rPr>
+          <w:rFonts w:ascii="Segoe UI Emoji" w:hAnsi="Segoe UI Emoji" w:cs="Segoe UI Emoji"/>
+          <w:b/>
+          <w:bCs/>
+        </w:rPr>
+        <w:t>🔹</w:t>
+      </w:r>
+      <w:r>
+        <w:rPr>
+          <w:b/>
+          <w:bCs/>
+        </w:rPr>
+        <w:t xml:space="preserve"> Register JWT Interceptor</w:t>
+      </w:r>
+    </w:p>
+    <w:p>
+      <w:pPr>
+        <w:pStyle w:val="NoSpacing"/>
+        <w:rPr>
+          <w:b/>
+          <w:bCs/>
+        </w:rPr>
+      </w:pPr>
+      <w:r>
+        <w:rPr>
+          <w:rFonts w:ascii="Segoe UI Emoji" w:hAnsi="Segoe UI Emoji" w:cs="Segoe UI Emoji"/>
+          <w:b/>
+          <w:bCs/>
+        </w:rPr>
+        <w:t>📁</w:t>
+      </w:r>
+      <w:r>
+        <w:rPr>
+          <w:b/>
+          <w:bCs/>
+        </w:rPr>
+        <w:t xml:space="preserve"> </w:t>
+      </w:r>
+      <w:r>
+        <w:rPr>
+          <w:b/>
+          <w:bCs/>
+        </w:rPr>
+        <w:t>in file</w:t>
+      </w:r>
+      <w:r>
+        <w:rPr>
+          <w:b/>
+          <w:bCs/>
+        </w:rPr>
+        <w:t xml:space="preserve"> src/app/app.module.ts</w:t>
+      </w:r>
+    </w:p>
+    <w:p>
+      <w:pPr>
+        <w:pStyle w:val="NoSpacing"/>
+        <w:rPr>
+          <w:b/>
+          <w:bCs/>
+        </w:rPr>
+      </w:pPr>
+      <w:r>
+        <w:t>FIND the  @NgModule({ ... }) section and</w:t>
+      </w:r>
+      <w:r>
+        <w:rPr>
+          <w:b/>
+          <w:bCs/>
+        </w:rPr>
+        <w:t xml:space="preserve"> write</w:t>
+      </w:r>
+    </w:p>
+    <w:p>
+      <w:pPr>
+        <w:pStyle w:val="NoSpacing"/>
+      </w:pPr>
+      <w:r>
+        <w:t>import { HTTP_INTERCEPTORS } from '@angular/common/http';</w:t>
+      </w:r>
+    </w:p>
+    <w:p>
+      <w:pPr>
+        <w:pStyle w:val="NoSpacing"/>
+      </w:pPr>
+      <w:r>
+        <w:t>import { AuthInterceptor } from './core/auth/auth.interceptor';</w:t>
+      </w:r>
+    </w:p>
+    <w:p>
+      <w:pPr>
+        <w:pStyle w:val="NoSpacing"/>
+      </w:pPr>
+    </w:p>
+    <w:p>
+      <w:pPr>
+        <w:pStyle w:val="NoSpacing"/>
+      </w:pPr>
+      <w:r>
+        <w:t>@NgModule({</w:t>
+      </w:r>
+    </w:p>
+    <w:p>
+      <w:pPr>
+        <w:pStyle w:val="NoSpacing"/>
+      </w:pPr>
+      <w:r>
+        <w:t xml:space="preserve">  providers: [</w:t>
+      </w:r>
+    </w:p>
+    <w:p>
+      <w:pPr>
+        <w:pStyle w:val="NoSpacing"/>
+      </w:pPr>
+      <w:r>
+        <w:t xml:space="preserve">    { provide: HTTP_INTERCEPTORS, useClass: AuthInterceptor, multi: true }</w:t>
+      </w:r>
+    </w:p>
+    <w:p>
+      <w:pPr>
+        <w:pStyle w:val="NoSpacing"/>
+      </w:pPr>
+      <w:r>
+        <w:t xml:space="preserve">  ],</w:t>
+      </w:r>
+    </w:p>
+    <w:p>
+      <w:pPr>
+        <w:pStyle w:val="NoSpacing"/>
+      </w:pPr>
+      <w:r>
+        <w:t xml:space="preserve">  ...</w:t>
+      </w:r>
+    </w:p>
+    <w:p>
+      <w:pPr>
+        <w:pStyle w:val="NoSpacing"/>
+      </w:pPr>
+      <w:r>
+        <w:t>})</w:t>
+      </w:r>
+    </w:p>
+    <w:p>
+      <w:pPr>
+        <w:pStyle w:val="NoSpacing"/>
+      </w:pPr>
+      <w:r>
+        <w:t>export class AppModule { }</w:t>
+      </w:r>
+    </w:p>
+    <w:p>
+      <w:pPr>
+        <w:pStyle w:val="NoSpacing"/>
+        <w:rPr>
+          <w:b/>
+          <w:bCs/>
+        </w:rPr>
+      </w:pPr>
+    </w:p>
+    <w:p>
+      <w:pPr>
+        <w:pStyle w:val="NoSpacing"/>
+        <w:rPr>
+          <w:b/>
+          <w:bCs/>
+        </w:rPr>
+      </w:pPr>
+    </w:p>
+    <w:p>
+      <w:pPr>
+        <w:pStyle w:val="NoSpacing"/>
+        <w:rPr>
+          <w:b/>
+          <w:bCs/>
+        </w:rPr>
+      </w:pPr>
+    </w:p>
+    <w:p>
+      <w:pPr>
+        <w:pStyle w:val="NoSpacing"/>
+        <w:rPr>
+          <w:b/>
+          <w:bCs/>
+        </w:rPr>
+      </w:pPr>
+    </w:p>
+    <w:p>
+      <w:pPr>
+        <w:pStyle w:val="NoSpacing"/>
+      </w:pPr>
+      <w:r>
+        <w:t>This</w:t>
+      </w:r>
+      <w:r>
+        <w:t xml:space="preserve"> </w:t>
+      </w:r>
+      <w:r>
+        <w:t>ensures every HTTP request to your backend includes the JWT token from localStorage—no need to add it manually each time.</w:t>
+      </w:r>
+    </w:p>
+    <w:p>
+      <w:pPr>
+        <w:pStyle w:val="NoSpacing"/>
+      </w:pPr>
+    </w:p>
+    <w:p>
+      <w:pPr>
+        <w:pStyle w:val="NoSpacing"/>
+      </w:pPr>
+    </w:p>
+    <w:p>
+      <w:pPr>
+        <w:pStyle w:val="NoSpacing"/>
+      </w:pPr>
+    </w:p>
+    <w:p>
+      <w:pPr>
+        <w:pStyle w:val="NoSpacing"/>
+        <w:rPr>
+          <w:b/>
+          <w:bCs/>
+        </w:rPr>
+      </w:pPr>
+      <w:r>
+        <w:rPr>
+          <w:rFonts w:ascii="Segoe UI Emoji" w:hAnsi="Segoe UI Emoji" w:cs="Segoe UI Emoji"/>
+          <w:b/>
+          <w:bCs/>
+        </w:rPr>
+        <w:t xml:space="preserve">     </w:t>
+      </w:r>
+      <w:r>
+        <w:rPr>
+          <w:rFonts w:ascii="Segoe UI Emoji" w:hAnsi="Segoe UI Emoji" w:cs="Segoe UI Emoji"/>
+          <w:b/>
+          <w:bCs/>
+        </w:rPr>
+        <w:t>🔹</w:t>
+      </w:r>
+      <w:r>
+        <w:rPr>
+          <w:b/>
+          <w:bCs/>
+        </w:rPr>
+        <w:t xml:space="preserve"> Add Meta Tags for SEO</w:t>
+      </w:r>
+    </w:p>
+    <w:p>
+      <w:pPr>
+        <w:pStyle w:val="NoSpacing"/>
+      </w:pPr>
+      <w:r>
+        <w:rPr>
+          <w:rFonts w:ascii="Segoe UI Emoji" w:hAnsi="Segoe UI Emoji" w:cs="Segoe UI Emoji"/>
+        </w:rPr>
+        <w:t>📁</w:t>
+      </w:r>
+      <w:r>
+        <w:t xml:space="preserve"> Open</w:t>
+      </w:r>
+      <w:r>
+        <w:t xml:space="preserve"> file </w:t>
+      </w:r>
+      <w:r>
+        <w:t>src/app/app.component.ts</w:t>
+      </w:r>
+    </w:p>
+    <w:p>
+      <w:pPr>
+        <w:pStyle w:val="NoSpacing"/>
+      </w:pPr>
+      <w:r>
+        <w:t xml:space="preserve">and </w:t>
+      </w:r>
+      <w:r>
+        <w:rPr>
+          <w:rFonts w:ascii="Segoe UI Emoji" w:hAnsi="Segoe UI Emoji" w:cs="Segoe UI Emoji"/>
+        </w:rPr>
+        <w:t>📌</w:t>
+      </w:r>
+      <w:r>
+        <w:t xml:space="preserve"> In the class</w:t>
+      </w:r>
+      <w:r>
+        <w:t xml:space="preserve"> </w:t>
+      </w:r>
+      <w:r>
+        <w:rPr>
+          <w:b/>
+          <w:bCs/>
+        </w:rPr>
+        <w:t>WRITE</w:t>
+      </w:r>
+    </w:p>
+    <w:p>
+      <w:pPr>
+        <w:pStyle w:val="NoSpacing"/>
+      </w:pPr>
+    </w:p>
+    <w:p>
+      <w:pPr>
+        <w:pStyle w:val="NoSpacing"/>
+      </w:pPr>
+      <w:r>
+        <w:t>import { Meta } from '@angular/platform-browser';</w:t>
+      </w:r>
+    </w:p>
+    <w:p>
+      <w:pPr>
+        <w:pStyle w:val="NoSpacing"/>
+      </w:pPr>
+    </w:p>
+    <w:p>
+      <w:pPr>
+        <w:pStyle w:val="NoSpacing"/>
+      </w:pPr>
+      <w:r>
         <w:lastRenderedPageBreak/>
-        <w:t>✅</w:t>
-      </w:r>
-      <w:r>
-        <w:rPr>
-          <w:b/>
-          <w:bCs/>
-        </w:rPr>
-        <w:t xml:space="preserve"> These CSS variables let you create a unified theme.</w:t>
-      </w:r>
-    </w:p>
-    <w:p>
-      <w:pPr>
-        <w:pStyle w:val="NoSpacing"/>
-        <w:rPr>
-          <w:b/>
-          <w:bCs/>
-        </w:rPr>
-      </w:pPr>
-      <w:r>
-        <w:rPr>
-          <w:b/>
-          <w:bCs/>
-        </w:rPr>
-        <w:t>This initializes SCSS variables for theming across the entire app.</w:t>
-      </w:r>
-    </w:p>
-    <w:p>
-      <w:pPr>
-        <w:pStyle w:val="NoSpacing"/>
-        <w:rPr>
-          <w:b/>
-          <w:bCs/>
-        </w:rPr>
-      </w:pPr>
-    </w:p>
-    <w:p>
-      <w:pPr>
-        <w:pStyle w:val="NoSpacing"/>
-        <w:rPr>
-          <w:b/>
-          <w:bCs/>
-        </w:rPr>
-      </w:pPr>
-    </w:p>
-    <w:p>
-      <w:pPr>
-        <w:pStyle w:val="NoSpacing"/>
-        <w:rPr>
-          <w:b/>
-          <w:bCs/>
-        </w:rPr>
-      </w:pPr>
-    </w:p>
-    <w:p>
-      <w:pPr>
-        <w:pStyle w:val="NoSpacing"/>
-        <w:rPr>
-          <w:b/>
-          <w:bCs/>
-        </w:rPr>
-      </w:pPr>
-      <w:r>
-        <w:rPr>
-          <w:rFonts w:ascii="Segoe UI Emoji" w:hAnsi="Segoe UI Emoji" w:cs="Segoe UI Emoji"/>
-          <w:b/>
-          <w:bCs/>
-        </w:rPr>
-        <w:t xml:space="preserve">      </w:t>
-      </w:r>
-      <w:r>
-        <w:rPr>
-          <w:rFonts w:ascii="Segoe UI Emoji" w:hAnsi="Segoe UI Emoji" w:cs="Segoe UI Emoji"/>
-          <w:b/>
-          <w:bCs/>
-        </w:rPr>
-        <w:t>🔹</w:t>
-      </w:r>
-      <w:r>
-        <w:rPr>
-          <w:b/>
-          <w:bCs/>
-        </w:rPr>
-        <w:t xml:space="preserve"> Register JWT Interceptor</w:t>
-      </w:r>
-    </w:p>
-    <w:p>
-      <w:pPr>
-        <w:pStyle w:val="NoSpacing"/>
-        <w:rPr>
-          <w:b/>
-          <w:bCs/>
-        </w:rPr>
-      </w:pPr>
-      <w:r>
-        <w:rPr>
-          <w:rFonts w:ascii="Segoe UI Emoji" w:hAnsi="Segoe UI Emoji" w:cs="Segoe UI Emoji"/>
-          <w:b/>
-          <w:bCs/>
-        </w:rPr>
-        <w:t>📁</w:t>
-      </w:r>
-      <w:r>
-        <w:rPr>
-          <w:b/>
-          <w:bCs/>
-        </w:rPr>
-        <w:t xml:space="preserve"> </w:t>
-      </w:r>
-      <w:r>
-        <w:rPr>
-          <w:b/>
-          <w:bCs/>
-        </w:rPr>
-        <w:t>in file</w:t>
-      </w:r>
-      <w:r>
-        <w:rPr>
-          <w:b/>
-          <w:bCs/>
-        </w:rPr>
-        <w:t xml:space="preserve"> src/app/app.module.ts</w:t>
-      </w:r>
-    </w:p>
-    <w:p>
-      <w:pPr>
-        <w:pStyle w:val="NoSpacing"/>
-        <w:rPr>
-          <w:b/>
-          <w:bCs/>
-        </w:rPr>
-      </w:pPr>
-      <w:r>
-        <w:t>FIND the  @NgModule({ ... }) section and</w:t>
-      </w:r>
-      <w:r>
-        <w:rPr>
-          <w:b/>
-          <w:bCs/>
-        </w:rPr>
-        <w:t xml:space="preserve"> write</w:t>
-      </w:r>
-    </w:p>
-    <w:p>
-      <w:pPr>
-        <w:pStyle w:val="NoSpacing"/>
-      </w:pPr>
-      <w:r>
-        <w:t>import { HTTP_INTERCEPTORS } from '@angular/common/http';</w:t>
-      </w:r>
-    </w:p>
-    <w:p>
-      <w:pPr>
-        <w:pStyle w:val="NoSpacing"/>
-      </w:pPr>
-      <w:r>
-        <w:t>import { AuthInterceptor } from './core/auth/auth.interceptor';</w:t>
-      </w:r>
-    </w:p>
-    <w:p>
-      <w:pPr>
-        <w:pStyle w:val="NoSpacing"/>
-      </w:pPr>
-    </w:p>
-    <w:p>
-      <w:pPr>
-        <w:pStyle w:val="NoSpacing"/>
-      </w:pPr>
-      <w:r>
-        <w:t>@NgModule({</w:t>
-      </w:r>
-    </w:p>
-    <w:p>
-      <w:pPr>
-        <w:pStyle w:val="NoSpacing"/>
-      </w:pPr>
-      <w:r>
-        <w:t xml:space="preserve">  providers: [</w:t>
-      </w:r>
-    </w:p>
-    <w:p>
-      <w:pPr>
-        <w:pStyle w:val="NoSpacing"/>
-      </w:pPr>
-      <w:r>
-        <w:t xml:space="preserve">    { provide: HTTP_INTERCEPTORS, useClass: AuthInterceptor, multi: true }</w:t>
-      </w:r>
-    </w:p>
-    <w:p>
-      <w:pPr>
-        <w:pStyle w:val="NoSpacing"/>
-      </w:pPr>
-      <w:r>
-        <w:t xml:space="preserve">  ],</w:t>
-      </w:r>
-    </w:p>
-    <w:p>
-      <w:pPr>
-        <w:pStyle w:val="NoSpacing"/>
-      </w:pPr>
-      <w:r>
-        <w:t xml:space="preserve">  ...</w:t>
-      </w:r>
-    </w:p>
-    <w:p>
-      <w:pPr>
-        <w:pStyle w:val="NoSpacing"/>
-      </w:pPr>
-      <w:r>
-        <w:t>})</w:t>
-      </w:r>
-    </w:p>
-    <w:p>
-      <w:pPr>
-        <w:pStyle w:val="NoSpacing"/>
-      </w:pPr>
-      <w:r>
-        <w:t>export class AppModule { }</w:t>
-      </w:r>
-    </w:p>
-    <w:p>
-      <w:pPr>
-        <w:pStyle w:val="NoSpacing"/>
-        <w:rPr>
-          <w:b/>
-          <w:bCs/>
-        </w:rPr>
-      </w:pPr>
-    </w:p>
-    <w:p>
-      <w:pPr>
-        <w:pStyle w:val="NoSpacing"/>
-        <w:rPr>
-          <w:b/>
-          <w:bCs/>
-        </w:rPr>
-      </w:pPr>
-    </w:p>
-    <w:p>
-      <w:pPr>
-        <w:pStyle w:val="NoSpacing"/>
-        <w:rPr>
-          <w:b/>
-          <w:bCs/>
-        </w:rPr>
-      </w:pPr>
-    </w:p>
-    <w:p>
-      <w:pPr>
-        <w:pStyle w:val="NoSpacing"/>
-        <w:rPr>
-          <w:b/>
-          <w:bCs/>
-        </w:rPr>
-      </w:pPr>
-    </w:p>
-    <w:p>
-      <w:pPr>
-        <w:pStyle w:val="NoSpacing"/>
-      </w:pPr>
-      <w:r>
-        <w:t>This</w:t>
-      </w:r>
-      <w:r>
-        <w:t xml:space="preserve"> </w:t>
-      </w:r>
-      <w:r>
-        <w:t>ensures every HTTP request to your backend includes the JWT token from localStorage—no need to add it manually each time.</w:t>
-      </w:r>
-    </w:p>
-    <w:p>
-      <w:pPr>
-        <w:pStyle w:val="NoSpacing"/>
-      </w:pPr>
-    </w:p>
-    <w:p>
-      <w:pPr>
-        <w:pStyle w:val="NoSpacing"/>
-      </w:pPr>
-    </w:p>
-    <w:p>
-      <w:pPr>
-        <w:pStyle w:val="NoSpacing"/>
-      </w:pPr>
-    </w:p>
-    <w:p>
-      <w:pPr>
-        <w:pStyle w:val="NoSpacing"/>
-        <w:rPr>
-          <w:b/>
-          <w:bCs/>
-        </w:rPr>
-      </w:pPr>
-      <w:r>
-        <w:rPr>
-          <w:rFonts w:ascii="Segoe UI Emoji" w:hAnsi="Segoe UI Emoji" w:cs="Segoe UI Emoji"/>
-          <w:b/>
-          <w:bCs/>
-        </w:rPr>
-        <w:t xml:space="preserve">     </w:t>
-      </w:r>
-      <w:r>
-        <w:rPr>
-          <w:rFonts w:ascii="Segoe UI Emoji" w:hAnsi="Segoe UI Emoji" w:cs="Segoe UI Emoji"/>
-          <w:b/>
-          <w:bCs/>
-        </w:rPr>
-        <w:t>🔹</w:t>
-      </w:r>
-      <w:r>
-        <w:rPr>
-          <w:b/>
-          <w:bCs/>
-        </w:rPr>
-        <w:t xml:space="preserve"> Add Meta Tags for SEO</w:t>
-      </w:r>
-    </w:p>
-    <w:p>
-      <w:pPr>
-        <w:pStyle w:val="NoSpacing"/>
-      </w:pPr>
-      <w:r>
-        <w:rPr>
-          <w:rFonts w:ascii="Segoe UI Emoji" w:hAnsi="Segoe UI Emoji" w:cs="Segoe UI Emoji"/>
-        </w:rPr>
-        <w:t>📁</w:t>
-      </w:r>
-      <w:r>
-        <w:t xml:space="preserve"> Open</w:t>
-      </w:r>
-      <w:r>
-        <w:t xml:space="preserve"> file </w:t>
-      </w:r>
-      <w:r>
-        <w:t>src/app/app.component.ts</w:t>
-      </w:r>
-    </w:p>
-    <w:p>
-      <w:pPr>
-        <w:pStyle w:val="NoSpacing"/>
-      </w:pPr>
-      <w:r>
-        <w:t xml:space="preserve">and </w:t>
-      </w:r>
-      <w:r>
-        <w:rPr>
-          <w:rFonts w:ascii="Segoe UI Emoji" w:hAnsi="Segoe UI Emoji" w:cs="Segoe UI Emoji"/>
-        </w:rPr>
-        <w:t>📌</w:t>
-      </w:r>
-      <w:r>
-        <w:t xml:space="preserve"> In the class</w:t>
-      </w:r>
-      <w:r>
-        <w:t xml:space="preserve"> </w:t>
-      </w:r>
-      <w:r>
-        <w:rPr>
-          <w:b/>
-          <w:bCs/>
-        </w:rPr>
-        <w:t>WRITE</w:t>
-      </w:r>
-    </w:p>
-    <w:p>
-      <w:pPr>
-        <w:pStyle w:val="NoSpacing"/>
-      </w:pPr>
-    </w:p>
-    <w:p>
-      <w:pPr>
-        <w:pStyle w:val="NoSpacing"/>
-      </w:pPr>
-      <w:r>
-        <w:t>import { Meta } from '@angular/platform-browser';</w:t>
-      </w:r>
-    </w:p>
-    <w:p>
-      <w:pPr>
-        <w:pStyle w:val="NoSpacing"/>
-      </w:pPr>
-    </w:p>
-    <w:p>
-      <w:pPr>
-        <w:pStyle w:val="NoSpacing"/>
-      </w:pPr>
-      <w:r>
         <w:t>@Component({ /* ... */ })</w:t>
       </w:r>
     </w:p>
@@ -5921,7 +12428,6 @@
         <w:pStyle w:val="NoSpacing"/>
       </w:pPr>
       <w:r>
-        <w:lastRenderedPageBreak/>
         <w:t>Provides metadata for search engines and improves SEO previews.</w:t>
       </w:r>
     </w:p>
@@ -6304,6 +12810,7 @@
         <w:pStyle w:val="NoSpacing"/>
       </w:pPr>
       <w:r>
+        <w:lastRenderedPageBreak/>
         <w:t>ng g component shared/hero-section</w:t>
       </w:r>
     </w:p>
@@ -6367,7 +12874,6 @@
         <w:pStyle w:val="NoSpacing"/>
       </w:pPr>
       <w:r>
-        <w:lastRenderedPageBreak/>
         <w:t>Automatically creates folders and files (.ts, .html, .scss, .spec.ts) in each directory as outlined in your documentation.</w:t>
       </w:r>
     </w:p>
@@ -6554,7 +13060,7 @@
         </w:rPr>
         <w:t xml:space="preserve">What happens: Runs both browser and server bundles, making them available at </w:t>
       </w:r>
-      <w:hyperlink r:id="rId7" w:tgtFrame="_new" w:history="1">
+      <w:hyperlink r:id="rId13" w:tgtFrame="_new" w:history="1">
         <w:r>
           <w:rPr>
             <w:rStyle w:val="Hyperlink"/>
@@ -7331,7 +13837,6 @@
         <w:pStyle w:val="NoSpacing"/>
       </w:pPr>
       <w:r>
-        <w:lastRenderedPageBreak/>
         <w:t>ng new avada-business --style=scss --routing</w:t>
       </w:r>
     </w:p>
@@ -7702,6 +14207,7 @@
         </w:rPr>
       </w:pPr>
       <w:r>
+        <w:lastRenderedPageBreak/>
         <w:t xml:space="preserve">In File </w:t>
       </w:r>
       <w:r>
@@ -8235,7 +14741,6 @@
         </w:numPr>
       </w:pPr>
       <w:r>
-        <w:lastRenderedPageBreak/>
         <w:t>Hide keys using environment variables.</w:t>
       </w:r>
     </w:p>
@@ -8568,6 +15073,7 @@
         <w:pStyle w:val="NoSpacing"/>
       </w:pPr>
       <w:r>
+        <w:lastRenderedPageBreak/>
         <w:t>isMenuOpen = false;</w:t>
       </w:r>
     </w:p>
@@ -8665,7 +15171,6 @@
           <w:b/>
           <w:bCs/>
         </w:rPr>
-        <w:lastRenderedPageBreak/>
         <w:t>✅</w:t>
       </w:r>
       <w:r>
@@ -9232,7 +15737,6 @@
         <w:pStyle w:val="NoSpacing"/>
       </w:pPr>
       <w:r>
-        <w:lastRenderedPageBreak/>
         <w:t>firebase init    # Choose Hosting + SSR (if Universal)</w:t>
       </w:r>
     </w:p>
@@ -9602,6 +16106,7 @@
           <w:b/>
           <w:bCs/>
         </w:rPr>
+        <w:lastRenderedPageBreak/>
         <w:t>🚀</w:t>
       </w:r>
       <w:r>
@@ -9747,7 +16252,6 @@
           <w:b/>
           <w:bCs/>
         </w:rPr>
-        <w:lastRenderedPageBreak/>
         <w:t>🧾</w:t>
       </w:r>
       <w:r>
@@ -10175,6 +16679,7 @@
           <w:b/>
           <w:bCs/>
         </w:rPr>
+        <w:lastRenderedPageBreak/>
         <w:t>Best for forms, alerts, confirmations, etc.</w:t>
       </w:r>
     </w:p>
@@ -10244,7 +16749,6 @@
         </w:rPr>
       </w:pPr>
       <w:r>
-        <w:lastRenderedPageBreak/>
         <w:t xml:space="preserve">In File </w:t>
       </w:r>
       <w:r>
@@ -10587,6 +17091,7 @@
           <w:b/>
           <w:bCs/>
         </w:rPr>
+        <w:lastRenderedPageBreak/>
         <w:t>📝</w:t>
       </w:r>
       <w:r>
@@ -11312,7 +17817,11 @@
         <w:t xml:space="preserve"> </w:t>
       </w:r>
       <w:r>
-        <w:t xml:space="preserve">For angular ui in different repository can be server from python and other repositories so this means different parts of one application, Creating a </w:t>
+        <w:t xml:space="preserve">For angular ui in different repository can be server from python and other </w:t>
+      </w:r>
+      <w:r>
+        <w:lastRenderedPageBreak/>
+        <w:t xml:space="preserve">repositories so this means different parts of one application, Creating a </w:t>
       </w:r>
       <w:r>
         <w:rPr>
@@ -11362,11 +17871,7 @@
         <w:t>fetch</w:t>
       </w:r>
       <w:r>
-        <w:t xml:space="preserve"> to see that there are new modifications created and you have to pool something from the repository because you are not having the last version of the </w:t>
-      </w:r>
-      <w:r>
-        <w:lastRenderedPageBreak/>
-        <w:t xml:space="preserve">repository that you are working on , </w:t>
+        <w:t xml:space="preserve"> to see that there are new modifications created and you have to pool something from the repository because you are not having the last version of the repository that you are working on , </w:t>
       </w:r>
       <w:r>
         <w:rPr>
@@ -12363,6 +18868,119 @@
     </w:lvl>
   </w:abstractNum>
   <w:abstractNum w:abstractNumId="3" w15:restartNumberingAfterBreak="0">
+    <w:nsid w:val="15121710"/>
+    <w:multiLevelType w:val="multilevel"/>
+    <w:tmpl w:val="DE4E0F6E"/>
+    <w:lvl w:ilvl="0">
+      <w:start w:val="1"/>
+      <w:numFmt w:val="decimal"/>
+      <w:lvlText w:val="%1."/>
+      <w:lvlJc w:val="left"/>
+      <w:pPr>
+        <w:tabs>
+          <w:tab w:val="num" w:pos="720"/>
+        </w:tabs>
+        <w:ind w:left="720" w:hanging="360"/>
+      </w:pPr>
+    </w:lvl>
+    <w:lvl w:ilvl="1" w:tentative="1">
+      <w:start w:val="1"/>
+      <w:numFmt w:val="decimal"/>
+      <w:lvlText w:val="%2."/>
+      <w:lvlJc w:val="left"/>
+      <w:pPr>
+        <w:tabs>
+          <w:tab w:val="num" w:pos="1440"/>
+        </w:tabs>
+        <w:ind w:left="1440" w:hanging="360"/>
+      </w:pPr>
+    </w:lvl>
+    <w:lvl w:ilvl="2" w:tentative="1">
+      <w:start w:val="1"/>
+      <w:numFmt w:val="decimal"/>
+      <w:lvlText w:val="%3."/>
+      <w:lvlJc w:val="left"/>
+      <w:pPr>
+        <w:tabs>
+          <w:tab w:val="num" w:pos="2160"/>
+        </w:tabs>
+        <w:ind w:left="2160" w:hanging="360"/>
+      </w:pPr>
+    </w:lvl>
+    <w:lvl w:ilvl="3" w:tentative="1">
+      <w:start w:val="1"/>
+      <w:numFmt w:val="decimal"/>
+      <w:lvlText w:val="%4."/>
+      <w:lvlJc w:val="left"/>
+      <w:pPr>
+        <w:tabs>
+          <w:tab w:val="num" w:pos="2880"/>
+        </w:tabs>
+        <w:ind w:left="2880" w:hanging="360"/>
+      </w:pPr>
+    </w:lvl>
+    <w:lvl w:ilvl="4" w:tentative="1">
+      <w:start w:val="1"/>
+      <w:numFmt w:val="decimal"/>
+      <w:lvlText w:val="%5."/>
+      <w:lvlJc w:val="left"/>
+      <w:pPr>
+        <w:tabs>
+          <w:tab w:val="num" w:pos="3600"/>
+        </w:tabs>
+        <w:ind w:left="3600" w:hanging="360"/>
+      </w:pPr>
+    </w:lvl>
+    <w:lvl w:ilvl="5" w:tentative="1">
+      <w:start w:val="1"/>
+      <w:numFmt w:val="decimal"/>
+      <w:lvlText w:val="%6."/>
+      <w:lvlJc w:val="left"/>
+      <w:pPr>
+        <w:tabs>
+          <w:tab w:val="num" w:pos="4320"/>
+        </w:tabs>
+        <w:ind w:left="4320" w:hanging="360"/>
+      </w:pPr>
+    </w:lvl>
+    <w:lvl w:ilvl="6" w:tentative="1">
+      <w:start w:val="1"/>
+      <w:numFmt w:val="decimal"/>
+      <w:lvlText w:val="%7."/>
+      <w:lvlJc w:val="left"/>
+      <w:pPr>
+        <w:tabs>
+          <w:tab w:val="num" w:pos="5040"/>
+        </w:tabs>
+        <w:ind w:left="5040" w:hanging="360"/>
+      </w:pPr>
+    </w:lvl>
+    <w:lvl w:ilvl="7" w:tentative="1">
+      <w:start w:val="1"/>
+      <w:numFmt w:val="decimal"/>
+      <w:lvlText w:val="%8."/>
+      <w:lvlJc w:val="left"/>
+      <w:pPr>
+        <w:tabs>
+          <w:tab w:val="num" w:pos="5760"/>
+        </w:tabs>
+        <w:ind w:left="5760" w:hanging="360"/>
+      </w:pPr>
+    </w:lvl>
+    <w:lvl w:ilvl="8" w:tentative="1">
+      <w:start w:val="1"/>
+      <w:numFmt w:val="decimal"/>
+      <w:lvlText w:val="%9."/>
+      <w:lvlJc w:val="left"/>
+      <w:pPr>
+        <w:tabs>
+          <w:tab w:val="num" w:pos="6480"/>
+        </w:tabs>
+        <w:ind w:left="6480" w:hanging="360"/>
+      </w:pPr>
+    </w:lvl>
+  </w:abstractNum>
+  <w:abstractNum w:abstractNumId="4" w15:restartNumberingAfterBreak="0">
     <w:nsid w:val="173F7248"/>
     <w:multiLevelType w:val="multilevel"/>
     <w:tmpl w:val="E34422BC"/>
@@ -12511,7 +19129,156 @@
       </w:rPr>
     </w:lvl>
   </w:abstractNum>
-  <w:abstractNum w:abstractNumId="4" w15:restartNumberingAfterBreak="0">
+  <w:abstractNum w:abstractNumId="5" w15:restartNumberingAfterBreak="0">
+    <w:nsid w:val="187F7062"/>
+    <w:multiLevelType w:val="multilevel"/>
+    <w:tmpl w:val="408E043A"/>
+    <w:lvl w:ilvl="0">
+      <w:start w:val="1"/>
+      <w:numFmt w:val="bullet"/>
+      <w:lvlText w:val=""/>
+      <w:lvlJc w:val="left"/>
+      <w:pPr>
+        <w:tabs>
+          <w:tab w:val="num" w:pos="720"/>
+        </w:tabs>
+        <w:ind w:left="720" w:hanging="360"/>
+      </w:pPr>
+      <w:rPr>
+        <w:rFonts w:ascii="Symbol" w:hAnsi="Symbol" w:hint="default"/>
+        <w:sz w:val="20"/>
+      </w:rPr>
+    </w:lvl>
+    <w:lvl w:ilvl="1" w:tentative="1">
+      <w:start w:val="1"/>
+      <w:numFmt w:val="bullet"/>
+      <w:lvlText w:val="o"/>
+      <w:lvlJc w:val="left"/>
+      <w:pPr>
+        <w:tabs>
+          <w:tab w:val="num" w:pos="1440"/>
+        </w:tabs>
+        <w:ind w:left="1440" w:hanging="360"/>
+      </w:pPr>
+      <w:rPr>
+        <w:rFonts w:ascii="Courier New" w:hAnsi="Courier New" w:hint="default"/>
+        <w:sz w:val="20"/>
+      </w:rPr>
+    </w:lvl>
+    <w:lvl w:ilvl="2" w:tentative="1">
+      <w:start w:val="1"/>
+      <w:numFmt w:val="bullet"/>
+      <w:lvlText w:val=""/>
+      <w:lvlJc w:val="left"/>
+      <w:pPr>
+        <w:tabs>
+          <w:tab w:val="num" w:pos="2160"/>
+        </w:tabs>
+        <w:ind w:left="2160" w:hanging="360"/>
+      </w:pPr>
+      <w:rPr>
+        <w:rFonts w:ascii="Wingdings" w:hAnsi="Wingdings" w:hint="default"/>
+        <w:sz w:val="20"/>
+      </w:rPr>
+    </w:lvl>
+    <w:lvl w:ilvl="3" w:tentative="1">
+      <w:start w:val="1"/>
+      <w:numFmt w:val="bullet"/>
+      <w:lvlText w:val=""/>
+      <w:lvlJc w:val="left"/>
+      <w:pPr>
+        <w:tabs>
+          <w:tab w:val="num" w:pos="2880"/>
+        </w:tabs>
+        <w:ind w:left="2880" w:hanging="360"/>
+      </w:pPr>
+      <w:rPr>
+        <w:rFonts w:ascii="Wingdings" w:hAnsi="Wingdings" w:hint="default"/>
+        <w:sz w:val="20"/>
+      </w:rPr>
+    </w:lvl>
+    <w:lvl w:ilvl="4" w:tentative="1">
+      <w:start w:val="1"/>
+      <w:numFmt w:val="bullet"/>
+      <w:lvlText w:val=""/>
+      <w:lvlJc w:val="left"/>
+      <w:pPr>
+        <w:tabs>
+          <w:tab w:val="num" w:pos="3600"/>
+        </w:tabs>
+        <w:ind w:left="3600" w:hanging="360"/>
+      </w:pPr>
+      <w:rPr>
+        <w:rFonts w:ascii="Wingdings" w:hAnsi="Wingdings" w:hint="default"/>
+        <w:sz w:val="20"/>
+      </w:rPr>
+    </w:lvl>
+    <w:lvl w:ilvl="5" w:tentative="1">
+      <w:start w:val="1"/>
+      <w:numFmt w:val="bullet"/>
+      <w:lvlText w:val=""/>
+      <w:lvlJc w:val="left"/>
+      <w:pPr>
+        <w:tabs>
+          <w:tab w:val="num" w:pos="4320"/>
+        </w:tabs>
+        <w:ind w:left="4320" w:hanging="360"/>
+      </w:pPr>
+      <w:rPr>
+        <w:rFonts w:ascii="Wingdings" w:hAnsi="Wingdings" w:hint="default"/>
+        <w:sz w:val="20"/>
+      </w:rPr>
+    </w:lvl>
+    <w:lvl w:ilvl="6" w:tentative="1">
+      <w:start w:val="1"/>
+      <w:numFmt w:val="bullet"/>
+      <w:lvlText w:val=""/>
+      <w:lvlJc w:val="left"/>
+      <w:pPr>
+        <w:tabs>
+          <w:tab w:val="num" w:pos="5040"/>
+        </w:tabs>
+        <w:ind w:left="5040" w:hanging="360"/>
+      </w:pPr>
+      <w:rPr>
+        <w:rFonts w:ascii="Wingdings" w:hAnsi="Wingdings" w:hint="default"/>
+        <w:sz w:val="20"/>
+      </w:rPr>
+    </w:lvl>
+    <w:lvl w:ilvl="7" w:tentative="1">
+      <w:start w:val="1"/>
+      <w:numFmt w:val="bullet"/>
+      <w:lvlText w:val=""/>
+      <w:lvlJc w:val="left"/>
+      <w:pPr>
+        <w:tabs>
+          <w:tab w:val="num" w:pos="5760"/>
+        </w:tabs>
+        <w:ind w:left="5760" w:hanging="360"/>
+      </w:pPr>
+      <w:rPr>
+        <w:rFonts w:ascii="Wingdings" w:hAnsi="Wingdings" w:hint="default"/>
+        <w:sz w:val="20"/>
+      </w:rPr>
+    </w:lvl>
+    <w:lvl w:ilvl="8" w:tentative="1">
+      <w:start w:val="1"/>
+      <w:numFmt w:val="bullet"/>
+      <w:lvlText w:val=""/>
+      <w:lvlJc w:val="left"/>
+      <w:pPr>
+        <w:tabs>
+          <w:tab w:val="num" w:pos="6480"/>
+        </w:tabs>
+        <w:ind w:left="6480" w:hanging="360"/>
+      </w:pPr>
+      <w:rPr>
+        <w:rFonts w:ascii="Wingdings" w:hAnsi="Wingdings" w:hint="default"/>
+        <w:sz w:val="20"/>
+      </w:rPr>
+    </w:lvl>
+  </w:abstractNum>
+  <w:abstractNum w:abstractNumId="6" w15:restartNumberingAfterBreak="0">
     <w:nsid w:val="195048AB"/>
     <w:multiLevelType w:val="multilevel"/>
     <w:tmpl w:val="14D22FE0"/>
@@ -12628,7 +19395,7 @@
       </w:pPr>
     </w:lvl>
   </w:abstractNum>
-  <w:abstractNum w:abstractNumId="5" w15:restartNumberingAfterBreak="0">
+  <w:abstractNum w:abstractNumId="7" w15:restartNumberingAfterBreak="0">
     <w:nsid w:val="218A6578"/>
     <w:multiLevelType w:val="multilevel"/>
     <w:tmpl w:val="F10CDF68"/>
@@ -12741,7 +19508,7 @@
       </w:pPr>
     </w:lvl>
   </w:abstractNum>
-  <w:abstractNum w:abstractNumId="6" w15:restartNumberingAfterBreak="0">
+  <w:abstractNum w:abstractNumId="8" w15:restartNumberingAfterBreak="0">
     <w:nsid w:val="253510C4"/>
     <w:multiLevelType w:val="multilevel"/>
     <w:tmpl w:val="E506A4F4"/>
@@ -12890,7 +19657,7 @@
       </w:rPr>
     </w:lvl>
   </w:abstractNum>
-  <w:abstractNum w:abstractNumId="7" w15:restartNumberingAfterBreak="0">
+  <w:abstractNum w:abstractNumId="9" w15:restartNumberingAfterBreak="0">
     <w:nsid w:val="4335125F"/>
     <w:multiLevelType w:val="multilevel"/>
     <w:tmpl w:val="DCECCDB0"/>
@@ -13039,7 +19806,7 @@
       </w:rPr>
     </w:lvl>
   </w:abstractNum>
-  <w:abstractNum w:abstractNumId="8" w15:restartNumberingAfterBreak="0">
+  <w:abstractNum w:abstractNumId="10" w15:restartNumberingAfterBreak="0">
     <w:nsid w:val="44523CC7"/>
     <w:multiLevelType w:val="multilevel"/>
     <w:tmpl w:val="E25EC1D0"/>
@@ -13188,7 +19955,7 @@
       </w:rPr>
     </w:lvl>
   </w:abstractNum>
-  <w:abstractNum w:abstractNumId="9" w15:restartNumberingAfterBreak="0">
+  <w:abstractNum w:abstractNumId="11" w15:restartNumberingAfterBreak="0">
     <w:nsid w:val="445D6E72"/>
     <w:multiLevelType w:val="multilevel"/>
     <w:tmpl w:val="C3148148"/>
@@ -13301,7 +20068,7 @@
       </w:pPr>
     </w:lvl>
   </w:abstractNum>
-  <w:abstractNum w:abstractNumId="10" w15:restartNumberingAfterBreak="0">
+  <w:abstractNum w:abstractNumId="12" w15:restartNumberingAfterBreak="0">
     <w:nsid w:val="4A097356"/>
     <w:multiLevelType w:val="multilevel"/>
     <w:tmpl w:val="FAB6A63A"/>
@@ -13450,7 +20217,7 @@
       </w:rPr>
     </w:lvl>
   </w:abstractNum>
-  <w:abstractNum w:abstractNumId="11" w15:restartNumberingAfterBreak="0">
+  <w:abstractNum w:abstractNumId="13" w15:restartNumberingAfterBreak="0">
     <w:nsid w:val="4C243BCD"/>
     <w:multiLevelType w:val="multilevel"/>
     <w:tmpl w:val="B1D23D68"/>
@@ -13599,7 +20366,7 @@
       </w:rPr>
     </w:lvl>
   </w:abstractNum>
-  <w:abstractNum w:abstractNumId="12" w15:restartNumberingAfterBreak="0">
+  <w:abstractNum w:abstractNumId="14" w15:restartNumberingAfterBreak="0">
     <w:nsid w:val="4CE414E7"/>
     <w:multiLevelType w:val="multilevel"/>
     <w:tmpl w:val="4590359A"/>
@@ -13748,7 +20515,7 @@
       </w:rPr>
     </w:lvl>
   </w:abstractNum>
-  <w:abstractNum w:abstractNumId="13" w15:restartNumberingAfterBreak="0">
+  <w:abstractNum w:abstractNumId="15" w15:restartNumberingAfterBreak="0">
     <w:nsid w:val="4E0014CC"/>
     <w:multiLevelType w:val="multilevel"/>
     <w:tmpl w:val="080405EC"/>
@@ -13897,7 +20664,7 @@
       </w:rPr>
     </w:lvl>
   </w:abstractNum>
-  <w:abstractNum w:abstractNumId="14" w15:restartNumberingAfterBreak="0">
+  <w:abstractNum w:abstractNumId="16" w15:restartNumberingAfterBreak="0">
     <w:nsid w:val="50D11FF5"/>
     <w:multiLevelType w:val="multilevel"/>
     <w:tmpl w:val="5EB6D36C"/>
@@ -14046,7 +20813,7 @@
       </w:rPr>
     </w:lvl>
   </w:abstractNum>
-  <w:abstractNum w:abstractNumId="15" w15:restartNumberingAfterBreak="0">
+  <w:abstractNum w:abstractNumId="17" w15:restartNumberingAfterBreak="0">
     <w:nsid w:val="517841DB"/>
     <w:multiLevelType w:val="multilevel"/>
     <w:tmpl w:val="493CEE50"/>
@@ -14195,7 +20962,7 @@
       </w:rPr>
     </w:lvl>
   </w:abstractNum>
-  <w:abstractNum w:abstractNumId="16" w15:restartNumberingAfterBreak="0">
+  <w:abstractNum w:abstractNumId="18" w15:restartNumberingAfterBreak="0">
     <w:nsid w:val="558A536C"/>
     <w:multiLevelType w:val="multilevel"/>
     <w:tmpl w:val="573AA152"/>
@@ -14344,7 +21111,7 @@
       </w:rPr>
     </w:lvl>
   </w:abstractNum>
-  <w:abstractNum w:abstractNumId="17" w15:restartNumberingAfterBreak="0">
+  <w:abstractNum w:abstractNumId="19" w15:restartNumberingAfterBreak="0">
     <w:nsid w:val="592D4AD7"/>
     <w:multiLevelType w:val="multilevel"/>
     <w:tmpl w:val="AE50DB2C"/>
@@ -14493,7 +21260,7 @@
       </w:rPr>
     </w:lvl>
   </w:abstractNum>
-  <w:abstractNum w:abstractNumId="18" w15:restartNumberingAfterBreak="0">
+  <w:abstractNum w:abstractNumId="20" w15:restartNumberingAfterBreak="0">
     <w:nsid w:val="5CE57F13"/>
     <w:multiLevelType w:val="multilevel"/>
     <w:tmpl w:val="BC327698"/>
@@ -14642,7 +21409,7 @@
       </w:rPr>
     </w:lvl>
   </w:abstractNum>
-  <w:abstractNum w:abstractNumId="19" w15:restartNumberingAfterBreak="0">
+  <w:abstractNum w:abstractNumId="21" w15:restartNumberingAfterBreak="0">
     <w:nsid w:val="60B24B17"/>
     <w:multiLevelType w:val="multilevel"/>
     <w:tmpl w:val="08388B80"/>
@@ -14755,7 +21522,7 @@
       </w:pPr>
     </w:lvl>
   </w:abstractNum>
-  <w:abstractNum w:abstractNumId="20" w15:restartNumberingAfterBreak="0">
+  <w:abstractNum w:abstractNumId="22" w15:restartNumberingAfterBreak="0">
     <w:nsid w:val="6B590059"/>
     <w:multiLevelType w:val="multilevel"/>
     <w:tmpl w:val="0D40AF70"/>
@@ -14904,7 +21671,7 @@
       </w:rPr>
     </w:lvl>
   </w:abstractNum>
-  <w:abstractNum w:abstractNumId="21" w15:restartNumberingAfterBreak="0">
+  <w:abstractNum w:abstractNumId="23" w15:restartNumberingAfterBreak="0">
     <w:nsid w:val="6BDB0319"/>
     <w:multiLevelType w:val="multilevel"/>
     <w:tmpl w:val="0B04EFC4"/>
@@ -15017,7 +21784,7 @@
       </w:pPr>
     </w:lvl>
   </w:abstractNum>
-  <w:abstractNum w:abstractNumId="22" w15:restartNumberingAfterBreak="0">
+  <w:abstractNum w:abstractNumId="24" w15:restartNumberingAfterBreak="0">
     <w:nsid w:val="6E03483D"/>
     <w:multiLevelType w:val="multilevel"/>
     <w:tmpl w:val="168C4902"/>
@@ -15166,7 +21933,7 @@
       </w:rPr>
     </w:lvl>
   </w:abstractNum>
-  <w:abstractNum w:abstractNumId="23" w15:restartNumberingAfterBreak="0">
+  <w:abstractNum w:abstractNumId="25" w15:restartNumberingAfterBreak="0">
     <w:nsid w:val="6F846C02"/>
     <w:multiLevelType w:val="multilevel"/>
     <w:tmpl w:val="8E4ED39A"/>
@@ -15315,7 +22082,7 @@
       </w:rPr>
     </w:lvl>
   </w:abstractNum>
-  <w:abstractNum w:abstractNumId="24" w15:restartNumberingAfterBreak="0">
+  <w:abstractNum w:abstractNumId="26" w15:restartNumberingAfterBreak="0">
     <w:nsid w:val="6F8757C9"/>
     <w:multiLevelType w:val="multilevel"/>
     <w:tmpl w:val="1E866468"/>
@@ -15464,7 +22231,156 @@
       </w:rPr>
     </w:lvl>
   </w:abstractNum>
-  <w:abstractNum w:abstractNumId="25" w15:restartNumberingAfterBreak="0">
+  <w:abstractNum w:abstractNumId="27" w15:restartNumberingAfterBreak="0">
+    <w:nsid w:val="708271CE"/>
+    <w:multiLevelType w:val="multilevel"/>
+    <w:tmpl w:val="5A76B384"/>
+    <w:lvl w:ilvl="0">
+      <w:start w:val="1"/>
+      <w:numFmt w:val="bullet"/>
+      <w:lvlText w:val=""/>
+      <w:lvlJc w:val="left"/>
+      <w:pPr>
+        <w:tabs>
+          <w:tab w:val="num" w:pos="720"/>
+        </w:tabs>
+        <w:ind w:left="720" w:hanging="360"/>
+      </w:pPr>
+      <w:rPr>
+        <w:rFonts w:ascii="Symbol" w:hAnsi="Symbol" w:hint="default"/>
+        <w:sz w:val="20"/>
+      </w:rPr>
+    </w:lvl>
+    <w:lvl w:ilvl="1" w:tentative="1">
+      <w:start w:val="1"/>
+      <w:numFmt w:val="bullet"/>
+      <w:lvlText w:val="o"/>
+      <w:lvlJc w:val="left"/>
+      <w:pPr>
+        <w:tabs>
+          <w:tab w:val="num" w:pos="1440"/>
+        </w:tabs>
+        <w:ind w:left="1440" w:hanging="360"/>
+      </w:pPr>
+      <w:rPr>
+        <w:rFonts w:ascii="Courier New" w:hAnsi="Courier New" w:hint="default"/>
+        <w:sz w:val="20"/>
+      </w:rPr>
+    </w:lvl>
+    <w:lvl w:ilvl="2" w:tentative="1">
+      <w:start w:val="1"/>
+      <w:numFmt w:val="bullet"/>
+      <w:lvlText w:val=""/>
+      <w:lvlJc w:val="left"/>
+      <w:pPr>
+        <w:tabs>
+          <w:tab w:val="num" w:pos="2160"/>
+        </w:tabs>
+        <w:ind w:left="2160" w:hanging="360"/>
+      </w:pPr>
+      <w:rPr>
+        <w:rFonts w:ascii="Wingdings" w:hAnsi="Wingdings" w:hint="default"/>
+        <w:sz w:val="20"/>
+      </w:rPr>
+    </w:lvl>
+    <w:lvl w:ilvl="3" w:tentative="1">
+      <w:start w:val="1"/>
+      <w:numFmt w:val="bullet"/>
+      <w:lvlText w:val=""/>
+      <w:lvlJc w:val="left"/>
+      <w:pPr>
+        <w:tabs>
+          <w:tab w:val="num" w:pos="2880"/>
+        </w:tabs>
+        <w:ind w:left="2880" w:hanging="360"/>
+      </w:pPr>
+      <w:rPr>
+        <w:rFonts w:ascii="Wingdings" w:hAnsi="Wingdings" w:hint="default"/>
+        <w:sz w:val="20"/>
+      </w:rPr>
+    </w:lvl>
+    <w:lvl w:ilvl="4" w:tentative="1">
+      <w:start w:val="1"/>
+      <w:numFmt w:val="bullet"/>
+      <w:lvlText w:val=""/>
+      <w:lvlJc w:val="left"/>
+      <w:pPr>
+        <w:tabs>
+          <w:tab w:val="num" w:pos="3600"/>
+        </w:tabs>
+        <w:ind w:left="3600" w:hanging="360"/>
+      </w:pPr>
+      <w:rPr>
+        <w:rFonts w:ascii="Wingdings" w:hAnsi="Wingdings" w:hint="default"/>
+        <w:sz w:val="20"/>
+      </w:rPr>
+    </w:lvl>
+    <w:lvl w:ilvl="5" w:tentative="1">
+      <w:start w:val="1"/>
+      <w:numFmt w:val="bullet"/>
+      <w:lvlText w:val=""/>
+      <w:lvlJc w:val="left"/>
+      <w:pPr>
+        <w:tabs>
+          <w:tab w:val="num" w:pos="4320"/>
+        </w:tabs>
+        <w:ind w:left="4320" w:hanging="360"/>
+      </w:pPr>
+      <w:rPr>
+        <w:rFonts w:ascii="Wingdings" w:hAnsi="Wingdings" w:hint="default"/>
+        <w:sz w:val="20"/>
+      </w:rPr>
+    </w:lvl>
+    <w:lvl w:ilvl="6" w:tentative="1">
+      <w:start w:val="1"/>
+      <w:numFmt w:val="bullet"/>
+      <w:lvlText w:val=""/>
+      <w:lvlJc w:val="left"/>
+      <w:pPr>
+        <w:tabs>
+          <w:tab w:val="num" w:pos="5040"/>
+        </w:tabs>
+        <w:ind w:left="5040" w:hanging="360"/>
+      </w:pPr>
+      <w:rPr>
+        <w:rFonts w:ascii="Wingdings" w:hAnsi="Wingdings" w:hint="default"/>
+        <w:sz w:val="20"/>
+      </w:rPr>
+    </w:lvl>
+    <w:lvl w:ilvl="7" w:tentative="1">
+      <w:start w:val="1"/>
+      <w:numFmt w:val="bullet"/>
+      <w:lvlText w:val=""/>
+      <w:lvlJc w:val="left"/>
+      <w:pPr>
+        <w:tabs>
+          <w:tab w:val="num" w:pos="5760"/>
+        </w:tabs>
+        <w:ind w:left="5760" w:hanging="360"/>
+      </w:pPr>
+      <w:rPr>
+        <w:rFonts w:ascii="Wingdings" w:hAnsi="Wingdings" w:hint="default"/>
+        <w:sz w:val="20"/>
+      </w:rPr>
+    </w:lvl>
+    <w:lvl w:ilvl="8" w:tentative="1">
+      <w:start w:val="1"/>
+      <w:numFmt w:val="bullet"/>
+      <w:lvlText w:val=""/>
+      <w:lvlJc w:val="left"/>
+      <w:pPr>
+        <w:tabs>
+          <w:tab w:val="num" w:pos="6480"/>
+        </w:tabs>
+        <w:ind w:left="6480" w:hanging="360"/>
+      </w:pPr>
+      <w:rPr>
+        <w:rFonts w:ascii="Wingdings" w:hAnsi="Wingdings" w:hint="default"/>
+        <w:sz w:val="20"/>
+      </w:rPr>
+    </w:lvl>
+  </w:abstractNum>
+  <w:abstractNum w:abstractNumId="28" w15:restartNumberingAfterBreak="0">
     <w:nsid w:val="74215AEA"/>
     <w:multiLevelType w:val="multilevel"/>
     <w:tmpl w:val="21201578"/>
@@ -15613,7 +22529,7 @@
       </w:rPr>
     </w:lvl>
   </w:abstractNum>
-  <w:abstractNum w:abstractNumId="26" w15:restartNumberingAfterBreak="0">
+  <w:abstractNum w:abstractNumId="29" w15:restartNumberingAfterBreak="0">
     <w:nsid w:val="7E99770A"/>
     <w:multiLevelType w:val="multilevel"/>
     <w:tmpl w:val="2454293A"/>
@@ -15762,7 +22678,7 @@
       </w:rPr>
     </w:lvl>
   </w:abstractNum>
-  <w:abstractNum w:abstractNumId="27" w15:restartNumberingAfterBreak="0">
+  <w:abstractNum w:abstractNumId="30" w15:restartNumberingAfterBreak="0">
     <w:nsid w:val="7F1E7901"/>
     <w:multiLevelType w:val="multilevel"/>
     <w:tmpl w:val="D264D2D6"/>
@@ -15911,7 +22827,7 @@
       </w:rPr>
     </w:lvl>
   </w:abstractNum>
-  <w:abstractNum w:abstractNumId="28" w15:restartNumberingAfterBreak="0">
+  <w:abstractNum w:abstractNumId="31" w15:restartNumberingAfterBreak="0">
     <w:nsid w:val="7FBA5B30"/>
     <w:multiLevelType w:val="multilevel"/>
     <w:tmpl w:val="19703912"/>
@@ -16061,79 +22977,79 @@
     </w:lvl>
   </w:abstractNum>
   <w:num w:numId="1" w16cid:durableId="2001418342">
+    <w:abstractNumId w:val="31"/>
+  </w:num>
+  <w:num w:numId="2" w16cid:durableId="150953808">
+    <w:abstractNumId w:val="4"/>
+  </w:num>
+  <w:num w:numId="3" w16cid:durableId="2011909488">
+    <w:abstractNumId w:val="22"/>
+  </w:num>
+  <w:num w:numId="4" w16cid:durableId="798038733">
+    <w:abstractNumId w:val="24"/>
+  </w:num>
+  <w:num w:numId="5" w16cid:durableId="1696883458">
+    <w:abstractNumId w:val="14"/>
+  </w:num>
+  <w:num w:numId="6" w16cid:durableId="678049242">
+    <w:abstractNumId w:val="13"/>
+  </w:num>
+  <w:num w:numId="7" w16cid:durableId="1426266917">
+    <w:abstractNumId w:val="12"/>
+  </w:num>
+  <w:num w:numId="8" w16cid:durableId="1439523340">
+    <w:abstractNumId w:val="15"/>
+  </w:num>
+  <w:num w:numId="9" w16cid:durableId="1252278909">
+    <w:abstractNumId w:val="9"/>
+  </w:num>
+  <w:num w:numId="10" w16cid:durableId="1901163033">
     <w:abstractNumId w:val="28"/>
   </w:num>
-  <w:num w:numId="2" w16cid:durableId="150953808">
-    <w:abstractNumId w:val="3"/>
+  <w:num w:numId="11" w16cid:durableId="1103569426">
+    <w:abstractNumId w:val="26"/>
   </w:num>
-  <w:num w:numId="3" w16cid:durableId="2011909488">
-    <w:abstractNumId w:val="20"/>
-  </w:num>
-  <w:num w:numId="4" w16cid:durableId="798038733">
-    <w:abstractNumId w:val="22"/>
-  </w:num>
-  <w:num w:numId="5" w16cid:durableId="1696883458">
-    <w:abstractNumId w:val="12"/>
-  </w:num>
-  <w:num w:numId="6" w16cid:durableId="678049242">
-    <w:abstractNumId w:val="11"/>
-  </w:num>
-  <w:num w:numId="7" w16cid:durableId="1426266917">
-    <w:abstractNumId w:val="10"/>
-  </w:num>
-  <w:num w:numId="8" w16cid:durableId="1439523340">
-    <w:abstractNumId w:val="13"/>
-  </w:num>
-  <w:num w:numId="9" w16cid:durableId="1252278909">
-    <w:abstractNumId w:val="7"/>
-  </w:num>
-  <w:num w:numId="10" w16cid:durableId="1901163033">
+  <w:num w:numId="12" w16cid:durableId="864755192">
     <w:abstractNumId w:val="25"/>
   </w:num>
-  <w:num w:numId="11" w16cid:durableId="1103569426">
-    <w:abstractNumId w:val="24"/>
-  </w:num>
-  <w:num w:numId="12" w16cid:durableId="864755192">
-    <w:abstractNumId w:val="23"/>
-  </w:num>
   <w:num w:numId="13" w16cid:durableId="1736396898">
-    <w:abstractNumId w:val="17"/>
+    <w:abstractNumId w:val="19"/>
   </w:num>
   <w:num w:numId="14" w16cid:durableId="440565051">
-    <w:abstractNumId w:val="16"/>
+    <w:abstractNumId w:val="18"/>
   </w:num>
   <w:num w:numId="15" w16cid:durableId="28535236">
-    <w:abstractNumId w:val="27"/>
+    <w:abstractNumId w:val="30"/>
   </w:num>
   <w:num w:numId="16" w16cid:durableId="1071657930">
-    <w:abstractNumId w:val="14"/>
+    <w:abstractNumId w:val="16"/>
   </w:num>
   <w:num w:numId="17" w16cid:durableId="834683684">
     <w:abstractNumId w:val="1"/>
   </w:num>
   <w:num w:numId="18" w16cid:durableId="705106198">
-    <w:abstractNumId w:val="19"/>
+    <w:abstractNumId w:val="21"/>
   </w:num>
   <w:num w:numId="19" w16cid:durableId="597375680">
-    <w:abstractNumId w:val="9"/>
+    <w:abstractNumId w:val="11"/>
   </w:num>
   <w:num w:numId="20" w16cid:durableId="1566183778">
-    <w:abstractNumId w:val="21"/>
+    <w:abstractNumId w:val="23"/>
   </w:num>
   <w:num w:numId="21" w16cid:durableId="236594903">
-    <w:abstractNumId w:val="4"/>
+    <w:abstractNumId w:val="6"/>
   </w:num>
   <w:num w:numId="22" w16cid:durableId="672337402">
-    <w:abstractNumId w:val="5"/>
+    <w:abstractNumId w:val="7"/>
   </w:num>
   <w:num w:numId="23" w16cid:durableId="511722076">
-    <w:abstractNumId w:val="18"/>
+    <w:abstractNumId w:val="20"/>
   </w:num>
   <w:num w:numId="24" w16cid:durableId="2127238089">
-    <w:abstractNumId w:val="26"/>
+    <w:abstractNumId w:val="29"/>
   </w:num>
   <w:num w:numId="25" w16cid:durableId="1915165939">
-    <w:abstractNumId w:val="8"/>
+    <w:abstractNumId w:val="10"/>
   </w:num>
   <w:num w:numId="26" w16cid:durableId="1116758647">
     <w:abstractNumId w:val="2"/>
@@ -16142,10 +23058,19 @@
     <w:abstractNumId w:val="0"/>
   </w:num>
   <w:num w:numId="28" w16cid:durableId="1667200865">
-    <w:abstractNumId w:val="6"/>
+    <w:abstractNumId w:val="8"/>
   </w:num>
   <w:num w:numId="29" w16cid:durableId="2065521687">
-    <w:abstractNumId w:val="15"/>
+    <w:abstractNumId w:val="17"/>
+  </w:num>
+  <w:num w:numId="30" w16cid:durableId="911738261">
+    <w:abstractNumId w:val="27"/>
+  </w:num>
+  <w:num w:numId="31" w16cid:durableId="520825808">
+    <w:abstractNumId w:val="3"/>
+  </w:num>
+  <w:num w:numId="32" w16cid:durableId="838302535">
+    <w:abstractNumId w:val="5"/>
   </w:num>
 </w:numbering>
 </file>
@@ -16750,7 +23675,6 @@
   <w:style w:type="character" w:default="1" w:styleId="DefaultParagraphFont">
     <w:name w:val="Default Paragraph Font"/>
     <w:uiPriority w:val="1"/>
-    <w:semiHidden/>
     <w:unhideWhenUsed/>
   </w:style>
   <w:style w:type="table" w:default="1" w:styleId="TableNormal">
